--- a/College Name.docx
+++ b/College Name.docx
@@ -379,6 +379,32 @@
           <w:u w:val="single"/>
         </w:rPr>
       </w:pPr>
+    </w:p>
+    <w:p>
+      <w:pPr>
+        <w:ind w:hanging="697"/>
+        <w:jc w:val="center"/>
+        <w:rPr>
+          <w:b/>
+          <w:bCs/>
+          <w:sz w:val="24"/>
+          <w:szCs w:val="24"/>
+          <w:u w:val="single"/>
+        </w:rPr>
+      </w:pPr>
+    </w:p>
+    <w:p>
+      <w:pPr>
+        <w:ind w:hanging="697"/>
+        <w:jc w:val="center"/>
+        <w:rPr>
+          <w:b/>
+          <w:bCs/>
+          <w:sz w:val="24"/>
+          <w:szCs w:val="24"/>
+          <w:u w:val="single"/>
+        </w:rPr>
+      </w:pPr>
       <w:r>
         <w:rPr>
           <w:b/>
@@ -393,142 +419,42 @@
     </w:p>
     <w:tbl>
       <w:tblPr>
-        <w:tblW w:w="12295" w:type="dxa"/>
-        <w:tblCellSpacing w:w="15" w:type="dxa"/>
-        <w:tblCellMar>
-          <w:top w:w="15" w:type="dxa"/>
-          <w:left w:w="15" w:type="dxa"/>
-          <w:bottom w:w="15" w:type="dxa"/>
-          <w:right w:w="15" w:type="dxa"/>
-        </w:tblCellMar>
+        <w:tblStyle w:val="TableGrid"/>
+        <w:tblpPr w:leftFromText="180" w:rightFromText="180" w:vertAnchor="text" w:tblpY="1"/>
+        <w:tblOverlap w:val="never"/>
+        <w:tblW w:w="9634" w:type="dxa"/>
+        <w:tblBorders>
+          <w:top w:val="none" w:sz="0" w:space="0" w:color="auto"/>
+          <w:left w:val="none" w:sz="0" w:space="0" w:color="auto"/>
+          <w:bottom w:val="none" w:sz="0" w:space="0" w:color="auto"/>
+          <w:right w:val="none" w:sz="0" w:space="0" w:color="auto"/>
+          <w:insideH w:val="none" w:sz="0" w:space="0" w:color="auto"/>
+          <w:insideV w:val="none" w:sz="0" w:space="0" w:color="auto"/>
+        </w:tblBorders>
         <w:tblLook w:val="04A0" w:firstRow="1" w:lastRow="0" w:firstColumn="1" w:lastColumn="0" w:noHBand="0" w:noVBand="1"/>
       </w:tblPr>
       <w:tblGrid>
-        <w:gridCol w:w="7938"/>
-        <w:gridCol w:w="4357"/>
+        <w:gridCol w:w="7951"/>
+        <w:gridCol w:w="1683"/>
       </w:tblGrid>
       <w:tr>
         <w:trPr>
           <w:trHeight w:val="25"/>
-          <w:tblHeader/>
-          <w:tblCellSpacing w:w="15" w:type="dxa"/>
         </w:trPr>
         <w:tc>
           <w:tcPr>
-            <w:tcW w:w="7893" w:type="dxa"/>
-            <w:vAlign w:val="center"/>
+            <w:tcW w:w="7951" w:type="dxa"/>
             <w:hideMark/>
           </w:tcPr>
           <w:p>
             <w:pPr>
-              <w:spacing w:before="0" w:beforeAutospacing="0"/>
+              <w:spacing w:beforeAutospacing="0" w:after="100"/>
               <w:ind w:hanging="697"/>
               <w:rPr>
                 <w:b/>
                 <w:bCs/>
                 <w:sz w:val="28"/>
                 <w:szCs w:val="28"/>
-              </w:rPr>
-            </w:pPr>
-            <w:r>
-              <w:rPr>
-                <w:b/>
-                <w:bCs/>
-                <w:sz w:val="28"/>
-                <w:szCs w:val="28"/>
-              </w:rPr>
-              <w:t>Content</w:t>
-            </w:r>
-          </w:p>
-        </w:tc>
-        <w:tc>
-          <w:tcPr>
-            <w:tcW w:w="4312" w:type="dxa"/>
-            <w:vAlign w:val="center"/>
-            <w:hideMark/>
-          </w:tcPr>
-          <w:p>
-            <w:pPr>
-              <w:spacing w:before="0" w:beforeAutospacing="0"/>
-              <w:ind w:hanging="697"/>
-              <w:rPr>
-                <w:b/>
-                <w:bCs/>
-                <w:sz w:val="24"/>
-                <w:szCs w:val="24"/>
-              </w:rPr>
-            </w:pPr>
-            <w:r>
-              <w:rPr>
-                <w:b/>
-                <w:bCs/>
-                <w:sz w:val="28"/>
-                <w:szCs w:val="28"/>
-              </w:rPr>
-              <w:t>Page No.</w:t>
-            </w:r>
-          </w:p>
-        </w:tc>
-      </w:tr>
-      <w:tr>
-        <w:trPr>
-          <w:trHeight w:val="30"/>
-          <w:tblHeader/>
-          <w:tblCellSpacing w:w="15" w:type="dxa"/>
-        </w:trPr>
-        <w:tc>
-          <w:tcPr>
-            <w:tcW w:w="7893" w:type="dxa"/>
-            <w:vAlign w:val="center"/>
-          </w:tcPr>
-          <w:p>
-            <w:pPr>
-              <w:spacing w:before="0" w:beforeAutospacing="0" w:after="0" w:afterAutospacing="0"/>
-              <w:ind w:left="0" w:firstLine="0"/>
-              <w:rPr>
-                <w:b/>
-                <w:bCs/>
-                <w:sz w:val="24"/>
-                <w:szCs w:val="24"/>
-              </w:rPr>
-            </w:pPr>
-          </w:p>
-        </w:tc>
-        <w:tc>
-          <w:tcPr>
-            <w:tcW w:w="4312" w:type="dxa"/>
-            <w:vAlign w:val="center"/>
-          </w:tcPr>
-          <w:p>
-            <w:pPr>
-              <w:spacing w:before="0" w:beforeAutospacing="0" w:after="0" w:afterAutospacing="0"/>
-              <w:ind w:left="0" w:firstLine="0"/>
-              <w:rPr>
-                <w:b/>
-                <w:bCs/>
-                <w:sz w:val="24"/>
-                <w:szCs w:val="24"/>
-              </w:rPr>
-            </w:pPr>
-          </w:p>
-        </w:tc>
-      </w:tr>
-      <w:tr>
-        <w:trPr>
-          <w:tblCellSpacing w:w="15" w:type="dxa"/>
-        </w:trPr>
-        <w:tc>
-          <w:tcPr>
-            <w:tcW w:w="7893" w:type="dxa"/>
-            <w:vAlign w:val="center"/>
-            <w:hideMark/>
-          </w:tcPr>
-          <w:p>
-            <w:pPr>
-              <w:ind w:hanging="697"/>
-              <w:rPr>
-                <w:sz w:val="24"/>
-                <w:szCs w:val="24"/>
               </w:rPr>
             </w:pPr>
             <w:r>
@@ -541,18 +467,18 @@
               <mc:AlternateContent>
                 <mc:Choice Requires="wps">
                   <w:drawing>
-                    <wp:anchor distT="0" distB="0" distL="114300" distR="114300" simplePos="0" relativeHeight="251661312" behindDoc="0" locked="0" layoutInCell="1" allowOverlap="1" wp14:anchorId="3FA70409" wp14:editId="5BD710C4">
+                    <wp:anchor distT="0" distB="0" distL="114300" distR="114300" simplePos="0" relativeHeight="251685888" behindDoc="0" locked="0" layoutInCell="1" allowOverlap="1" wp14:anchorId="7BE7DC81" wp14:editId="242C7735">
                       <wp:simplePos x="0" y="0"/>
                       <wp:positionH relativeFrom="column">
-                        <wp:posOffset>-178435</wp:posOffset>
+                        <wp:posOffset>-253218</wp:posOffset>
                       </wp:positionH>
                       <wp:positionV relativeFrom="paragraph">
-                        <wp:posOffset>-251460</wp:posOffset>
+                        <wp:posOffset>217415</wp:posOffset>
                       </wp:positionV>
-                      <wp:extent cx="6119495" cy="0"/>
+                      <wp:extent cx="6120000" cy="0"/>
                       <wp:effectExtent l="0" t="0" r="0" b="0"/>
                       <wp:wrapNone/>
-                      <wp:docPr id="2080746381" name="Straight Connector 5"/>
+                      <wp:docPr id="527841810" name="Straight Connector 5"/>
                       <wp:cNvGraphicFramePr/>
                       <a:graphic xmlns:a="http://schemas.openxmlformats.org/drawingml/2006/main">
                         <a:graphicData uri="http://schemas.microsoft.com/office/word/2010/wordprocessingShape">
@@ -561,7 +487,7 @@
                             <wps:spPr>
                               <a:xfrm flipV="1">
                                 <a:off x="0" y="0"/>
-                                <a:ext cx="6119495" cy="0"/>
+                                <a:ext cx="6120000" cy="0"/>
                               </a:xfrm>
                               <a:prstGeom prst="line">
                                 <a:avLst/>
@@ -596,13 +522,67 @@
                 </mc:Choice>
                 <mc:Fallback>
                   <w:pict>
-                    <v:line w14:anchorId="723B1F4E" id="Straight Connector 5" o:spid="_x0000_s1026" style="position:absolute;flip:y;z-index:251661312;visibility:visible;mso-wrap-style:square;mso-width-percent:0;mso-height-percent:0;mso-wrap-distance-left:9pt;mso-wrap-distance-top:0;mso-wrap-distance-right:9pt;mso-wrap-distance-bottom:0;mso-position-horizontal:absolute;mso-position-horizontal-relative:text;mso-position-vertical:absolute;mso-position-vertical-relative:text;mso-width-percent:0;mso-height-percent:0;mso-width-relative:margin;mso-height-relative:margin" from="-14.05pt,-19.8pt" to="467.8pt,-19.8pt" o:gfxdata="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" strokecolor="#a5a5a5 [3206]" strokeweight="1pt">
+                    <v:line w14:anchorId="3AD1C24B" id="Straight Connector 5" o:spid="_x0000_s1026" style="position:absolute;flip:y;z-index:251685888;visibility:visible;mso-wrap-style:square;mso-width-percent:0;mso-height-percent:0;mso-wrap-distance-left:9pt;mso-wrap-distance-top:0;mso-wrap-distance-right:9pt;mso-wrap-distance-bottom:0;mso-position-horizontal:absolute;mso-position-horizontal-relative:text;mso-position-vertical:absolute;mso-position-vertical-relative:text;mso-width-percent:0;mso-height-percent:0;mso-width-relative:margin;mso-height-relative:margin" from="-19.95pt,17.1pt" to="461.95pt,17.1pt" o:gfxdata="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" strokecolor="#a5a5a5 [3206]" strokeweight="1pt">
                       <v:stroke joinstyle="miter"/>
                     </v:line>
                   </w:pict>
                 </mc:Fallback>
               </mc:AlternateContent>
             </w:r>
+            <w:r>
+              <w:rPr>
+                <w:b/>
+                <w:bCs/>
+                <w:sz w:val="28"/>
+                <w:szCs w:val="28"/>
+              </w:rPr>
+              <w:t>Content</w:t>
+            </w:r>
+          </w:p>
+        </w:tc>
+        <w:tc>
+          <w:tcPr>
+            <w:tcW w:w="1683" w:type="dxa"/>
+            <w:hideMark/>
+          </w:tcPr>
+          <w:p>
+            <w:pPr>
+              <w:spacing w:beforeAutospacing="0" w:after="100"/>
+              <w:ind w:hanging="697"/>
+              <w:rPr>
+                <w:b/>
+                <w:bCs/>
+                <w:sz w:val="24"/>
+                <w:szCs w:val="24"/>
+              </w:rPr>
+            </w:pPr>
+            <w:r>
+              <w:rPr>
+                <w:b/>
+                <w:bCs/>
+                <w:sz w:val="28"/>
+                <w:szCs w:val="28"/>
+              </w:rPr>
+              <w:t>Page No.</w:t>
+            </w:r>
+          </w:p>
+        </w:tc>
+      </w:tr>
+      <w:tr>
+        <w:tc>
+          <w:tcPr>
+            <w:tcW w:w="7951" w:type="dxa"/>
+            <w:hideMark/>
+          </w:tcPr>
+          <w:p>
+            <w:pPr>
+              <w:spacing w:before="100" w:after="100"/>
+              <w:ind w:hanging="697"/>
+              <w:rPr>
+                <w:sz w:val="24"/>
+                <w:szCs w:val="24"/>
+              </w:rPr>
+            </w:pPr>
             <w:r>
               <w:rPr>
                 <w:b/>
@@ -616,12 +596,12 @@
         </w:tc>
         <w:tc>
           <w:tcPr>
-            <w:tcW w:w="4312" w:type="dxa"/>
-            <w:vAlign w:val="center"/>
+            <w:tcW w:w="1683" w:type="dxa"/>
             <w:hideMark/>
           </w:tcPr>
           <w:p>
             <w:pPr>
+              <w:spacing w:before="100" w:after="100"/>
               <w:ind w:hanging="697"/>
               <w:rPr>
                 <w:sz w:val="24"/>
@@ -639,17 +619,14 @@
         </w:tc>
       </w:tr>
       <w:tr>
-        <w:trPr>
-          <w:tblCellSpacing w:w="15" w:type="dxa"/>
-        </w:trPr>
         <w:tc>
           <w:tcPr>
-            <w:tcW w:w="7893" w:type="dxa"/>
-            <w:vAlign w:val="center"/>
+            <w:tcW w:w="7951" w:type="dxa"/>
             <w:hideMark/>
           </w:tcPr>
           <w:p>
             <w:pPr>
+              <w:spacing w:before="100" w:after="100"/>
               <w:ind w:hanging="697"/>
               <w:rPr>
                 <w:sz w:val="24"/>
@@ -669,12 +646,12 @@
         </w:tc>
         <w:tc>
           <w:tcPr>
-            <w:tcW w:w="4312" w:type="dxa"/>
-            <w:vAlign w:val="center"/>
+            <w:tcW w:w="1683" w:type="dxa"/>
             <w:hideMark/>
           </w:tcPr>
           <w:p>
             <w:pPr>
+              <w:spacing w:before="100" w:after="100"/>
               <w:ind w:hanging="697"/>
               <w:rPr>
                 <w:sz w:val="24"/>
@@ -692,17 +669,14 @@
         </w:tc>
       </w:tr>
       <w:tr>
-        <w:trPr>
-          <w:tblCellSpacing w:w="15" w:type="dxa"/>
-        </w:trPr>
         <w:tc>
           <w:tcPr>
-            <w:tcW w:w="7893" w:type="dxa"/>
-            <w:vAlign w:val="center"/>
+            <w:tcW w:w="7951" w:type="dxa"/>
             <w:hideMark/>
           </w:tcPr>
           <w:p>
             <w:pPr>
+              <w:spacing w:before="100" w:after="100"/>
               <w:ind w:hanging="697"/>
               <w:rPr>
                 <w:sz w:val="24"/>
@@ -722,12 +696,12 @@
         </w:tc>
         <w:tc>
           <w:tcPr>
-            <w:tcW w:w="4312" w:type="dxa"/>
-            <w:vAlign w:val="center"/>
+            <w:tcW w:w="1683" w:type="dxa"/>
             <w:hideMark/>
           </w:tcPr>
           <w:p>
             <w:pPr>
+              <w:spacing w:before="100" w:after="100"/>
               <w:ind w:hanging="697"/>
               <w:rPr>
                 <w:sz w:val="24"/>
@@ -745,17 +719,14 @@
         </w:tc>
       </w:tr>
       <w:tr>
-        <w:trPr>
-          <w:tblCellSpacing w:w="15" w:type="dxa"/>
-        </w:trPr>
         <w:tc>
           <w:tcPr>
-            <w:tcW w:w="7893" w:type="dxa"/>
-            <w:vAlign w:val="center"/>
+            <w:tcW w:w="7951" w:type="dxa"/>
             <w:hideMark/>
           </w:tcPr>
           <w:p>
             <w:pPr>
+              <w:spacing w:before="100" w:after="100"/>
               <w:ind w:hanging="697"/>
               <w:rPr>
                 <w:sz w:val="24"/>
@@ -773,12 +744,12 @@
         </w:tc>
         <w:tc>
           <w:tcPr>
-            <w:tcW w:w="4312" w:type="dxa"/>
-            <w:vAlign w:val="center"/>
+            <w:tcW w:w="1683" w:type="dxa"/>
             <w:hideMark/>
           </w:tcPr>
           <w:p>
             <w:pPr>
+              <w:spacing w:before="100" w:after="100"/>
               <w:ind w:hanging="697"/>
               <w:rPr>
                 <w:sz w:val="24"/>
@@ -789,17 +760,14 @@
         </w:tc>
       </w:tr>
       <w:tr>
-        <w:trPr>
-          <w:tblCellSpacing w:w="15" w:type="dxa"/>
-        </w:trPr>
         <w:tc>
           <w:tcPr>
-            <w:tcW w:w="7893" w:type="dxa"/>
-            <w:vAlign w:val="center"/>
+            <w:tcW w:w="7951" w:type="dxa"/>
             <w:hideMark/>
           </w:tcPr>
           <w:p>
             <w:pPr>
+              <w:spacing w:before="100" w:after="100"/>
               <w:ind w:hanging="697"/>
               <w:rPr>
                 <w:sz w:val="24"/>
@@ -817,12 +785,12 @@
         </w:tc>
         <w:tc>
           <w:tcPr>
-            <w:tcW w:w="4312" w:type="dxa"/>
-            <w:vAlign w:val="center"/>
+            <w:tcW w:w="1683" w:type="dxa"/>
             <w:hideMark/>
           </w:tcPr>
           <w:p>
             <w:pPr>
+              <w:spacing w:before="100" w:after="100"/>
               <w:ind w:hanging="697"/>
               <w:rPr>
                 <w:sz w:val="24"/>
@@ -833,17 +801,14 @@
         </w:tc>
       </w:tr>
       <w:tr>
-        <w:trPr>
-          <w:tblCellSpacing w:w="15" w:type="dxa"/>
-        </w:trPr>
         <w:tc>
           <w:tcPr>
-            <w:tcW w:w="7893" w:type="dxa"/>
-            <w:vAlign w:val="center"/>
+            <w:tcW w:w="7951" w:type="dxa"/>
             <w:hideMark/>
           </w:tcPr>
           <w:p>
             <w:pPr>
+              <w:spacing w:before="100" w:after="100"/>
               <w:ind w:hanging="697"/>
               <w:rPr>
                 <w:sz w:val="24"/>
@@ -861,12 +826,12 @@
         </w:tc>
         <w:tc>
           <w:tcPr>
-            <w:tcW w:w="4312" w:type="dxa"/>
-            <w:vAlign w:val="center"/>
+            <w:tcW w:w="1683" w:type="dxa"/>
             <w:hideMark/>
           </w:tcPr>
           <w:p>
             <w:pPr>
+              <w:spacing w:before="100" w:after="100"/>
               <w:ind w:hanging="697"/>
               <w:rPr>
                 <w:sz w:val="24"/>
@@ -877,17 +842,14 @@
         </w:tc>
       </w:tr>
       <w:tr>
-        <w:trPr>
-          <w:tblCellSpacing w:w="15" w:type="dxa"/>
-        </w:trPr>
         <w:tc>
           <w:tcPr>
-            <w:tcW w:w="7893" w:type="dxa"/>
-            <w:vAlign w:val="center"/>
+            <w:tcW w:w="7951" w:type="dxa"/>
             <w:hideMark/>
           </w:tcPr>
           <w:p>
             <w:pPr>
+              <w:spacing w:before="100" w:after="100"/>
               <w:ind w:hanging="697"/>
               <w:rPr>
                 <w:sz w:val="24"/>
@@ -905,12 +867,12 @@
         </w:tc>
         <w:tc>
           <w:tcPr>
-            <w:tcW w:w="4312" w:type="dxa"/>
-            <w:vAlign w:val="center"/>
+            <w:tcW w:w="1683" w:type="dxa"/>
             <w:hideMark/>
           </w:tcPr>
           <w:p>
             <w:pPr>
+              <w:spacing w:before="100" w:after="100"/>
               <w:ind w:hanging="697"/>
               <w:rPr>
                 <w:sz w:val="24"/>
@@ -921,17 +883,14 @@
         </w:tc>
       </w:tr>
       <w:tr>
-        <w:trPr>
-          <w:tblCellSpacing w:w="15" w:type="dxa"/>
-        </w:trPr>
         <w:tc>
           <w:tcPr>
-            <w:tcW w:w="7893" w:type="dxa"/>
-            <w:vAlign w:val="center"/>
+            <w:tcW w:w="7951" w:type="dxa"/>
             <w:hideMark/>
           </w:tcPr>
           <w:p>
             <w:pPr>
+              <w:spacing w:before="100" w:after="100"/>
               <w:ind w:hanging="697"/>
               <w:rPr>
                 <w:sz w:val="24"/>
@@ -951,12 +910,12 @@
         </w:tc>
         <w:tc>
           <w:tcPr>
-            <w:tcW w:w="4312" w:type="dxa"/>
-            <w:vAlign w:val="center"/>
+            <w:tcW w:w="1683" w:type="dxa"/>
             <w:hideMark/>
           </w:tcPr>
           <w:p>
             <w:pPr>
+              <w:spacing w:before="100" w:after="100"/>
               <w:ind w:hanging="697"/>
               <w:rPr>
                 <w:sz w:val="24"/>
@@ -974,17 +933,14 @@
         </w:tc>
       </w:tr>
       <w:tr>
-        <w:trPr>
-          <w:tblCellSpacing w:w="15" w:type="dxa"/>
-        </w:trPr>
         <w:tc>
           <w:tcPr>
-            <w:tcW w:w="7893" w:type="dxa"/>
-            <w:vAlign w:val="center"/>
+            <w:tcW w:w="7951" w:type="dxa"/>
             <w:hideMark/>
           </w:tcPr>
           <w:p>
             <w:pPr>
+              <w:spacing w:before="100" w:after="100"/>
               <w:ind w:hanging="697"/>
               <w:rPr>
                 <w:sz w:val="24"/>
@@ -1002,12 +958,12 @@
         </w:tc>
         <w:tc>
           <w:tcPr>
-            <w:tcW w:w="4312" w:type="dxa"/>
-            <w:vAlign w:val="center"/>
+            <w:tcW w:w="1683" w:type="dxa"/>
             <w:hideMark/>
           </w:tcPr>
           <w:p>
             <w:pPr>
+              <w:spacing w:before="100" w:after="100"/>
               <w:ind w:hanging="697"/>
               <w:rPr>
                 <w:sz w:val="24"/>
@@ -1018,17 +974,14 @@
         </w:tc>
       </w:tr>
       <w:tr>
-        <w:trPr>
-          <w:tblCellSpacing w:w="15" w:type="dxa"/>
-        </w:trPr>
         <w:tc>
           <w:tcPr>
-            <w:tcW w:w="7893" w:type="dxa"/>
-            <w:vAlign w:val="center"/>
+            <w:tcW w:w="7951" w:type="dxa"/>
             <w:hideMark/>
           </w:tcPr>
           <w:p>
             <w:pPr>
+              <w:spacing w:before="100" w:after="100"/>
               <w:ind w:hanging="697"/>
               <w:rPr>
                 <w:sz w:val="24"/>
@@ -1046,12 +999,12 @@
         </w:tc>
         <w:tc>
           <w:tcPr>
-            <w:tcW w:w="4312" w:type="dxa"/>
-            <w:vAlign w:val="center"/>
+            <w:tcW w:w="1683" w:type="dxa"/>
             <w:hideMark/>
           </w:tcPr>
           <w:p>
             <w:pPr>
+              <w:spacing w:before="100" w:after="100"/>
               <w:ind w:hanging="697"/>
               <w:rPr>
                 <w:sz w:val="24"/>
@@ -1062,17 +1015,14 @@
         </w:tc>
       </w:tr>
       <w:tr>
-        <w:trPr>
-          <w:tblCellSpacing w:w="15" w:type="dxa"/>
-        </w:trPr>
         <w:tc>
           <w:tcPr>
-            <w:tcW w:w="7893" w:type="dxa"/>
-            <w:vAlign w:val="center"/>
+            <w:tcW w:w="7951" w:type="dxa"/>
             <w:hideMark/>
           </w:tcPr>
           <w:p>
             <w:pPr>
+              <w:spacing w:before="100" w:after="100"/>
               <w:ind w:hanging="697"/>
               <w:rPr>
                 <w:sz w:val="24"/>
@@ -1090,12 +1040,12 @@
         </w:tc>
         <w:tc>
           <w:tcPr>
-            <w:tcW w:w="4312" w:type="dxa"/>
-            <w:vAlign w:val="center"/>
+            <w:tcW w:w="1683" w:type="dxa"/>
             <w:hideMark/>
           </w:tcPr>
           <w:p>
             <w:pPr>
+              <w:spacing w:before="100" w:after="100"/>
               <w:ind w:hanging="697"/>
               <w:rPr>
                 <w:sz w:val="24"/>
@@ -1106,17 +1056,14 @@
         </w:tc>
       </w:tr>
       <w:tr>
-        <w:trPr>
-          <w:tblCellSpacing w:w="15" w:type="dxa"/>
-        </w:trPr>
         <w:tc>
           <w:tcPr>
-            <w:tcW w:w="7893" w:type="dxa"/>
-            <w:vAlign w:val="center"/>
+            <w:tcW w:w="7951" w:type="dxa"/>
             <w:hideMark/>
           </w:tcPr>
           <w:p>
             <w:pPr>
+              <w:spacing w:before="100" w:after="100"/>
               <w:ind w:hanging="697"/>
               <w:rPr>
                 <w:sz w:val="24"/>
@@ -1143,12 +1090,12 @@
         </w:tc>
         <w:tc>
           <w:tcPr>
-            <w:tcW w:w="4312" w:type="dxa"/>
-            <w:vAlign w:val="center"/>
+            <w:tcW w:w="1683" w:type="dxa"/>
             <w:hideMark/>
           </w:tcPr>
           <w:p>
             <w:pPr>
+              <w:spacing w:before="100" w:after="100"/>
               <w:ind w:hanging="697"/>
               <w:rPr>
                 <w:sz w:val="24"/>
@@ -1159,17 +1106,14 @@
         </w:tc>
       </w:tr>
       <w:tr>
-        <w:trPr>
-          <w:tblCellSpacing w:w="15" w:type="dxa"/>
-        </w:trPr>
         <w:tc>
           <w:tcPr>
-            <w:tcW w:w="7893" w:type="dxa"/>
-            <w:vAlign w:val="center"/>
+            <w:tcW w:w="7951" w:type="dxa"/>
             <w:hideMark/>
           </w:tcPr>
           <w:p>
             <w:pPr>
+              <w:spacing w:before="100" w:after="100"/>
               <w:ind w:hanging="697"/>
               <w:rPr>
                 <w:sz w:val="24"/>
@@ -1189,12 +1133,12 @@
         </w:tc>
         <w:tc>
           <w:tcPr>
-            <w:tcW w:w="4312" w:type="dxa"/>
-            <w:vAlign w:val="center"/>
+            <w:tcW w:w="1683" w:type="dxa"/>
             <w:hideMark/>
           </w:tcPr>
           <w:p>
             <w:pPr>
+              <w:spacing w:before="100" w:after="100"/>
               <w:ind w:hanging="697"/>
               <w:rPr>
                 <w:sz w:val="24"/>
@@ -1212,17 +1156,14 @@
         </w:tc>
       </w:tr>
       <w:tr>
-        <w:trPr>
-          <w:tblCellSpacing w:w="15" w:type="dxa"/>
-        </w:trPr>
         <w:tc>
           <w:tcPr>
-            <w:tcW w:w="7893" w:type="dxa"/>
-            <w:vAlign w:val="center"/>
+            <w:tcW w:w="7951" w:type="dxa"/>
             <w:hideMark/>
           </w:tcPr>
           <w:p>
             <w:pPr>
+              <w:spacing w:before="100" w:after="100"/>
               <w:ind w:hanging="697"/>
               <w:rPr>
                 <w:sz w:val="24"/>
@@ -1240,12 +1181,12 @@
         </w:tc>
         <w:tc>
           <w:tcPr>
-            <w:tcW w:w="4312" w:type="dxa"/>
-            <w:vAlign w:val="center"/>
+            <w:tcW w:w="1683" w:type="dxa"/>
             <w:hideMark/>
           </w:tcPr>
           <w:p>
             <w:pPr>
+              <w:spacing w:before="100" w:after="100"/>
               <w:ind w:hanging="697"/>
               <w:rPr>
                 <w:sz w:val="24"/>
@@ -1256,17 +1197,14 @@
         </w:tc>
       </w:tr>
       <w:tr>
-        <w:trPr>
-          <w:tblCellSpacing w:w="15" w:type="dxa"/>
-        </w:trPr>
         <w:tc>
           <w:tcPr>
-            <w:tcW w:w="7893" w:type="dxa"/>
-            <w:vAlign w:val="center"/>
+            <w:tcW w:w="7951" w:type="dxa"/>
             <w:hideMark/>
           </w:tcPr>
           <w:p>
             <w:pPr>
+              <w:spacing w:before="100" w:after="100"/>
               <w:ind w:hanging="697"/>
               <w:rPr>
                 <w:sz w:val="24"/>
@@ -1284,12 +1222,12 @@
         </w:tc>
         <w:tc>
           <w:tcPr>
-            <w:tcW w:w="4312" w:type="dxa"/>
-            <w:vAlign w:val="center"/>
+            <w:tcW w:w="1683" w:type="dxa"/>
             <w:hideMark/>
           </w:tcPr>
           <w:p>
             <w:pPr>
+              <w:spacing w:before="100" w:after="100"/>
               <w:ind w:hanging="697"/>
               <w:rPr>
                 <w:sz w:val="24"/>
@@ -1300,17 +1238,14 @@
         </w:tc>
       </w:tr>
       <w:tr>
-        <w:trPr>
-          <w:tblCellSpacing w:w="15" w:type="dxa"/>
-        </w:trPr>
         <w:tc>
           <w:tcPr>
-            <w:tcW w:w="7893" w:type="dxa"/>
-            <w:vAlign w:val="center"/>
+            <w:tcW w:w="7951" w:type="dxa"/>
             <w:hideMark/>
           </w:tcPr>
           <w:p>
             <w:pPr>
+              <w:spacing w:before="100" w:after="100"/>
               <w:ind w:hanging="697"/>
               <w:rPr>
                 <w:sz w:val="24"/>
@@ -1328,12 +1263,12 @@
         </w:tc>
         <w:tc>
           <w:tcPr>
-            <w:tcW w:w="4312" w:type="dxa"/>
-            <w:vAlign w:val="center"/>
+            <w:tcW w:w="1683" w:type="dxa"/>
             <w:hideMark/>
           </w:tcPr>
           <w:p>
             <w:pPr>
+              <w:spacing w:before="100" w:after="100"/>
               <w:ind w:hanging="697"/>
               <w:rPr>
                 <w:sz w:val="24"/>
@@ -1344,17 +1279,14 @@
         </w:tc>
       </w:tr>
       <w:tr>
-        <w:trPr>
-          <w:tblCellSpacing w:w="15" w:type="dxa"/>
-        </w:trPr>
         <w:tc>
           <w:tcPr>
-            <w:tcW w:w="7893" w:type="dxa"/>
-            <w:vAlign w:val="center"/>
+            <w:tcW w:w="7951" w:type="dxa"/>
             <w:hideMark/>
           </w:tcPr>
           <w:p>
             <w:pPr>
+              <w:spacing w:before="100" w:after="100"/>
               <w:ind w:hanging="697"/>
               <w:rPr>
                 <w:sz w:val="24"/>
@@ -1372,12 +1304,12 @@
         </w:tc>
         <w:tc>
           <w:tcPr>
-            <w:tcW w:w="4312" w:type="dxa"/>
-            <w:vAlign w:val="center"/>
+            <w:tcW w:w="1683" w:type="dxa"/>
             <w:hideMark/>
           </w:tcPr>
           <w:p>
             <w:pPr>
+              <w:spacing w:before="100" w:after="100"/>
               <w:ind w:hanging="697"/>
               <w:rPr>
                 <w:sz w:val="24"/>
@@ -1388,17 +1320,14 @@
         </w:tc>
       </w:tr>
       <w:tr>
-        <w:trPr>
-          <w:tblCellSpacing w:w="15" w:type="dxa"/>
-        </w:trPr>
         <w:tc>
           <w:tcPr>
-            <w:tcW w:w="7893" w:type="dxa"/>
-            <w:vAlign w:val="center"/>
+            <w:tcW w:w="7951" w:type="dxa"/>
             <w:hideMark/>
           </w:tcPr>
           <w:p>
             <w:pPr>
+              <w:spacing w:before="100" w:after="100"/>
               <w:ind w:hanging="697"/>
               <w:rPr>
                 <w:sz w:val="24"/>
@@ -1416,12 +1345,12 @@
         </w:tc>
         <w:tc>
           <w:tcPr>
-            <w:tcW w:w="4312" w:type="dxa"/>
-            <w:vAlign w:val="center"/>
+            <w:tcW w:w="1683" w:type="dxa"/>
             <w:hideMark/>
           </w:tcPr>
           <w:p>
             <w:pPr>
+              <w:spacing w:before="100" w:after="100"/>
               <w:ind w:hanging="697"/>
               <w:rPr>
                 <w:sz w:val="24"/>
@@ -1432,17 +1361,14 @@
         </w:tc>
       </w:tr>
       <w:tr>
-        <w:trPr>
-          <w:tblCellSpacing w:w="15" w:type="dxa"/>
-        </w:trPr>
         <w:tc>
           <w:tcPr>
-            <w:tcW w:w="7893" w:type="dxa"/>
-            <w:vAlign w:val="center"/>
+            <w:tcW w:w="7951" w:type="dxa"/>
             <w:hideMark/>
           </w:tcPr>
           <w:p>
             <w:pPr>
+              <w:spacing w:before="100" w:after="100"/>
               <w:ind w:hanging="697"/>
               <w:rPr>
                 <w:sz w:val="24"/>
@@ -1460,12 +1386,12 @@
         </w:tc>
         <w:tc>
           <w:tcPr>
-            <w:tcW w:w="4312" w:type="dxa"/>
-            <w:vAlign w:val="center"/>
+            <w:tcW w:w="1683" w:type="dxa"/>
             <w:hideMark/>
           </w:tcPr>
           <w:p>
             <w:pPr>
+              <w:spacing w:before="100" w:after="100"/>
               <w:ind w:hanging="697"/>
               <w:rPr>
                 <w:sz w:val="24"/>
@@ -1476,17 +1402,14 @@
         </w:tc>
       </w:tr>
       <w:tr>
-        <w:trPr>
-          <w:tblCellSpacing w:w="15" w:type="dxa"/>
-        </w:trPr>
         <w:tc>
           <w:tcPr>
-            <w:tcW w:w="7893" w:type="dxa"/>
-            <w:vAlign w:val="center"/>
+            <w:tcW w:w="7951" w:type="dxa"/>
             <w:hideMark/>
           </w:tcPr>
           <w:p>
             <w:pPr>
+              <w:spacing w:before="100" w:after="100"/>
               <w:ind w:hanging="697"/>
               <w:rPr>
                 <w:sz w:val="24"/>
@@ -1504,12 +1427,12 @@
         </w:tc>
         <w:tc>
           <w:tcPr>
-            <w:tcW w:w="4312" w:type="dxa"/>
-            <w:vAlign w:val="center"/>
+            <w:tcW w:w="1683" w:type="dxa"/>
             <w:hideMark/>
           </w:tcPr>
           <w:p>
             <w:pPr>
+              <w:spacing w:before="100" w:after="100"/>
               <w:ind w:hanging="697"/>
               <w:rPr>
                 <w:sz w:val="24"/>
@@ -1520,17 +1443,14 @@
         </w:tc>
       </w:tr>
       <w:tr>
-        <w:trPr>
-          <w:tblCellSpacing w:w="15" w:type="dxa"/>
-        </w:trPr>
         <w:tc>
           <w:tcPr>
-            <w:tcW w:w="7893" w:type="dxa"/>
-            <w:vAlign w:val="center"/>
+            <w:tcW w:w="7951" w:type="dxa"/>
             <w:hideMark/>
           </w:tcPr>
           <w:p>
             <w:pPr>
+              <w:spacing w:before="100" w:after="100"/>
               <w:ind w:hanging="697"/>
               <w:rPr>
                 <w:sz w:val="24"/>
@@ -1548,12 +1468,12 @@
         </w:tc>
         <w:tc>
           <w:tcPr>
-            <w:tcW w:w="4312" w:type="dxa"/>
-            <w:vAlign w:val="center"/>
+            <w:tcW w:w="1683" w:type="dxa"/>
             <w:hideMark/>
           </w:tcPr>
           <w:p>
             <w:pPr>
+              <w:spacing w:before="100" w:after="100"/>
               <w:ind w:hanging="697"/>
               <w:rPr>
                 <w:sz w:val="24"/>
@@ -1564,17 +1484,14 @@
         </w:tc>
       </w:tr>
       <w:tr>
-        <w:trPr>
-          <w:tblCellSpacing w:w="15" w:type="dxa"/>
-        </w:trPr>
         <w:tc>
           <w:tcPr>
-            <w:tcW w:w="7893" w:type="dxa"/>
-            <w:vAlign w:val="center"/>
+            <w:tcW w:w="7951" w:type="dxa"/>
             <w:hideMark/>
           </w:tcPr>
           <w:p>
             <w:pPr>
+              <w:spacing w:before="100" w:after="100"/>
               <w:ind w:hanging="697"/>
               <w:rPr>
                 <w:sz w:val="24"/>
@@ -1592,12 +1509,12 @@
         </w:tc>
         <w:tc>
           <w:tcPr>
-            <w:tcW w:w="4312" w:type="dxa"/>
-            <w:vAlign w:val="center"/>
+            <w:tcW w:w="1683" w:type="dxa"/>
             <w:hideMark/>
           </w:tcPr>
           <w:p>
             <w:pPr>
+              <w:spacing w:before="100" w:after="100"/>
               <w:ind w:hanging="697"/>
               <w:rPr>
                 <w:sz w:val="24"/>
@@ -1608,106 +1525,13 @@
         </w:tc>
       </w:tr>
       <w:tr>
-        <w:trPr>
-          <w:tblCellSpacing w:w="15" w:type="dxa"/>
-        </w:trPr>
         <w:tc>
           <w:tcPr>
-            <w:tcW w:w="7893" w:type="dxa"/>
-            <w:vAlign w:val="center"/>
-            <w:hideMark/>
+            <w:tcW w:w="7951" w:type="dxa"/>
           </w:tcPr>
           <w:p>
             <w:pPr>
               <w:ind w:hanging="697"/>
-              <w:rPr>
-                <w:b/>
-                <w:bCs/>
-                <w:sz w:val="24"/>
-                <w:szCs w:val="24"/>
-              </w:rPr>
-            </w:pPr>
-          </w:p>
-          <w:p>
-            <w:pPr>
-              <w:ind w:hanging="697"/>
-              <w:rPr>
-                <w:b/>
-                <w:bCs/>
-                <w:sz w:val="24"/>
-                <w:szCs w:val="24"/>
-              </w:rPr>
-            </w:pPr>
-          </w:p>
-          <w:p>
-            <w:pPr>
-              <w:ind w:hanging="697"/>
-              <w:rPr>
-                <w:b/>
-                <w:bCs/>
-                <w:sz w:val="24"/>
-                <w:szCs w:val="24"/>
-              </w:rPr>
-            </w:pPr>
-          </w:p>
-          <w:p>
-            <w:pPr>
-              <w:ind w:hanging="697"/>
-              <w:rPr>
-                <w:b/>
-                <w:bCs/>
-                <w:sz w:val="24"/>
-                <w:szCs w:val="24"/>
-              </w:rPr>
-            </w:pPr>
-          </w:p>
-          <w:p>
-            <w:pPr>
-              <w:ind w:hanging="697"/>
-              <w:rPr>
-                <w:b/>
-                <w:bCs/>
-                <w:sz w:val="24"/>
-                <w:szCs w:val="24"/>
-              </w:rPr>
-            </w:pPr>
-          </w:p>
-          <w:p>
-            <w:pPr>
-              <w:ind w:hanging="697"/>
-              <w:rPr>
-                <w:b/>
-                <w:bCs/>
-                <w:sz w:val="24"/>
-                <w:szCs w:val="24"/>
-              </w:rPr>
-            </w:pPr>
-          </w:p>
-          <w:p>
-            <w:pPr>
-              <w:ind w:left="0" w:firstLine="0"/>
-              <w:rPr>
-                <w:b/>
-                <w:bCs/>
-                <w:sz w:val="24"/>
-                <w:szCs w:val="24"/>
-              </w:rPr>
-            </w:pPr>
-          </w:p>
-          <w:p>
-            <w:pPr>
-              <w:ind w:left="0" w:firstLine="0"/>
-              <w:rPr>
-                <w:b/>
-                <w:bCs/>
-                <w:sz w:val="24"/>
-                <w:szCs w:val="24"/>
-              </w:rPr>
-            </w:pPr>
-          </w:p>
-          <w:p>
-            <w:pPr>
-              <w:ind w:left="0" w:firstLine="0"/>
               <w:rPr>
                 <w:sz w:val="24"/>
                 <w:szCs w:val="24"/>
@@ -1726,9 +1550,7 @@
         </w:tc>
         <w:tc>
           <w:tcPr>
-            <w:tcW w:w="4312" w:type="dxa"/>
-            <w:vAlign w:val="center"/>
-            <w:hideMark/>
+            <w:tcW w:w="1683" w:type="dxa"/>
           </w:tcPr>
           <w:p>
             <w:pPr>
@@ -1739,99 +1561,17 @@
               </w:rPr>
             </w:pPr>
           </w:p>
-          <w:p>
-            <w:pPr>
-              <w:ind w:hanging="697"/>
-              <w:rPr>
-                <w:sz w:val="24"/>
-                <w:szCs w:val="24"/>
-              </w:rPr>
-            </w:pPr>
-          </w:p>
-          <w:p>
-            <w:pPr>
-              <w:ind w:hanging="697"/>
-              <w:rPr>
-                <w:sz w:val="24"/>
-                <w:szCs w:val="24"/>
-              </w:rPr>
-            </w:pPr>
-          </w:p>
-          <w:p>
-            <w:pPr>
-              <w:ind w:hanging="697"/>
-              <w:rPr>
-                <w:sz w:val="24"/>
-                <w:szCs w:val="24"/>
-              </w:rPr>
-            </w:pPr>
-          </w:p>
-          <w:p>
-            <w:pPr>
-              <w:ind w:hanging="697"/>
-              <w:rPr>
-                <w:sz w:val="24"/>
-                <w:szCs w:val="24"/>
-              </w:rPr>
-            </w:pPr>
-          </w:p>
-          <w:p>
-            <w:pPr>
-              <w:ind w:hanging="697"/>
-              <w:rPr>
-                <w:sz w:val="24"/>
-                <w:szCs w:val="24"/>
-              </w:rPr>
-            </w:pPr>
-          </w:p>
-          <w:p>
-            <w:pPr>
-              <w:ind w:hanging="697"/>
-              <w:rPr>
-                <w:sz w:val="24"/>
-                <w:szCs w:val="24"/>
-              </w:rPr>
-            </w:pPr>
-          </w:p>
-          <w:p>
-            <w:pPr>
-              <w:ind w:hanging="697"/>
-              <w:rPr>
-                <w:sz w:val="24"/>
-                <w:szCs w:val="24"/>
-              </w:rPr>
-            </w:pPr>
-          </w:p>
-          <w:p>
-            <w:pPr>
-              <w:ind w:hanging="697"/>
-              <w:rPr>
-                <w:sz w:val="24"/>
-                <w:szCs w:val="24"/>
-              </w:rPr>
-            </w:pPr>
-            <w:r>
-              <w:rPr>
-                <w:sz w:val="24"/>
-                <w:szCs w:val="24"/>
-              </w:rPr>
-              <w:t>13–18</w:t>
-            </w:r>
-          </w:p>
         </w:tc>
       </w:tr>
       <w:tr>
-        <w:trPr>
-          <w:tblCellSpacing w:w="15" w:type="dxa"/>
-        </w:trPr>
         <w:tc>
           <w:tcPr>
-            <w:tcW w:w="7893" w:type="dxa"/>
-            <w:vAlign w:val="center"/>
+            <w:tcW w:w="7951" w:type="dxa"/>
             <w:hideMark/>
           </w:tcPr>
           <w:p>
             <w:pPr>
+              <w:spacing w:before="100" w:after="100"/>
               <w:ind w:hanging="697"/>
               <w:rPr>
                 <w:sz w:val="24"/>
@@ -1849,12 +1589,12 @@
         </w:tc>
         <w:tc>
           <w:tcPr>
-            <w:tcW w:w="4312" w:type="dxa"/>
-            <w:vAlign w:val="center"/>
+            <w:tcW w:w="1683" w:type="dxa"/>
             <w:hideMark/>
           </w:tcPr>
           <w:p>
             <w:pPr>
+              <w:spacing w:before="100" w:after="100"/>
               <w:ind w:hanging="697"/>
               <w:rPr>
                 <w:sz w:val="24"/>
@@ -1865,17 +1605,14 @@
         </w:tc>
       </w:tr>
       <w:tr>
-        <w:trPr>
-          <w:tblCellSpacing w:w="15" w:type="dxa"/>
-        </w:trPr>
         <w:tc>
           <w:tcPr>
-            <w:tcW w:w="7893" w:type="dxa"/>
-            <w:vAlign w:val="center"/>
+            <w:tcW w:w="7951" w:type="dxa"/>
             <w:hideMark/>
           </w:tcPr>
           <w:p>
             <w:pPr>
+              <w:spacing w:before="100" w:after="100"/>
               <w:ind w:hanging="697"/>
               <w:rPr>
                 <w:sz w:val="24"/>
@@ -1893,12 +1630,12 @@
         </w:tc>
         <w:tc>
           <w:tcPr>
-            <w:tcW w:w="4312" w:type="dxa"/>
-            <w:vAlign w:val="center"/>
+            <w:tcW w:w="1683" w:type="dxa"/>
             <w:hideMark/>
           </w:tcPr>
           <w:p>
             <w:pPr>
+              <w:spacing w:before="100" w:after="100"/>
               <w:ind w:hanging="697"/>
               <w:rPr>
                 <w:sz w:val="24"/>
@@ -1909,17 +1646,14 @@
         </w:tc>
       </w:tr>
       <w:tr>
-        <w:trPr>
-          <w:tblCellSpacing w:w="15" w:type="dxa"/>
-        </w:trPr>
         <w:tc>
           <w:tcPr>
-            <w:tcW w:w="7893" w:type="dxa"/>
-            <w:vAlign w:val="center"/>
+            <w:tcW w:w="7951" w:type="dxa"/>
             <w:hideMark/>
           </w:tcPr>
           <w:p>
             <w:pPr>
+              <w:spacing w:before="100" w:after="100"/>
               <w:ind w:hanging="697"/>
               <w:rPr>
                 <w:sz w:val="24"/>
@@ -1937,12 +1671,12 @@
         </w:tc>
         <w:tc>
           <w:tcPr>
-            <w:tcW w:w="4312" w:type="dxa"/>
-            <w:vAlign w:val="center"/>
+            <w:tcW w:w="1683" w:type="dxa"/>
             <w:hideMark/>
           </w:tcPr>
           <w:p>
             <w:pPr>
+              <w:spacing w:before="100" w:after="100"/>
               <w:ind w:hanging="697"/>
               <w:rPr>
                 <w:sz w:val="24"/>
@@ -1953,17 +1687,14 @@
         </w:tc>
       </w:tr>
       <w:tr>
-        <w:trPr>
-          <w:tblCellSpacing w:w="15" w:type="dxa"/>
-        </w:trPr>
         <w:tc>
           <w:tcPr>
-            <w:tcW w:w="7893" w:type="dxa"/>
-            <w:vAlign w:val="center"/>
+            <w:tcW w:w="7951" w:type="dxa"/>
             <w:hideMark/>
           </w:tcPr>
           <w:p>
             <w:pPr>
+              <w:spacing w:before="100" w:after="100"/>
               <w:ind w:hanging="697"/>
               <w:rPr>
                 <w:sz w:val="24"/>
@@ -1981,12 +1712,12 @@
         </w:tc>
         <w:tc>
           <w:tcPr>
-            <w:tcW w:w="4312" w:type="dxa"/>
-            <w:vAlign w:val="center"/>
+            <w:tcW w:w="1683" w:type="dxa"/>
             <w:hideMark/>
           </w:tcPr>
           <w:p>
             <w:pPr>
+              <w:spacing w:before="100" w:after="100"/>
               <w:ind w:hanging="697"/>
               <w:rPr>
                 <w:sz w:val="24"/>
@@ -1997,17 +1728,14 @@
         </w:tc>
       </w:tr>
       <w:tr>
-        <w:trPr>
-          <w:tblCellSpacing w:w="15" w:type="dxa"/>
-        </w:trPr>
         <w:tc>
           <w:tcPr>
-            <w:tcW w:w="7893" w:type="dxa"/>
-            <w:vAlign w:val="center"/>
+            <w:tcW w:w="7951" w:type="dxa"/>
             <w:hideMark/>
           </w:tcPr>
           <w:p>
             <w:pPr>
+              <w:spacing w:before="100" w:after="100"/>
               <w:ind w:hanging="697"/>
               <w:rPr>
                 <w:sz w:val="24"/>
@@ -2025,12 +1753,12 @@
         </w:tc>
         <w:tc>
           <w:tcPr>
-            <w:tcW w:w="4312" w:type="dxa"/>
-            <w:vAlign w:val="center"/>
+            <w:tcW w:w="1683" w:type="dxa"/>
             <w:hideMark/>
           </w:tcPr>
           <w:p>
             <w:pPr>
+              <w:spacing w:before="100" w:after="100"/>
               <w:ind w:hanging="697"/>
               <w:rPr>
                 <w:sz w:val="24"/>
@@ -2041,17 +1769,14 @@
         </w:tc>
       </w:tr>
       <w:tr>
-        <w:trPr>
-          <w:tblCellSpacing w:w="15" w:type="dxa"/>
-        </w:trPr>
         <w:tc>
           <w:tcPr>
-            <w:tcW w:w="7893" w:type="dxa"/>
-            <w:vAlign w:val="center"/>
+            <w:tcW w:w="7951" w:type="dxa"/>
             <w:hideMark/>
           </w:tcPr>
           <w:p>
             <w:pPr>
+              <w:spacing w:before="100" w:after="100"/>
               <w:ind w:hanging="697"/>
               <w:rPr>
                 <w:sz w:val="24"/>
@@ -2069,12 +1794,12 @@
         </w:tc>
         <w:tc>
           <w:tcPr>
-            <w:tcW w:w="4312" w:type="dxa"/>
-            <w:vAlign w:val="center"/>
+            <w:tcW w:w="1683" w:type="dxa"/>
             <w:hideMark/>
           </w:tcPr>
           <w:p>
             <w:pPr>
+              <w:spacing w:before="100" w:after="100"/>
               <w:ind w:hanging="697"/>
               <w:rPr>
                 <w:sz w:val="24"/>
@@ -2085,17 +1810,14 @@
         </w:tc>
       </w:tr>
       <w:tr>
-        <w:trPr>
-          <w:tblCellSpacing w:w="15" w:type="dxa"/>
-        </w:trPr>
         <w:tc>
           <w:tcPr>
-            <w:tcW w:w="7893" w:type="dxa"/>
-            <w:vAlign w:val="center"/>
+            <w:tcW w:w="7951" w:type="dxa"/>
             <w:hideMark/>
           </w:tcPr>
           <w:p>
             <w:pPr>
+              <w:spacing w:before="100" w:after="100"/>
               <w:ind w:hanging="697"/>
               <w:rPr>
                 <w:sz w:val="24"/>
@@ -2113,12 +1835,12 @@
         </w:tc>
         <w:tc>
           <w:tcPr>
-            <w:tcW w:w="4312" w:type="dxa"/>
-            <w:vAlign w:val="center"/>
+            <w:tcW w:w="1683" w:type="dxa"/>
             <w:hideMark/>
           </w:tcPr>
           <w:p>
             <w:pPr>
+              <w:spacing w:before="100" w:after="100"/>
               <w:ind w:hanging="697"/>
               <w:rPr>
                 <w:sz w:val="24"/>
@@ -2129,17 +1851,14 @@
         </w:tc>
       </w:tr>
       <w:tr>
-        <w:trPr>
-          <w:tblCellSpacing w:w="15" w:type="dxa"/>
-        </w:trPr>
         <w:tc>
           <w:tcPr>
-            <w:tcW w:w="7893" w:type="dxa"/>
-            <w:vAlign w:val="center"/>
+            <w:tcW w:w="7951" w:type="dxa"/>
             <w:hideMark/>
           </w:tcPr>
           <w:p>
             <w:pPr>
+              <w:spacing w:before="100" w:after="100"/>
               <w:ind w:hanging="697"/>
               <w:rPr>
                 <w:sz w:val="24"/>
@@ -2157,12 +1876,12 @@
         </w:tc>
         <w:tc>
           <w:tcPr>
-            <w:tcW w:w="4312" w:type="dxa"/>
-            <w:vAlign w:val="center"/>
+            <w:tcW w:w="1683" w:type="dxa"/>
             <w:hideMark/>
           </w:tcPr>
           <w:p>
             <w:pPr>
+              <w:spacing w:before="100" w:after="100"/>
               <w:ind w:hanging="697"/>
               <w:rPr>
                 <w:sz w:val="24"/>
@@ -2173,17 +1892,14 @@
         </w:tc>
       </w:tr>
       <w:tr>
-        <w:trPr>
-          <w:tblCellSpacing w:w="15" w:type="dxa"/>
-        </w:trPr>
         <w:tc>
           <w:tcPr>
-            <w:tcW w:w="7893" w:type="dxa"/>
-            <w:vAlign w:val="center"/>
+            <w:tcW w:w="7951" w:type="dxa"/>
             <w:hideMark/>
           </w:tcPr>
           <w:p>
             <w:pPr>
+              <w:spacing w:before="100" w:after="100"/>
               <w:ind w:hanging="697"/>
               <w:rPr>
                 <w:sz w:val="24"/>
@@ -2201,12 +1917,12 @@
         </w:tc>
         <w:tc>
           <w:tcPr>
-            <w:tcW w:w="4312" w:type="dxa"/>
-            <w:vAlign w:val="center"/>
+            <w:tcW w:w="1683" w:type="dxa"/>
             <w:hideMark/>
           </w:tcPr>
           <w:p>
             <w:pPr>
+              <w:spacing w:before="100" w:after="100"/>
               <w:ind w:hanging="697"/>
               <w:rPr>
                 <w:sz w:val="24"/>
@@ -2217,17 +1933,14 @@
         </w:tc>
       </w:tr>
       <w:tr>
-        <w:trPr>
-          <w:tblCellSpacing w:w="15" w:type="dxa"/>
-        </w:trPr>
         <w:tc>
           <w:tcPr>
-            <w:tcW w:w="7893" w:type="dxa"/>
-            <w:vAlign w:val="center"/>
+            <w:tcW w:w="7951" w:type="dxa"/>
             <w:hideMark/>
           </w:tcPr>
           <w:p>
             <w:pPr>
+              <w:spacing w:before="100" w:after="100"/>
               <w:ind w:hanging="697"/>
               <w:rPr>
                 <w:sz w:val="24"/>
@@ -2245,12 +1958,12 @@
         </w:tc>
         <w:tc>
           <w:tcPr>
-            <w:tcW w:w="4312" w:type="dxa"/>
-            <w:vAlign w:val="center"/>
+            <w:tcW w:w="1683" w:type="dxa"/>
             <w:hideMark/>
           </w:tcPr>
           <w:p>
             <w:pPr>
+              <w:spacing w:before="100" w:after="100"/>
               <w:ind w:hanging="697"/>
               <w:rPr>
                 <w:sz w:val="24"/>
@@ -2261,17 +1974,14 @@
         </w:tc>
       </w:tr>
       <w:tr>
-        <w:trPr>
-          <w:tblCellSpacing w:w="15" w:type="dxa"/>
-        </w:trPr>
         <w:tc>
           <w:tcPr>
-            <w:tcW w:w="7893" w:type="dxa"/>
-            <w:vAlign w:val="center"/>
+            <w:tcW w:w="7951" w:type="dxa"/>
             <w:hideMark/>
           </w:tcPr>
           <w:p>
             <w:pPr>
+              <w:spacing w:before="100" w:after="100"/>
               <w:ind w:hanging="697"/>
               <w:rPr>
                 <w:sz w:val="24"/>
@@ -2289,12 +1999,12 @@
         </w:tc>
         <w:tc>
           <w:tcPr>
-            <w:tcW w:w="4312" w:type="dxa"/>
-            <w:vAlign w:val="center"/>
+            <w:tcW w:w="1683" w:type="dxa"/>
             <w:hideMark/>
           </w:tcPr>
           <w:p>
             <w:pPr>
+              <w:spacing w:before="100" w:after="100"/>
               <w:ind w:hanging="697"/>
               <w:rPr>
                 <w:sz w:val="24"/>
@@ -2305,17 +2015,14 @@
         </w:tc>
       </w:tr>
       <w:tr>
-        <w:trPr>
-          <w:tblCellSpacing w:w="15" w:type="dxa"/>
-        </w:trPr>
         <w:tc>
           <w:tcPr>
-            <w:tcW w:w="7893" w:type="dxa"/>
-            <w:vAlign w:val="center"/>
+            <w:tcW w:w="7951" w:type="dxa"/>
             <w:hideMark/>
           </w:tcPr>
           <w:p>
             <w:pPr>
+              <w:spacing w:before="100" w:after="100"/>
               <w:ind w:hanging="697"/>
               <w:rPr>
                 <w:sz w:val="24"/>
@@ -2333,12 +2040,12 @@
         </w:tc>
         <w:tc>
           <w:tcPr>
-            <w:tcW w:w="4312" w:type="dxa"/>
-            <w:vAlign w:val="center"/>
+            <w:tcW w:w="1683" w:type="dxa"/>
             <w:hideMark/>
           </w:tcPr>
           <w:p>
             <w:pPr>
+              <w:spacing w:before="100" w:after="100"/>
               <w:ind w:hanging="697"/>
               <w:rPr>
                 <w:sz w:val="24"/>
@@ -2349,17 +2056,14 @@
         </w:tc>
       </w:tr>
       <w:tr>
-        <w:trPr>
-          <w:tblCellSpacing w:w="15" w:type="dxa"/>
-        </w:trPr>
         <w:tc>
           <w:tcPr>
-            <w:tcW w:w="7893" w:type="dxa"/>
-            <w:vAlign w:val="center"/>
+            <w:tcW w:w="7951" w:type="dxa"/>
             <w:hideMark/>
           </w:tcPr>
           <w:p>
             <w:pPr>
+              <w:spacing w:before="100" w:after="100"/>
               <w:ind w:hanging="697"/>
               <w:rPr>
                 <w:sz w:val="24"/>
@@ -2377,12 +2081,12 @@
         </w:tc>
         <w:tc>
           <w:tcPr>
-            <w:tcW w:w="4312" w:type="dxa"/>
-            <w:vAlign w:val="center"/>
+            <w:tcW w:w="1683" w:type="dxa"/>
             <w:hideMark/>
           </w:tcPr>
           <w:p>
             <w:pPr>
+              <w:spacing w:before="100" w:after="100"/>
               <w:ind w:hanging="697"/>
               <w:rPr>
                 <w:sz w:val="24"/>
@@ -2393,17 +2097,14 @@
         </w:tc>
       </w:tr>
       <w:tr>
-        <w:trPr>
-          <w:tblCellSpacing w:w="15" w:type="dxa"/>
-        </w:trPr>
         <w:tc>
           <w:tcPr>
-            <w:tcW w:w="7893" w:type="dxa"/>
-            <w:vAlign w:val="center"/>
+            <w:tcW w:w="7951" w:type="dxa"/>
             <w:hideMark/>
           </w:tcPr>
           <w:p>
             <w:pPr>
+              <w:spacing w:before="100" w:after="100"/>
               <w:ind w:hanging="697"/>
               <w:rPr>
                 <w:sz w:val="24"/>
@@ -2421,12 +2122,12 @@
         </w:tc>
         <w:tc>
           <w:tcPr>
-            <w:tcW w:w="4312" w:type="dxa"/>
-            <w:vAlign w:val="center"/>
+            <w:tcW w:w="1683" w:type="dxa"/>
             <w:hideMark/>
           </w:tcPr>
           <w:p>
             <w:pPr>
+              <w:spacing w:before="100" w:after="100"/>
               <w:ind w:hanging="697"/>
               <w:rPr>
                 <w:sz w:val="24"/>
@@ -2437,17 +2138,14 @@
         </w:tc>
       </w:tr>
       <w:tr>
-        <w:trPr>
-          <w:tblCellSpacing w:w="15" w:type="dxa"/>
-        </w:trPr>
         <w:tc>
           <w:tcPr>
-            <w:tcW w:w="7893" w:type="dxa"/>
-            <w:vAlign w:val="center"/>
+            <w:tcW w:w="7951" w:type="dxa"/>
             <w:hideMark/>
           </w:tcPr>
           <w:p>
             <w:pPr>
+              <w:spacing w:before="100" w:after="100"/>
               <w:ind w:hanging="697"/>
               <w:rPr>
                 <w:sz w:val="24"/>
@@ -2465,12 +2163,12 @@
         </w:tc>
         <w:tc>
           <w:tcPr>
-            <w:tcW w:w="4312" w:type="dxa"/>
-            <w:vAlign w:val="center"/>
+            <w:tcW w:w="1683" w:type="dxa"/>
             <w:hideMark/>
           </w:tcPr>
           <w:p>
             <w:pPr>
+              <w:spacing w:before="100" w:after="100"/>
               <w:ind w:hanging="697"/>
               <w:rPr>
                 <w:sz w:val="24"/>
@@ -2481,17 +2179,14 @@
         </w:tc>
       </w:tr>
       <w:tr>
-        <w:trPr>
-          <w:tblCellSpacing w:w="15" w:type="dxa"/>
-        </w:trPr>
         <w:tc>
           <w:tcPr>
-            <w:tcW w:w="7893" w:type="dxa"/>
-            <w:vAlign w:val="center"/>
+            <w:tcW w:w="7951" w:type="dxa"/>
             <w:hideMark/>
           </w:tcPr>
           <w:p>
             <w:pPr>
+              <w:spacing w:before="100" w:after="100"/>
               <w:ind w:hanging="697"/>
               <w:rPr>
                 <w:sz w:val="24"/>
@@ -2511,12 +2206,12 @@
         </w:tc>
         <w:tc>
           <w:tcPr>
-            <w:tcW w:w="4312" w:type="dxa"/>
-            <w:vAlign w:val="center"/>
+            <w:tcW w:w="1683" w:type="dxa"/>
             <w:hideMark/>
           </w:tcPr>
           <w:p>
             <w:pPr>
+              <w:spacing w:before="100" w:after="100"/>
               <w:ind w:hanging="697"/>
               <w:rPr>
                 <w:sz w:val="24"/>
@@ -2534,17 +2229,14 @@
         </w:tc>
       </w:tr>
       <w:tr>
-        <w:trPr>
-          <w:tblCellSpacing w:w="15" w:type="dxa"/>
-        </w:trPr>
         <w:tc>
           <w:tcPr>
-            <w:tcW w:w="7893" w:type="dxa"/>
-            <w:vAlign w:val="center"/>
+            <w:tcW w:w="7951" w:type="dxa"/>
             <w:hideMark/>
           </w:tcPr>
           <w:p>
             <w:pPr>
+              <w:spacing w:before="100" w:after="100"/>
               <w:ind w:hanging="697"/>
               <w:rPr>
                 <w:sz w:val="24"/>
@@ -2562,12 +2254,12 @@
         </w:tc>
         <w:tc>
           <w:tcPr>
-            <w:tcW w:w="4312" w:type="dxa"/>
-            <w:vAlign w:val="center"/>
+            <w:tcW w:w="1683" w:type="dxa"/>
             <w:hideMark/>
           </w:tcPr>
           <w:p>
             <w:pPr>
+              <w:spacing w:before="100" w:after="100"/>
               <w:ind w:hanging="697"/>
               <w:rPr>
                 <w:sz w:val="24"/>
@@ -2578,17 +2270,14 @@
         </w:tc>
       </w:tr>
       <w:tr>
-        <w:trPr>
-          <w:tblCellSpacing w:w="15" w:type="dxa"/>
-        </w:trPr>
         <w:tc>
           <w:tcPr>
-            <w:tcW w:w="7893" w:type="dxa"/>
-            <w:vAlign w:val="center"/>
+            <w:tcW w:w="7951" w:type="dxa"/>
             <w:hideMark/>
           </w:tcPr>
           <w:p>
             <w:pPr>
+              <w:spacing w:before="100" w:after="100"/>
               <w:ind w:hanging="697"/>
               <w:rPr>
                 <w:sz w:val="24"/>
@@ -2606,12 +2295,12 @@
         </w:tc>
         <w:tc>
           <w:tcPr>
-            <w:tcW w:w="4312" w:type="dxa"/>
-            <w:vAlign w:val="center"/>
+            <w:tcW w:w="1683" w:type="dxa"/>
             <w:hideMark/>
           </w:tcPr>
           <w:p>
             <w:pPr>
+              <w:spacing w:before="100" w:after="100"/>
               <w:ind w:hanging="697"/>
               <w:rPr>
                 <w:sz w:val="24"/>
@@ -2622,17 +2311,14 @@
         </w:tc>
       </w:tr>
       <w:tr>
-        <w:trPr>
-          <w:tblCellSpacing w:w="15" w:type="dxa"/>
-        </w:trPr>
         <w:tc>
           <w:tcPr>
-            <w:tcW w:w="7893" w:type="dxa"/>
-            <w:vAlign w:val="center"/>
+            <w:tcW w:w="7951" w:type="dxa"/>
             <w:hideMark/>
           </w:tcPr>
           <w:p>
             <w:pPr>
+              <w:spacing w:before="100" w:after="100"/>
               <w:ind w:hanging="697"/>
               <w:rPr>
                 <w:sz w:val="24"/>
@@ -2650,12 +2336,12 @@
         </w:tc>
         <w:tc>
           <w:tcPr>
-            <w:tcW w:w="4312" w:type="dxa"/>
-            <w:vAlign w:val="center"/>
+            <w:tcW w:w="1683" w:type="dxa"/>
             <w:hideMark/>
           </w:tcPr>
           <w:p>
             <w:pPr>
+              <w:spacing w:before="100" w:after="100"/>
               <w:ind w:hanging="697"/>
               <w:rPr>
                 <w:sz w:val="24"/>
@@ -2666,17 +2352,14 @@
         </w:tc>
       </w:tr>
       <w:tr>
-        <w:trPr>
-          <w:tblCellSpacing w:w="15" w:type="dxa"/>
-        </w:trPr>
         <w:tc>
           <w:tcPr>
-            <w:tcW w:w="7893" w:type="dxa"/>
-            <w:vAlign w:val="center"/>
+            <w:tcW w:w="7951" w:type="dxa"/>
             <w:hideMark/>
           </w:tcPr>
           <w:p>
             <w:pPr>
+              <w:spacing w:before="100" w:after="100"/>
               <w:ind w:hanging="697"/>
               <w:rPr>
                 <w:sz w:val="24"/>
@@ -2694,12 +2377,12 @@
         </w:tc>
         <w:tc>
           <w:tcPr>
-            <w:tcW w:w="4312" w:type="dxa"/>
-            <w:vAlign w:val="center"/>
+            <w:tcW w:w="1683" w:type="dxa"/>
             <w:hideMark/>
           </w:tcPr>
           <w:p>
             <w:pPr>
+              <w:spacing w:before="100" w:after="100"/>
               <w:ind w:hanging="697"/>
               <w:rPr>
                 <w:sz w:val="24"/>
@@ -2710,17 +2393,14 @@
         </w:tc>
       </w:tr>
       <w:tr>
-        <w:trPr>
-          <w:tblCellSpacing w:w="15" w:type="dxa"/>
-        </w:trPr>
         <w:tc>
           <w:tcPr>
-            <w:tcW w:w="7893" w:type="dxa"/>
-            <w:vAlign w:val="center"/>
+            <w:tcW w:w="7951" w:type="dxa"/>
             <w:hideMark/>
           </w:tcPr>
           <w:p>
             <w:pPr>
+              <w:spacing w:before="100" w:after="100"/>
               <w:ind w:hanging="697"/>
               <w:rPr>
                 <w:sz w:val="24"/>
@@ -2738,12 +2418,12 @@
         </w:tc>
         <w:tc>
           <w:tcPr>
-            <w:tcW w:w="4312" w:type="dxa"/>
-            <w:vAlign w:val="center"/>
+            <w:tcW w:w="1683" w:type="dxa"/>
             <w:hideMark/>
           </w:tcPr>
           <w:p>
             <w:pPr>
+              <w:spacing w:before="100" w:after="100"/>
               <w:ind w:hanging="697"/>
               <w:rPr>
                 <w:sz w:val="24"/>
@@ -2754,17 +2434,14 @@
         </w:tc>
       </w:tr>
       <w:tr>
-        <w:trPr>
-          <w:tblCellSpacing w:w="15" w:type="dxa"/>
-        </w:trPr>
         <w:tc>
           <w:tcPr>
-            <w:tcW w:w="7893" w:type="dxa"/>
-            <w:vAlign w:val="center"/>
+            <w:tcW w:w="7951" w:type="dxa"/>
             <w:hideMark/>
           </w:tcPr>
           <w:p>
             <w:pPr>
+              <w:spacing w:before="100" w:after="100"/>
               <w:ind w:hanging="697"/>
               <w:rPr>
                 <w:sz w:val="24"/>
@@ -2779,12 +2456,52 @@
               <w:t>  7.6 Class Diagram</w:t>
             </w:r>
           </w:p>
+          <w:p>
+            <w:pPr>
+              <w:spacing w:before="100" w:after="100"/>
+              <w:ind w:hanging="697"/>
+              <w:rPr>
+                <w:sz w:val="24"/>
+                <w:szCs w:val="24"/>
+              </w:rPr>
+            </w:pPr>
+          </w:p>
         </w:tc>
         <w:tc>
           <w:tcPr>
-            <w:tcW w:w="4312" w:type="dxa"/>
-            <w:vAlign w:val="center"/>
+            <w:tcW w:w="1683" w:type="dxa"/>
             <w:hideMark/>
+          </w:tcPr>
+          <w:p>
+            <w:pPr>
+              <w:spacing w:before="100" w:after="100"/>
+              <w:ind w:hanging="697"/>
+              <w:rPr>
+                <w:sz w:val="24"/>
+                <w:szCs w:val="24"/>
+              </w:rPr>
+            </w:pPr>
+          </w:p>
+        </w:tc>
+      </w:tr>
+      <w:tr>
+        <w:tc>
+          <w:tcPr>
+            <w:tcW w:w="7951" w:type="dxa"/>
+          </w:tcPr>
+          <w:p>
+            <w:pPr>
+              <w:ind w:hanging="697"/>
+              <w:rPr>
+                <w:sz w:val="24"/>
+                <w:szCs w:val="24"/>
+              </w:rPr>
+            </w:pPr>
+          </w:p>
+        </w:tc>
+        <w:tc>
+          <w:tcPr>
+            <w:tcW w:w="1683" w:type="dxa"/>
           </w:tcPr>
           <w:p>
             <w:pPr>
@@ -2798,18 +2515,135 @@
         </w:tc>
       </w:tr>
       <w:tr>
-        <w:trPr>
-          <w:tblCellSpacing w:w="15" w:type="dxa"/>
-        </w:trPr>
         <w:tc>
           <w:tcPr>
-            <w:tcW w:w="7893" w:type="dxa"/>
-            <w:vAlign w:val="center"/>
+            <w:tcW w:w="7951" w:type="dxa"/>
+          </w:tcPr>
+          <w:p>
+            <w:pPr>
+              <w:ind w:left="0" w:firstLine="0"/>
+              <w:rPr>
+                <w:sz w:val="24"/>
+                <w:szCs w:val="24"/>
+              </w:rPr>
+            </w:pPr>
+            <w:r>
+              <w:rPr>
+                <w:noProof/>
+                <w:color w:val="000000" w:themeColor="text1"/>
+                <w:sz w:val="24"/>
+                <w:szCs w:val="24"/>
+              </w:rPr>
+              <mc:AlternateContent>
+                <mc:Choice Requires="wps">
+                  <w:drawing>
+                    <wp:anchor distT="0" distB="0" distL="114300" distR="114300" simplePos="0" relativeHeight="251687936" behindDoc="0" locked="0" layoutInCell="1" allowOverlap="1" wp14:anchorId="505300CA" wp14:editId="7D57C527">
+                      <wp:simplePos x="0" y="0"/>
+                      <wp:positionH relativeFrom="column">
+                        <wp:posOffset>-145952</wp:posOffset>
+                      </wp:positionH>
+                      <wp:positionV relativeFrom="paragraph">
+                        <wp:posOffset>197241</wp:posOffset>
+                      </wp:positionV>
+                      <wp:extent cx="6120000" cy="0"/>
+                      <wp:effectExtent l="0" t="0" r="0" b="0"/>
+                      <wp:wrapNone/>
+                      <wp:docPr id="1191880375" name="Straight Connector 5"/>
+                      <wp:cNvGraphicFramePr/>
+                      <a:graphic xmlns:a="http://schemas.openxmlformats.org/drawingml/2006/main">
+                        <a:graphicData uri="http://schemas.microsoft.com/office/word/2010/wordprocessingShape">
+                          <wps:wsp>
+                            <wps:cNvCnPr/>
+                            <wps:spPr>
+                              <a:xfrm flipV="1">
+                                <a:off x="0" y="0"/>
+                                <a:ext cx="6120000" cy="0"/>
+                              </a:xfrm>
+                              <a:prstGeom prst="line">
+                                <a:avLst/>
+                              </a:prstGeom>
+                            </wps:spPr>
+                            <wps:style>
+                              <a:lnRef idx="2">
+                                <a:schemeClr val="accent3"/>
+                              </a:lnRef>
+                              <a:fillRef idx="0">
+                                <a:schemeClr val="accent3"/>
+                              </a:fillRef>
+                              <a:effectRef idx="1">
+                                <a:schemeClr val="accent3"/>
+                              </a:effectRef>
+                              <a:fontRef idx="minor">
+                                <a:schemeClr val="tx1"/>
+                              </a:fontRef>
+                            </wps:style>
+                            <wps:bodyPr/>
+                          </wps:wsp>
+                        </a:graphicData>
+                      </a:graphic>
+                      <wp14:sizeRelH relativeFrom="margin">
+                        <wp14:pctWidth>0</wp14:pctWidth>
+                      </wp14:sizeRelH>
+                      <wp14:sizeRelV relativeFrom="margin">
+                        <wp14:pctHeight>0</wp14:pctHeight>
+                      </wp14:sizeRelV>
+                    </wp:anchor>
+                  </w:drawing>
+                </mc:Choice>
+                <mc:Fallback>
+                  <w:pict>
+                    <v:line w14:anchorId="3AC1B91B" id="Straight Connector 5" o:spid="_x0000_s1026" style="position:absolute;flip:y;z-index:251687936;visibility:visible;mso-wrap-style:square;mso-width-percent:0;mso-height-percent:0;mso-wrap-distance-left:9pt;mso-wrap-distance-top:0;mso-wrap-distance-right:9pt;mso-wrap-distance-bottom:0;mso-position-horizontal:absolute;mso-position-horizontal-relative:text;mso-position-vertical:absolute;mso-position-vertical-relative:text;mso-width-percent:0;mso-height-percent:0;mso-width-relative:margin;mso-height-relative:margin" from="-11.5pt,15.55pt" to="470.4pt,15.55pt" o:gfxdata="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" strokecolor="#a5a5a5 [3206]" strokeweight="1pt">
+                      <v:stroke joinstyle="miter"/>
+                    </v:line>
+                  </w:pict>
+                </mc:Fallback>
+              </mc:AlternateContent>
+            </w:r>
+            <w:r>
+              <w:rPr>
+                <w:b/>
+                <w:bCs/>
+                <w:sz w:val="28"/>
+                <w:szCs w:val="28"/>
+              </w:rPr>
+              <w:t>Content</w:t>
+            </w:r>
+          </w:p>
+        </w:tc>
+        <w:tc>
+          <w:tcPr>
+            <w:tcW w:w="1683" w:type="dxa"/>
+          </w:tcPr>
+          <w:p>
+            <w:pPr>
+              <w:ind w:left="0" w:firstLine="0"/>
+              <w:rPr>
+                <w:sz w:val="24"/>
+                <w:szCs w:val="24"/>
+              </w:rPr>
+            </w:pPr>
+            <w:r>
+              <w:rPr>
+                <w:b/>
+                <w:bCs/>
+                <w:sz w:val="28"/>
+                <w:szCs w:val="28"/>
+              </w:rPr>
+              <w:t>Page No.</w:t>
+            </w:r>
+          </w:p>
+        </w:tc>
+      </w:tr>
+      <w:tr>
+        <w:tc>
+          <w:tcPr>
+            <w:tcW w:w="7951" w:type="dxa"/>
             <w:hideMark/>
           </w:tcPr>
           <w:p>
             <w:pPr>
-              <w:ind w:hanging="697"/>
+              <w:spacing w:before="100" w:after="100"/>
+              <w:ind w:left="0" w:firstLine="0"/>
               <w:rPr>
                 <w:sz w:val="24"/>
                 <w:szCs w:val="24"/>
@@ -2828,13 +2662,13 @@
         </w:tc>
         <w:tc>
           <w:tcPr>
-            <w:tcW w:w="4312" w:type="dxa"/>
-            <w:vAlign w:val="center"/>
+            <w:tcW w:w="1683" w:type="dxa"/>
             <w:hideMark/>
           </w:tcPr>
           <w:p>
             <w:pPr>
-              <w:ind w:hanging="697"/>
+              <w:spacing w:before="100" w:after="100"/>
+              <w:ind w:left="0" w:firstLine="0"/>
               <w:rPr>
                 <w:sz w:val="24"/>
                 <w:szCs w:val="24"/>
@@ -2851,17 +2685,14 @@
         </w:tc>
       </w:tr>
       <w:tr>
-        <w:trPr>
-          <w:tblCellSpacing w:w="15" w:type="dxa"/>
-        </w:trPr>
         <w:tc>
           <w:tcPr>
-            <w:tcW w:w="7893" w:type="dxa"/>
-            <w:vAlign w:val="center"/>
+            <w:tcW w:w="7951" w:type="dxa"/>
             <w:hideMark/>
           </w:tcPr>
           <w:p>
             <w:pPr>
+              <w:spacing w:before="100" w:after="100"/>
               <w:ind w:hanging="697"/>
               <w:rPr>
                 <w:sz w:val="24"/>
@@ -2879,12 +2710,12 @@
         </w:tc>
         <w:tc>
           <w:tcPr>
-            <w:tcW w:w="4312" w:type="dxa"/>
-            <w:vAlign w:val="center"/>
+            <w:tcW w:w="1683" w:type="dxa"/>
             <w:hideMark/>
           </w:tcPr>
           <w:p>
             <w:pPr>
+              <w:spacing w:before="100" w:after="100"/>
               <w:ind w:hanging="697"/>
               <w:rPr>
                 <w:sz w:val="24"/>
@@ -2895,17 +2726,14 @@
         </w:tc>
       </w:tr>
       <w:tr>
-        <w:trPr>
-          <w:tblCellSpacing w:w="15" w:type="dxa"/>
-        </w:trPr>
         <w:tc>
           <w:tcPr>
-            <w:tcW w:w="7893" w:type="dxa"/>
-            <w:vAlign w:val="center"/>
+            <w:tcW w:w="7951" w:type="dxa"/>
             <w:hideMark/>
           </w:tcPr>
           <w:p>
             <w:pPr>
+              <w:spacing w:before="100" w:after="100"/>
               <w:ind w:hanging="697"/>
               <w:rPr>
                 <w:sz w:val="24"/>
@@ -2925,12 +2753,12 @@
         </w:tc>
         <w:tc>
           <w:tcPr>
-            <w:tcW w:w="4312" w:type="dxa"/>
-            <w:vAlign w:val="center"/>
+            <w:tcW w:w="1683" w:type="dxa"/>
             <w:hideMark/>
           </w:tcPr>
           <w:p>
             <w:pPr>
+              <w:spacing w:before="100" w:after="100"/>
               <w:ind w:hanging="697"/>
               <w:rPr>
                 <w:sz w:val="24"/>
@@ -2948,17 +2776,14 @@
         </w:tc>
       </w:tr>
       <w:tr>
-        <w:trPr>
-          <w:tblCellSpacing w:w="15" w:type="dxa"/>
-        </w:trPr>
         <w:tc>
           <w:tcPr>
-            <w:tcW w:w="7893" w:type="dxa"/>
-            <w:vAlign w:val="center"/>
+            <w:tcW w:w="7951" w:type="dxa"/>
             <w:hideMark/>
           </w:tcPr>
           <w:p>
             <w:pPr>
+              <w:spacing w:before="100" w:after="100"/>
               <w:ind w:hanging="697"/>
               <w:rPr>
                 <w:sz w:val="24"/>
@@ -2978,12 +2803,12 @@
         </w:tc>
         <w:tc>
           <w:tcPr>
-            <w:tcW w:w="4312" w:type="dxa"/>
-            <w:vAlign w:val="center"/>
+            <w:tcW w:w="1683" w:type="dxa"/>
             <w:hideMark/>
           </w:tcPr>
           <w:p>
             <w:pPr>
+              <w:spacing w:before="100" w:after="100"/>
               <w:ind w:hanging="697"/>
               <w:rPr>
                 <w:sz w:val="24"/>
@@ -3009,6 +2834,15 @@
           <w:szCs w:val="24"/>
         </w:rPr>
       </w:pPr>
+      <w:r>
+        <w:rPr>
+          <w:noProof/>
+          <w:color w:val="000000" w:themeColor="text1"/>
+          <w:sz w:val="24"/>
+          <w:szCs w:val="24"/>
+        </w:rPr>
+        <w:br w:type="textWrapping" w:clear="all"/>
+      </w:r>
       <w:r>
         <w:rPr>
           <w:noProof/>
@@ -3074,7 +2908,7 @@
           </mc:Choice>
           <mc:Fallback>
             <w:pict>
-              <v:line w14:anchorId="6A46A4FB" id="Straight Connector 5" o:spid="_x0000_s1026" style="position:absolute;flip:y;z-index:251663360;visibility:visible;mso-wrap-style:square;mso-width-percent:0;mso-height-percent:0;mso-wrap-distance-left:9pt;mso-wrap-distance-top:0;mso-wrap-distance-right:9pt;mso-wrap-distance-bottom:0;mso-position-horizontal:absolute;mso-position-horizontal-relative:text;mso-position-vertical:absolute;mso-position-vertical-relative:text;mso-width-percent:0;mso-height-percent:0;mso-width-relative:margin;mso-height-relative:margin" from="1.8pt,-492pt" to="483.65pt,-492pt" o:gfxdata="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" strokecolor="#a5a5a5 [3206]" strokeweight="1pt">
+              <v:line w14:anchorId="72F03F21" id="Straight Connector 5" o:spid="_x0000_s1026" style="position:absolute;flip:y;z-index:251663360;visibility:visible;mso-wrap-style:square;mso-width-percent:0;mso-height-percent:0;mso-wrap-distance-left:9pt;mso-wrap-distance-top:0;mso-wrap-distance-right:9pt;mso-wrap-distance-bottom:0;mso-position-horizontal:absolute;mso-position-horizontal-relative:text;mso-position-vertical:absolute;mso-position-vertical-relative:text;mso-width-percent:0;mso-height-percent:0;mso-width-relative:margin;mso-height-relative:margin" from="1.8pt,-492pt" to="483.65pt,-492pt" o:gfxdata="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" strokecolor="#a5a5a5 [3206]" strokeweight="1pt">
                 <v:stroke joinstyle="miter"/>
               </v:line>
             </w:pict>
@@ -3084,12 +2918,29 @@
     </w:p>
     <w:p>
       <w:pPr>
+        <w:tabs>
+          <w:tab w:val="left" w:pos="6967"/>
+        </w:tabs>
         <w:ind w:hanging="697"/>
         <w:rPr>
           <w:sz w:val="24"/>
           <w:szCs w:val="24"/>
         </w:rPr>
       </w:pPr>
+      <w:r>
+        <w:rPr>
+          <w:sz w:val="24"/>
+          <w:szCs w:val="24"/>
+        </w:rPr>
+        <w:tab/>
+      </w:r>
+      <w:r>
+        <w:rPr>
+          <w:sz w:val="24"/>
+          <w:szCs w:val="24"/>
+        </w:rPr>
+        <w:tab/>
+      </w:r>
     </w:p>
     <w:p>
       <w:pPr>
@@ -3132,6 +2983,56 @@
           <w:szCs w:val="24"/>
         </w:rPr>
       </w:pPr>
+    </w:p>
+    <w:p>
+      <w:pPr>
+        <w:ind w:left="142" w:hanging="284"/>
+        <w:rPr>
+          <w:b/>
+          <w:bCs/>
+          <w:noProof/>
+          <w:color w:val="000000" w:themeColor="text1"/>
+          <w:sz w:val="28"/>
+          <w:szCs w:val="28"/>
+        </w:rPr>
+      </w:pPr>
+    </w:p>
+    <w:p>
+      <w:pPr>
+        <w:ind w:left="142" w:hanging="284"/>
+        <w:rPr>
+          <w:b/>
+          <w:bCs/>
+          <w:noProof/>
+          <w:color w:val="000000" w:themeColor="text1"/>
+          <w:sz w:val="28"/>
+          <w:szCs w:val="28"/>
+        </w:rPr>
+      </w:pPr>
+    </w:p>
+    <w:p>
+      <w:pPr>
+        <w:ind w:left="714" w:hanging="357"/>
+        <w:rPr>
+          <w:b/>
+          <w:bCs/>
+          <w:noProof/>
+          <w:color w:val="000000" w:themeColor="text1"/>
+          <w:sz w:val="28"/>
+          <w:szCs w:val="28"/>
+        </w:rPr>
+      </w:pPr>
+      <w:r>
+        <w:rPr>
+          <w:b/>
+          <w:bCs/>
+          <w:noProof/>
+          <w:color w:val="000000" w:themeColor="text1"/>
+          <w:sz w:val="28"/>
+          <w:szCs w:val="28"/>
+        </w:rPr>
+        <w:br w:type="page"/>
+      </w:r>
     </w:p>
     <w:p>
       <w:pPr>
@@ -3210,7 +3111,7 @@
           </mc:Choice>
           <mc:Fallback>
             <w:pict>
-              <v:line w14:anchorId="3EF8DF5D" id="Straight Connector 5" o:spid="_x0000_s1026" style="position:absolute;flip:y;z-index:251669504;visibility:visible;mso-wrap-style:square;mso-width-percent:0;mso-height-percent:0;mso-wrap-distance-left:9pt;mso-wrap-distance-top:0;mso-wrap-distance-right:9pt;mso-wrap-distance-bottom:0;mso-position-horizontal:absolute;mso-position-horizontal-relative:text;mso-position-vertical:absolute;mso-position-vertical-relative:text;mso-width-percent:0;mso-height-percent:0;mso-width-relative:margin;mso-height-relative:margin" from="-13.85pt,22.1pt" to="468.05pt,22.1pt" o:gfxdata="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" strokecolor="#a5a5a5 [3206]" strokeweight="1pt">
+              <v:line w14:anchorId="0C878B8E" id="Straight Connector 5" o:spid="_x0000_s1026" style="position:absolute;flip:y;z-index:251669504;visibility:visible;mso-wrap-style:square;mso-width-percent:0;mso-height-percent:0;mso-wrap-distance-left:9pt;mso-wrap-distance-top:0;mso-wrap-distance-right:9pt;mso-wrap-distance-bottom:0;mso-position-horizontal:absolute;mso-position-horizontal-relative:text;mso-position-vertical:absolute;mso-position-vertical-relative:text;mso-width-percent:0;mso-height-percent:0;mso-width-relative:margin;mso-height-relative:margin" from="-13.85pt,22.1pt" to="468.05pt,22.1pt" o:gfxdata="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" strokecolor="#a5a5a5 [3206]" strokeweight="1pt">
                 <v:stroke joinstyle="miter"/>
               </v:line>
             </w:pict>
@@ -3443,6 +3344,43 @@
           <w:szCs w:val="24"/>
         </w:rPr>
       </w:pPr>
+    </w:p>
+    <w:p>
+      <w:pPr>
+        <w:ind w:left="142" w:hanging="284"/>
+        <w:rPr>
+          <w:b/>
+          <w:bCs/>
+          <w:noProof/>
+          <w:color w:val="000000" w:themeColor="text1"/>
+          <w:sz w:val="28"/>
+          <w:szCs w:val="28"/>
+        </w:rPr>
+      </w:pPr>
+    </w:p>
+    <w:p>
+      <w:pPr>
+        <w:ind w:left="714" w:hanging="357"/>
+        <w:rPr>
+          <w:b/>
+          <w:bCs/>
+          <w:noProof/>
+          <w:color w:val="000000" w:themeColor="text1"/>
+          <w:sz w:val="28"/>
+          <w:szCs w:val="28"/>
+        </w:rPr>
+      </w:pPr>
+      <w:r>
+        <w:rPr>
+          <w:b/>
+          <w:bCs/>
+          <w:noProof/>
+          <w:color w:val="000000" w:themeColor="text1"/>
+          <w:sz w:val="28"/>
+          <w:szCs w:val="28"/>
+        </w:rPr>
+        <w:br w:type="page"/>
+      </w:r>
     </w:p>
     <w:p>
       <w:pPr>
@@ -3521,7 +3459,7 @@
           </mc:Choice>
           <mc:Fallback>
             <w:pict>
-              <v:line w14:anchorId="6E670EC1" id="Straight Connector 5" o:spid="_x0000_s1026" style="position:absolute;flip:y;z-index:251671552;visibility:visible;mso-wrap-style:square;mso-width-percent:0;mso-height-percent:0;mso-wrap-distance-left:9pt;mso-wrap-distance-top:0;mso-wrap-distance-right:9pt;mso-wrap-distance-bottom:0;mso-position-horizontal:center;mso-position-horizontal-relative:margin;mso-position-vertical:absolute;mso-position-vertical-relative:text;mso-width-percent:0;mso-height-percent:0;mso-width-relative:margin;mso-height-relative:margin" from="0,18.75pt" to="481.85pt,18.75pt" o:gfxdata="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" strokecolor="#a5a5a5 [3206]" strokeweight="1pt">
+              <v:line w14:anchorId="492262C5" id="Straight Connector 5" o:spid="_x0000_s1026" style="position:absolute;flip:y;z-index:251671552;visibility:visible;mso-wrap-style:square;mso-width-percent:0;mso-height-percent:0;mso-wrap-distance-left:9pt;mso-wrap-distance-top:0;mso-wrap-distance-right:9pt;mso-wrap-distance-bottom:0;mso-position-horizontal:center;mso-position-horizontal-relative:margin;mso-position-vertical:absolute;mso-position-vertical-relative:text;mso-width-percent:0;mso-height-percent:0;mso-width-relative:margin;mso-height-relative:margin" from="0,18.75pt" to="481.85pt,18.75pt" o:gfxdata="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" strokecolor="#a5a5a5 [3206]" strokeweight="1pt">
                 <v:stroke joinstyle="miter"/>
                 <w10:wrap anchorx="margin"/>
               </v:line>
@@ -3948,6 +3886,26 @@
           <w:szCs w:val="28"/>
         </w:rPr>
       </w:pPr>
+    </w:p>
+    <w:p>
+      <w:pPr>
+        <w:ind w:left="714" w:hanging="357"/>
+        <w:rPr>
+          <w:b/>
+          <w:bCs/>
+          <w:sz w:val="28"/>
+          <w:szCs w:val="28"/>
+        </w:rPr>
+      </w:pPr>
+      <w:r>
+        <w:rPr>
+          <w:b/>
+          <w:bCs/>
+          <w:sz w:val="28"/>
+          <w:szCs w:val="28"/>
+        </w:rPr>
+        <w:br w:type="page"/>
+      </w:r>
     </w:p>
     <w:p>
       <w:pPr>
@@ -4024,7 +3982,7 @@
           </mc:Choice>
           <mc:Fallback>
             <w:pict>
-              <v:line w14:anchorId="1F0676EE" id="Straight Connector 5" o:spid="_x0000_s1026" style="position:absolute;flip:y;z-index:251673600;visibility:visible;mso-wrap-style:square;mso-width-percent:0;mso-height-percent:0;mso-wrap-distance-left:9pt;mso-wrap-distance-top:0;mso-wrap-distance-right:9pt;mso-wrap-distance-bottom:0;mso-position-horizontal:center;mso-position-horizontal-relative:margin;mso-position-vertical:absolute;mso-position-vertical-relative:text;mso-width-percent:0;mso-height-percent:0;mso-width-relative:margin;mso-height-relative:margin" from="0,19.6pt" to="481.85pt,19.6pt" o:gfxdata="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" strokecolor="#a5a5a5 [3206]" strokeweight="1pt">
+              <v:line w14:anchorId="14755F26" id="Straight Connector 5" o:spid="_x0000_s1026" style="position:absolute;flip:y;z-index:251673600;visibility:visible;mso-wrap-style:square;mso-width-percent:0;mso-height-percent:0;mso-wrap-distance-left:9pt;mso-wrap-distance-top:0;mso-wrap-distance-right:9pt;mso-wrap-distance-bottom:0;mso-position-horizontal:center;mso-position-horizontal-relative:margin;mso-position-vertical:absolute;mso-position-vertical-relative:text;mso-width-percent:0;mso-height-percent:0;mso-width-relative:margin;mso-height-relative:margin" from="0,19.6pt" to="481.85pt,19.6pt" o:gfxdata="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" strokecolor="#a5a5a5 [3206]" strokeweight="1pt">
                 <v:stroke joinstyle="miter"/>
                 <w10:wrap type="topAndBottom" anchorx="margin"/>
               </v:line>
@@ -4486,45 +4444,87 @@
     </w:p>
     <w:p>
       <w:pPr>
+        <w:ind w:left="714" w:hanging="357"/>
+        <w:rPr>
+          <w:sz w:val="24"/>
+          <w:szCs w:val="24"/>
+        </w:rPr>
+      </w:pPr>
+      <w:r>
+        <w:rPr>
+          <w:sz w:val="24"/>
+          <w:szCs w:val="24"/>
+        </w:rPr>
+        <w:br w:type="page"/>
+      </w:r>
+    </w:p>
+    <w:p>
+      <w:pPr>
         <w:ind w:left="142" w:hanging="284"/>
         <w:rPr>
-          <w:b/>
-          <w:bCs/>
-          <w:sz w:val="24"/>
-          <w:szCs w:val="24"/>
-        </w:rPr>
-      </w:pPr>
+          <w:sz w:val="24"/>
+          <w:szCs w:val="24"/>
+        </w:rPr>
+      </w:pPr>
+      <w:r>
+        <w:rPr>
+          <w:b/>
+          <w:bCs/>
+          <w:sz w:val="24"/>
+          <w:szCs w:val="24"/>
+        </w:rPr>
+        <w:t>3.4 Overview</w:t>
+      </w:r>
     </w:p>
     <w:p>
       <w:pPr>
         <w:ind w:left="142" w:hanging="284"/>
         <w:rPr>
-          <w:b/>
-          <w:bCs/>
-          <w:sz w:val="24"/>
-          <w:szCs w:val="24"/>
-        </w:rPr>
-      </w:pPr>
+          <w:sz w:val="24"/>
+          <w:szCs w:val="24"/>
+        </w:rPr>
+      </w:pPr>
+      <w:proofErr w:type="spellStart"/>
+      <w:r>
+        <w:rPr>
+          <w:sz w:val="24"/>
+          <w:szCs w:val="24"/>
+        </w:rPr>
+        <w:t>BloodLink</w:t>
+      </w:r>
+      <w:proofErr w:type="spellEnd"/>
+      <w:r>
+        <w:rPr>
+          <w:sz w:val="24"/>
+          <w:szCs w:val="24"/>
+        </w:rPr>
+        <w:t xml:space="preserve"> provides a unified platform for managing the major activities of a blood bank. Donors can register, book appointments, and participate in blood donation, while staff manage the donor visit, collection, testing, and inventory processes. Hospitals can submit blood requests and receive suitable blood units from the available inventory. The system maintains the status and history of blood units throughout their lifecycle and provides </w:t>
+      </w:r>
+      <w:r>
+        <w:rPr>
+          <w:b/>
+          <w:bCs/>
+          <w:sz w:val="24"/>
+          <w:szCs w:val="24"/>
+        </w:rPr>
+        <w:t>role-based access</w:t>
+      </w:r>
+      <w:r>
+        <w:rPr>
+          <w:sz w:val="24"/>
+          <w:szCs w:val="24"/>
+        </w:rPr>
+        <w:t xml:space="preserve"> to ensure that each user can perform the functions relevant to their responsibilities.</w:t>
+      </w:r>
     </w:p>
     <w:p>
       <w:pPr>
         <w:ind w:left="142" w:hanging="284"/>
         <w:rPr>
-          <w:b/>
-          <w:bCs/>
-          <w:sz w:val="24"/>
-          <w:szCs w:val="24"/>
-        </w:rPr>
-      </w:pPr>
-      <w:r>
-        <w:rPr>
-          <w:b/>
-          <w:bCs/>
-          <w:sz w:val="24"/>
-          <w:szCs w:val="24"/>
-        </w:rPr>
-        <w:t>3.4 Overview</w:t>
-      </w:r>
+          <w:sz w:val="24"/>
+          <w:szCs w:val="24"/>
+        </w:rPr>
+      </w:pPr>
     </w:p>
     <w:p>
       <w:pPr>
@@ -4534,38 +4534,6 @@
           <w:szCs w:val="24"/>
         </w:rPr>
       </w:pPr>
-      <w:proofErr w:type="spellStart"/>
-      <w:r>
-        <w:rPr>
-          <w:sz w:val="24"/>
-          <w:szCs w:val="24"/>
-        </w:rPr>
-        <w:t>BloodLink</w:t>
-      </w:r>
-      <w:proofErr w:type="spellEnd"/>
-      <w:r>
-        <w:rPr>
-          <w:sz w:val="24"/>
-          <w:szCs w:val="24"/>
-        </w:rPr>
-        <w:t xml:space="preserve"> provides a unified platform for managing the major activities of a blood bank. Donors can register, book appointments, and participate in blood donation, while staff manage the donor visit, collection, testing, and inventory processes. Hospitals can submit blood requests and receive suitable blood units from the available inventory. The system maintains the status and history of blood units throughout their lifecycle and provides </w:t>
-      </w:r>
-      <w:r>
-        <w:rPr>
-          <w:b/>
-          <w:bCs/>
-          <w:sz w:val="24"/>
-          <w:szCs w:val="24"/>
-        </w:rPr>
-        <w:t>role-based access</w:t>
-      </w:r>
-      <w:r>
-        <w:rPr>
-          <w:sz w:val="24"/>
-          <w:szCs w:val="24"/>
-        </w:rPr>
-        <w:t xml:space="preserve"> to ensure that each user can perform the functions relevant to their responsibilities.</w:t>
-      </w:r>
     </w:p>
     <w:p>
       <w:pPr>
@@ -4722,21 +4690,23 @@
     </w:p>
     <w:p>
       <w:pPr>
-        <w:ind w:left="142" w:hanging="284"/>
-        <w:rPr>
-          <w:sz w:val="24"/>
-          <w:szCs w:val="24"/>
-        </w:rPr>
-      </w:pPr>
-    </w:p>
-    <w:p>
-      <w:pPr>
-        <w:ind w:left="142" w:hanging="284"/>
-        <w:rPr>
-          <w:sz w:val="24"/>
-          <w:szCs w:val="24"/>
-        </w:rPr>
-      </w:pPr>
+        <w:ind w:left="714" w:hanging="357"/>
+        <w:rPr>
+          <w:b/>
+          <w:bCs/>
+          <w:sz w:val="28"/>
+          <w:szCs w:val="28"/>
+        </w:rPr>
+      </w:pPr>
+      <w:r>
+        <w:rPr>
+          <w:b/>
+          <w:bCs/>
+          <w:sz w:val="28"/>
+          <w:szCs w:val="28"/>
+        </w:rPr>
+        <w:br w:type="page"/>
+      </w:r>
     </w:p>
     <w:p>
       <w:pPr>
@@ -4813,7 +4783,7 @@
           </mc:Choice>
           <mc:Fallback>
             <w:pict>
-              <v:line w14:anchorId="3599DAF5" id="Straight Connector 5" o:spid="_x0000_s1026" style="position:absolute;flip:y;z-index:251675648;visibility:visible;mso-wrap-style:square;mso-width-percent:0;mso-height-percent:0;mso-wrap-distance-left:9pt;mso-wrap-distance-top:0;mso-wrap-distance-right:9pt;mso-wrap-distance-bottom:0;mso-position-horizontal:center;mso-position-horizontal-relative:margin;mso-position-vertical:absolute;mso-position-vertical-relative:text;mso-width-percent:0;mso-height-percent:0;mso-width-relative:margin;mso-height-relative:margin" from="0,23.4pt" to="481.85pt,23.4pt" o:gfxdata="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" strokecolor="#a5a5a5 [3206]" strokeweight="1pt">
+              <v:line w14:anchorId="2FF3EFDF" id="Straight Connector 5" o:spid="_x0000_s1026" style="position:absolute;flip:y;z-index:251675648;visibility:visible;mso-wrap-style:square;mso-width-percent:0;mso-height-percent:0;mso-wrap-distance-left:9pt;mso-wrap-distance-top:0;mso-wrap-distance-right:9pt;mso-wrap-distance-bottom:0;mso-position-horizontal:center;mso-position-horizontal-relative:margin;mso-position-vertical:absolute;mso-position-vertical-relative:text;mso-width-percent:0;mso-height-percent:0;mso-width-relative:margin;mso-height-relative:margin" from="0,23.4pt" to="481.85pt,23.4pt" o:gfxdata="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" strokecolor="#a5a5a5 [3206]" strokeweight="1pt">
                 <v:stroke joinstyle="miter"/>
                 <w10:wrap type="topAndBottom" anchorx="margin"/>
               </v:line>
@@ -5383,6 +5353,26 @@
           <w:szCs w:val="24"/>
         </w:rPr>
       </w:pPr>
+    </w:p>
+    <w:p>
+      <w:pPr>
+        <w:ind w:left="714" w:hanging="357"/>
+        <w:rPr>
+          <w:b/>
+          <w:bCs/>
+          <w:sz w:val="28"/>
+          <w:szCs w:val="28"/>
+        </w:rPr>
+      </w:pPr>
+      <w:r>
+        <w:rPr>
+          <w:b/>
+          <w:bCs/>
+          <w:sz w:val="28"/>
+          <w:szCs w:val="28"/>
+        </w:rPr>
+        <w:br w:type="page"/>
+      </w:r>
     </w:p>
     <w:p>
       <w:pPr>
@@ -5459,7 +5449,7 @@
           </mc:Choice>
           <mc:Fallback>
             <w:pict>
-              <v:line w14:anchorId="4B88D1E6" id="Straight Connector 5" o:spid="_x0000_s1026" style="position:absolute;flip:y;z-index:251677696;visibility:visible;mso-wrap-style:square;mso-width-percent:0;mso-height-percent:0;mso-wrap-distance-left:9pt;mso-wrap-distance-top:0;mso-wrap-distance-right:9pt;mso-wrap-distance-bottom:0;mso-position-horizontal:center;mso-position-horizontal-relative:margin;mso-position-vertical:absolute;mso-position-vertical-relative:text;mso-width-percent:0;mso-height-percent:0;mso-width-relative:margin;mso-height-relative:margin" from="0,21.25pt" to="481.85pt,21.25pt" o:gfxdata="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" strokecolor="#a5a5a5 [3206]" strokeweight="1pt">
+              <v:line w14:anchorId="000AAC5F" id="Straight Connector 5" o:spid="_x0000_s1026" style="position:absolute;flip:y;z-index:251677696;visibility:visible;mso-wrap-style:square;mso-width-percent:0;mso-height-percent:0;mso-wrap-distance-left:9pt;mso-wrap-distance-top:0;mso-wrap-distance-right:9pt;mso-wrap-distance-bottom:0;mso-position-horizontal:center;mso-position-horizontal-relative:margin;mso-position-vertical:absolute;mso-position-vertical-relative:text;mso-width-percent:0;mso-height-percent:0;mso-width-relative:margin;mso-height-relative:margin" from="0,21.25pt" to="481.85pt,21.25pt" o:gfxdata="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" strokecolor="#a5a5a5 [3206]" strokeweight="1pt">
                 <v:stroke joinstyle="miter"/>
                 <w10:wrap type="topAndBottom" anchorx="margin"/>
               </v:line>
@@ -6284,6 +6274,37 @@
           <w:szCs w:val="24"/>
         </w:rPr>
       </w:pPr>
+    </w:p>
+    <w:p>
+      <w:pPr>
+        <w:ind w:left="714" w:hanging="357"/>
+        <w:rPr>
+          <w:b/>
+          <w:bCs/>
+          <w:sz w:val="24"/>
+          <w:szCs w:val="24"/>
+        </w:rPr>
+      </w:pPr>
+      <w:r>
+        <w:rPr>
+          <w:b/>
+          <w:bCs/>
+          <w:sz w:val="24"/>
+          <w:szCs w:val="24"/>
+        </w:rPr>
+        <w:br w:type="page"/>
+      </w:r>
+    </w:p>
+    <w:p>
+      <w:pPr>
+        <w:ind w:left="142" w:hanging="284"/>
+        <w:rPr>
+          <w:b/>
+          <w:bCs/>
+          <w:sz w:val="24"/>
+          <w:szCs w:val="24"/>
+        </w:rPr>
+      </w:pPr>
       <w:r>
         <w:rPr>
           <w:b/>
@@ -6883,6 +6904,26 @@
           <w:szCs w:val="24"/>
         </w:rPr>
       </w:pPr>
+    </w:p>
+    <w:p>
+      <w:pPr>
+        <w:ind w:left="714" w:hanging="357"/>
+        <w:rPr>
+          <w:b/>
+          <w:bCs/>
+          <w:sz w:val="28"/>
+          <w:szCs w:val="28"/>
+        </w:rPr>
+      </w:pPr>
+      <w:r>
+        <w:rPr>
+          <w:b/>
+          <w:bCs/>
+          <w:sz w:val="28"/>
+          <w:szCs w:val="28"/>
+        </w:rPr>
+        <w:br w:type="page"/>
+      </w:r>
     </w:p>
     <w:p>
       <w:pPr>
@@ -6959,7 +7000,7 @@
           </mc:Choice>
           <mc:Fallback>
             <w:pict>
-              <v:line w14:anchorId="676C4C0B" id="Straight Connector 5" o:spid="_x0000_s1026" style="position:absolute;flip:y;z-index:251679744;visibility:visible;mso-wrap-style:square;mso-width-percent:0;mso-height-percent:0;mso-wrap-distance-left:9pt;mso-wrap-distance-top:0;mso-wrap-distance-right:9pt;mso-wrap-distance-bottom:0;mso-position-horizontal:center;mso-position-horizontal-relative:margin;mso-position-vertical:absolute;mso-position-vertical-relative:text;mso-width-percent:0;mso-height-percent:0;mso-width-relative:margin;mso-height-relative:margin" from="0,18.15pt" to="481.85pt,18.15pt" o:gfxdata="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" strokecolor="#a5a5a5 [3206]" strokeweight="1pt">
+              <v:line w14:anchorId="3E43387B" id="Straight Connector 5" o:spid="_x0000_s1026" style="position:absolute;flip:y;z-index:251679744;visibility:visible;mso-wrap-style:square;mso-width-percent:0;mso-height-percent:0;mso-wrap-distance-left:9pt;mso-wrap-distance-top:0;mso-wrap-distance-right:9pt;mso-wrap-distance-bottom:0;mso-position-horizontal:center;mso-position-horizontal-relative:margin;mso-position-vertical:absolute;mso-position-vertical-relative:text;mso-width-percent:0;mso-height-percent:0;mso-width-relative:margin;mso-height-relative:margin" from="0,18.15pt" to="481.85pt,18.15pt" o:gfxdata="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" strokecolor="#a5a5a5 [3206]" strokeweight="1pt">
                 <v:stroke joinstyle="miter"/>
                 <w10:wrap type="topAndBottom" anchorx="margin"/>
               </v:line>
@@ -7486,6 +7527,37 @@
       <w:pPr>
         <w:ind w:left="142" w:hanging="284"/>
         <w:rPr>
+          <w:b/>
+          <w:bCs/>
+          <w:sz w:val="24"/>
+          <w:szCs w:val="24"/>
+        </w:rPr>
+      </w:pPr>
+    </w:p>
+    <w:p>
+      <w:pPr>
+        <w:ind w:left="714" w:hanging="357"/>
+        <w:rPr>
+          <w:b/>
+          <w:bCs/>
+          <w:sz w:val="24"/>
+          <w:szCs w:val="24"/>
+        </w:rPr>
+      </w:pPr>
+      <w:r>
+        <w:rPr>
+          <w:b/>
+          <w:bCs/>
+          <w:sz w:val="24"/>
+          <w:szCs w:val="24"/>
+        </w:rPr>
+        <w:br w:type="page"/>
+      </w:r>
+    </w:p>
+    <w:p>
+      <w:pPr>
+        <w:ind w:left="142" w:hanging="284"/>
+        <w:rPr>
           <w:sz w:val="24"/>
           <w:szCs w:val="24"/>
         </w:rPr>
@@ -8011,6 +8083,26 @@
     </w:p>
     <w:p>
       <w:pPr>
+        <w:ind w:left="714" w:hanging="357"/>
+        <w:rPr>
+          <w:b/>
+          <w:bCs/>
+          <w:sz w:val="24"/>
+          <w:szCs w:val="24"/>
+        </w:rPr>
+      </w:pPr>
+      <w:r>
+        <w:rPr>
+          <w:b/>
+          <w:bCs/>
+          <w:sz w:val="24"/>
+          <w:szCs w:val="24"/>
+        </w:rPr>
+        <w:br w:type="page"/>
+      </w:r>
+    </w:p>
+    <w:p>
+      <w:pPr>
         <w:ind w:left="142" w:hanging="284"/>
         <w:rPr>
           <w:b/>
@@ -8647,6 +8739,26 @@
           <w:szCs w:val="24"/>
         </w:rPr>
         <w:t>. The backend manages system operations and database interactions for users such as donors, hospitals, and blood bank staff.</w:t>
+      </w:r>
+    </w:p>
+    <w:p>
+      <w:pPr>
+        <w:ind w:left="714" w:hanging="357"/>
+        <w:rPr>
+          <w:b/>
+          <w:bCs/>
+          <w:sz w:val="28"/>
+          <w:szCs w:val="28"/>
+        </w:rPr>
+      </w:pPr>
+      <w:r>
+        <w:rPr>
+          <w:b/>
+          <w:bCs/>
+          <w:sz w:val="28"/>
+          <w:szCs w:val="28"/>
+        </w:rPr>
+        <w:br w:type="page"/>
       </w:r>
     </w:p>
     <w:p>
@@ -8724,7 +8836,7 @@
           </mc:Choice>
           <mc:Fallback>
             <w:pict>
-              <v:line w14:anchorId="07BEAA69" id="Straight Connector 5" o:spid="_x0000_s1026" style="position:absolute;flip:y;z-index:251681792;visibility:visible;mso-wrap-style:square;mso-width-percent:0;mso-height-percent:0;mso-wrap-distance-left:9pt;mso-wrap-distance-top:0;mso-wrap-distance-right:9pt;mso-wrap-distance-bottom:0;mso-position-horizontal:center;mso-position-horizontal-relative:margin;mso-position-vertical:absolute;mso-position-vertical-relative:text;mso-width-percent:0;mso-height-percent:0;mso-width-relative:margin;mso-height-relative:margin" from="0,20pt" to="481.85pt,20pt" o:gfxdata="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" strokecolor="#a5a5a5 [3206]" strokeweight="1pt">
+              <v:line w14:anchorId="5BF4814B" id="Straight Connector 5" o:spid="_x0000_s1026" style="position:absolute;flip:y;z-index:251681792;visibility:visible;mso-wrap-style:square;mso-width-percent:0;mso-height-percent:0;mso-wrap-distance-left:9pt;mso-wrap-distance-top:0;mso-wrap-distance-right:9pt;mso-wrap-distance-bottom:0;mso-position-horizontal:center;mso-position-horizontal-relative:margin;mso-position-vertical:absolute;mso-position-vertical-relative:text;mso-width-percent:0;mso-height-percent:0;mso-width-relative:margin;mso-height-relative:margin" from="0,20pt" to="481.85pt,20pt" o:gfxdata="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" strokecolor="#a5a5a5 [3206]" strokeweight="1pt">
                 <v:stroke joinstyle="miter"/>
                 <w10:wrap type="topAndBottom" anchorx="margin"/>
               </v:line>
@@ -9221,6 +9333,26 @@
     </w:p>
     <w:p>
       <w:pPr>
+        <w:ind w:left="714" w:hanging="357"/>
+        <w:rPr>
+          <w:b/>
+          <w:bCs/>
+          <w:sz w:val="24"/>
+          <w:szCs w:val="24"/>
+        </w:rPr>
+      </w:pPr>
+      <w:r>
+        <w:rPr>
+          <w:b/>
+          <w:bCs/>
+          <w:sz w:val="24"/>
+          <w:szCs w:val="24"/>
+        </w:rPr>
+        <w:br w:type="page"/>
+      </w:r>
+    </w:p>
+    <w:p>
+      <w:pPr>
         <w:ind w:left="142" w:hanging="284"/>
         <w:rPr>
           <w:sz w:val="24"/>
@@ -9780,6 +9912,26 @@
     </w:p>
     <w:p>
       <w:pPr>
+        <w:ind w:left="714" w:hanging="357"/>
+        <w:rPr>
+          <w:b/>
+          <w:bCs/>
+          <w:sz w:val="24"/>
+          <w:szCs w:val="24"/>
+        </w:rPr>
+      </w:pPr>
+      <w:r>
+        <w:rPr>
+          <w:b/>
+          <w:bCs/>
+          <w:sz w:val="24"/>
+          <w:szCs w:val="24"/>
+        </w:rPr>
+        <w:br w:type="page"/>
+      </w:r>
+    </w:p>
+    <w:p>
+      <w:pPr>
         <w:ind w:left="142" w:hanging="284"/>
         <w:rPr>
           <w:sz w:val="24"/>
@@ -10207,6 +10359,26 @@
     </w:p>
     <w:p>
       <w:pPr>
+        <w:ind w:left="714" w:hanging="357"/>
+        <w:rPr>
+          <w:b/>
+          <w:bCs/>
+          <w:sz w:val="24"/>
+          <w:szCs w:val="24"/>
+        </w:rPr>
+      </w:pPr>
+      <w:r>
+        <w:rPr>
+          <w:b/>
+          <w:bCs/>
+          <w:sz w:val="24"/>
+          <w:szCs w:val="24"/>
+        </w:rPr>
+        <w:br w:type="page"/>
+      </w:r>
+    </w:p>
+    <w:p>
+      <w:pPr>
         <w:ind w:left="142" w:hanging="284"/>
         <w:rPr>
           <w:b/>
@@ -10660,6 +10832,26 @@
           <w:szCs w:val="24"/>
         </w:rPr>
       </w:pPr>
+    </w:p>
+    <w:p>
+      <w:pPr>
+        <w:ind w:left="714" w:hanging="357"/>
+        <w:rPr>
+          <w:b/>
+          <w:bCs/>
+          <w:sz w:val="24"/>
+          <w:szCs w:val="24"/>
+        </w:rPr>
+      </w:pPr>
+      <w:r>
+        <w:rPr>
+          <w:b/>
+          <w:bCs/>
+          <w:sz w:val="24"/>
+          <w:szCs w:val="24"/>
+        </w:rPr>
+        <w:br w:type="page"/>
+      </w:r>
     </w:p>
     <w:p>
       <w:pPr>
@@ -11125,6 +11317,26 @@
     </w:p>
     <w:p>
       <w:pPr>
+        <w:ind w:left="714" w:hanging="357"/>
+        <w:rPr>
+          <w:b/>
+          <w:bCs/>
+          <w:sz w:val="24"/>
+          <w:szCs w:val="24"/>
+        </w:rPr>
+      </w:pPr>
+      <w:r>
+        <w:rPr>
+          <w:b/>
+          <w:bCs/>
+          <w:sz w:val="24"/>
+          <w:szCs w:val="24"/>
+        </w:rPr>
+        <w:br w:type="page"/>
+      </w:r>
+    </w:p>
+    <w:p>
+      <w:pPr>
         <w:ind w:left="142" w:hanging="284"/>
         <w:rPr>
           <w:b/>
@@ -11561,6 +11773,26 @@
     </w:p>
     <w:p>
       <w:pPr>
+        <w:ind w:left="714" w:hanging="357"/>
+        <w:rPr>
+          <w:b/>
+          <w:bCs/>
+          <w:sz w:val="24"/>
+          <w:szCs w:val="24"/>
+        </w:rPr>
+      </w:pPr>
+      <w:r>
+        <w:rPr>
+          <w:b/>
+          <w:bCs/>
+          <w:sz w:val="24"/>
+          <w:szCs w:val="24"/>
+        </w:rPr>
+        <w:br w:type="page"/>
+      </w:r>
+    </w:p>
+    <w:p>
+      <w:pPr>
         <w:ind w:left="142" w:hanging="284"/>
         <w:rPr>
           <w:b/>
@@ -11991,6 +12223,26 @@
     </w:p>
     <w:p>
       <w:pPr>
+        <w:ind w:left="714" w:hanging="357"/>
+        <w:rPr>
+          <w:b/>
+          <w:bCs/>
+          <w:sz w:val="24"/>
+          <w:szCs w:val="24"/>
+        </w:rPr>
+      </w:pPr>
+      <w:r>
+        <w:rPr>
+          <w:b/>
+          <w:bCs/>
+          <w:sz w:val="24"/>
+          <w:szCs w:val="24"/>
+        </w:rPr>
+        <w:br w:type="page"/>
+      </w:r>
+    </w:p>
+    <w:p>
+      <w:pPr>
         <w:ind w:left="142" w:hanging="284"/>
         <w:rPr>
           <w:b/>
@@ -12458,6 +12710,8 @@
       <w:pPr>
         <w:ind w:left="142" w:hanging="284"/>
         <w:rPr>
+          <w:b/>
+          <w:bCs/>
           <w:sz w:val="24"/>
           <w:szCs w:val="24"/>
         </w:rPr>
@@ -12472,10 +12726,5526 @@
         <w:t>Hospital → Blood Request → Blood Issue → Blood Unit</w:t>
       </w:r>
     </w:p>
+    <w:p>
+      <w:pPr>
+        <w:ind w:left="142" w:hanging="284"/>
+        <w:rPr>
+          <w:b/>
+          <w:bCs/>
+          <w:sz w:val="24"/>
+          <w:szCs w:val="24"/>
+        </w:rPr>
+      </w:pPr>
+    </w:p>
+    <w:p>
+      <w:pPr>
+        <w:ind w:left="142" w:hanging="284"/>
+        <w:rPr>
+          <w:b/>
+          <w:bCs/>
+          <w:sz w:val="24"/>
+          <w:szCs w:val="24"/>
+        </w:rPr>
+      </w:pPr>
+    </w:p>
+    <w:p>
+      <w:pPr>
+        <w:ind w:left="0" w:firstLine="0"/>
+        <w:rPr>
+          <w:b/>
+          <w:bCs/>
+          <w:sz w:val="28"/>
+          <w:szCs w:val="28"/>
+        </w:rPr>
+      </w:pPr>
+      <w:r>
+        <w:rPr>
+          <w:noProof/>
+          <w:color w:val="000000" w:themeColor="text1"/>
+          <w:sz w:val="24"/>
+          <w:szCs w:val="24"/>
+        </w:rPr>
+        <mc:AlternateContent>
+          <mc:Choice Requires="wps">
+            <w:drawing>
+              <wp:anchor distT="0" distB="0" distL="114300" distR="114300" simplePos="0" relativeHeight="251689984" behindDoc="0" locked="0" layoutInCell="1" allowOverlap="1" wp14:anchorId="188C391F" wp14:editId="57D5F58A">
+                <wp:simplePos x="0" y="0"/>
+                <wp:positionH relativeFrom="margin">
+                  <wp:align>center</wp:align>
+                </wp:positionH>
+                <wp:positionV relativeFrom="paragraph">
+                  <wp:posOffset>259421</wp:posOffset>
+                </wp:positionV>
+                <wp:extent cx="6119495" cy="0"/>
+                <wp:effectExtent l="0" t="0" r="0" b="0"/>
+                <wp:wrapTopAndBottom/>
+                <wp:docPr id="107579170" name="Straight Connector 5"/>
+                <wp:cNvGraphicFramePr/>
+                <a:graphic xmlns:a="http://schemas.openxmlformats.org/drawingml/2006/main">
+                  <a:graphicData uri="http://schemas.microsoft.com/office/word/2010/wordprocessingShape">
+                    <wps:wsp>
+                      <wps:cNvCnPr/>
+                      <wps:spPr>
+                        <a:xfrm flipV="1">
+                          <a:off x="0" y="0"/>
+                          <a:ext cx="6119495" cy="0"/>
+                        </a:xfrm>
+                        <a:prstGeom prst="line">
+                          <a:avLst/>
+                        </a:prstGeom>
+                      </wps:spPr>
+                      <wps:style>
+                        <a:lnRef idx="2">
+                          <a:schemeClr val="accent3"/>
+                        </a:lnRef>
+                        <a:fillRef idx="0">
+                          <a:schemeClr val="accent3"/>
+                        </a:fillRef>
+                        <a:effectRef idx="1">
+                          <a:schemeClr val="accent3"/>
+                        </a:effectRef>
+                        <a:fontRef idx="minor">
+                          <a:schemeClr val="tx1"/>
+                        </a:fontRef>
+                      </wps:style>
+                      <wps:bodyPr/>
+                    </wps:wsp>
+                  </a:graphicData>
+                </a:graphic>
+                <wp14:sizeRelH relativeFrom="margin">
+                  <wp14:pctWidth>0</wp14:pctWidth>
+                </wp14:sizeRelH>
+                <wp14:sizeRelV relativeFrom="margin">
+                  <wp14:pctHeight>0</wp14:pctHeight>
+                </wp14:sizeRelV>
+              </wp:anchor>
+            </w:drawing>
+          </mc:Choice>
+          <mc:Fallback>
+            <w:pict>
+              <v:line w14:anchorId="7BE95EFA" id="Straight Connector 5" o:spid="_x0000_s1026" style="position:absolute;flip:y;z-index:251689984;visibility:visible;mso-wrap-style:square;mso-width-percent:0;mso-height-percent:0;mso-wrap-distance-left:9pt;mso-wrap-distance-top:0;mso-wrap-distance-right:9pt;mso-wrap-distance-bottom:0;mso-position-horizontal:center;mso-position-horizontal-relative:margin;mso-position-vertical:absolute;mso-position-vertical-relative:text;mso-width-percent:0;mso-height-percent:0;mso-width-relative:margin;mso-height-relative:margin" from="0,20.45pt" to="481.85pt,20.45pt" o:gfxdata="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" strokecolor="#a5a5a5 [3206]" strokeweight="1pt">
+                <v:stroke joinstyle="miter"/>
+                <w10:wrap type="topAndBottom" anchorx="margin"/>
+              </v:line>
+            </w:pict>
+          </mc:Fallback>
+        </mc:AlternateContent>
+      </w:r>
+      <w:r>
+        <w:rPr>
+          <w:b/>
+          <w:bCs/>
+          <w:sz w:val="28"/>
+          <w:szCs w:val="28"/>
+        </w:rPr>
+        <w:t>7.Design</w:t>
+      </w:r>
+    </w:p>
+    <w:p>
+      <w:pPr>
+        <w:ind w:left="0" w:firstLine="0"/>
+        <w:rPr>
+          <w:b/>
+          <w:bCs/>
+          <w:i/>
+          <w:iCs/>
+          <w:sz w:val="24"/>
+          <w:szCs w:val="24"/>
+          <w:u w:val="single"/>
+        </w:rPr>
+      </w:pPr>
+      <w:r>
+        <w:rPr>
+          <w:b/>
+          <w:bCs/>
+          <w:i/>
+          <w:iCs/>
+          <w:sz w:val="24"/>
+          <w:szCs w:val="24"/>
+          <w:u w:val="single"/>
+        </w:rPr>
+        <w:t xml:space="preserve">7.1 Decision </w:t>
+      </w:r>
+      <w:r>
+        <w:rPr>
+          <w:b/>
+          <w:bCs/>
+          <w:i/>
+          <w:iCs/>
+          <w:sz w:val="24"/>
+          <w:szCs w:val="24"/>
+          <w:u w:val="single"/>
+        </w:rPr>
+        <w:t>Tree:</w:t>
+      </w:r>
+    </w:p>
+    <w:p>
+      <w:pPr>
+        <w:ind w:left="0" w:firstLine="0"/>
+        <w:rPr>
+          <w:b/>
+          <w:bCs/>
+          <w:sz w:val="24"/>
+          <w:szCs w:val="24"/>
+        </w:rPr>
+      </w:pPr>
+      <w:r>
+        <w:rPr>
+          <w:b/>
+          <w:bCs/>
+          <w:sz w:val="24"/>
+          <w:szCs w:val="24"/>
+        </w:rPr>
+        <w:t xml:space="preserve">A) </w:t>
+      </w:r>
+      <w:r>
+        <w:rPr>
+          <w:b/>
+          <w:bCs/>
+          <w:sz w:val="24"/>
+          <w:szCs w:val="24"/>
+        </w:rPr>
+        <w:t>Authentication Login</w:t>
+      </w:r>
+    </w:p>
+    <w:p>
+      <w:pPr>
+        <w:ind w:left="0" w:firstLine="0"/>
+        <w:rPr>
+          <w:b/>
+          <w:bCs/>
+          <w:sz w:val="28"/>
+          <w:szCs w:val="28"/>
+          <w:u w:val="single"/>
+        </w:rPr>
+      </w:pPr>
+      <w:r>
+        <w:rPr>
+          <w:b/>
+          <w:bCs/>
+          <w:noProof/>
+          <w:sz w:val="24"/>
+          <w:szCs w:val="24"/>
+        </w:rPr>
+        <w:drawing>
+          <wp:inline distT="0" distB="0" distL="0" distR="0" wp14:anchorId="3F4A685A" wp14:editId="6C9EE161">
+            <wp:extent cx="5760720" cy="1927225"/>
+            <wp:effectExtent l="0" t="0" r="0" b="0"/>
+            <wp:docPr id="1235495026" name="Picture 9"/>
+            <wp:cNvGraphicFramePr>
+              <a:graphicFrameLocks xmlns:a="http://schemas.openxmlformats.org/drawingml/2006/main" noChangeAspect="1"/>
+            </wp:cNvGraphicFramePr>
+            <a:graphic xmlns:a="http://schemas.openxmlformats.org/drawingml/2006/main">
+              <a:graphicData uri="http://schemas.openxmlformats.org/drawingml/2006/picture">
+                <pic:pic xmlns:pic="http://schemas.openxmlformats.org/drawingml/2006/picture">
+                  <pic:nvPicPr>
+                    <pic:cNvPr id="0" name="Picture 152"/>
+                    <pic:cNvPicPr>
+                      <a:picLocks noChangeAspect="1" noChangeArrowheads="1"/>
+                    </pic:cNvPicPr>
+                  </pic:nvPicPr>
+                  <pic:blipFill>
+                    <a:blip r:embed="rId9">
+                      <a:extLst>
+                        <a:ext uri="{28A0092B-C50C-407E-A947-70E740481C1C}">
+                          <a14:useLocalDpi xmlns:a14="http://schemas.microsoft.com/office/drawing/2010/main" val="0"/>
+                        </a:ext>
+                      </a:extLst>
+                    </a:blip>
+                    <a:srcRect/>
+                    <a:stretch>
+                      <a:fillRect/>
+                    </a:stretch>
+                  </pic:blipFill>
+                  <pic:spPr bwMode="auto">
+                    <a:xfrm>
+                      <a:off x="0" y="0"/>
+                      <a:ext cx="5765546" cy="1928840"/>
+                    </a:xfrm>
+                    <a:prstGeom prst="rect">
+                      <a:avLst/>
+                    </a:prstGeom>
+                    <a:noFill/>
+                    <a:ln>
+                      <a:noFill/>
+                    </a:ln>
+                  </pic:spPr>
+                </pic:pic>
+              </a:graphicData>
+            </a:graphic>
+          </wp:inline>
+        </w:drawing>
+      </w:r>
+    </w:p>
+    <w:p>
+      <w:pPr>
+        <w:ind w:left="0" w:firstLine="0"/>
+        <w:rPr>
+          <w:b/>
+          <w:bCs/>
+          <w:sz w:val="24"/>
+          <w:szCs w:val="24"/>
+        </w:rPr>
+      </w:pPr>
+      <w:r>
+        <w:rPr>
+          <w:b/>
+          <w:bCs/>
+          <w:sz w:val="24"/>
+          <w:szCs w:val="24"/>
+        </w:rPr>
+        <w:t xml:space="preserve">B) </w:t>
+      </w:r>
+      <w:r>
+        <w:rPr>
+          <w:b/>
+          <w:bCs/>
+          <w:sz w:val="24"/>
+          <w:szCs w:val="24"/>
+        </w:rPr>
+        <w:t>Registration Tree</w:t>
+      </w:r>
+    </w:p>
+    <w:p>
+      <w:pPr>
+        <w:ind w:left="0" w:firstLine="0"/>
+        <w:rPr>
+          <w:b/>
+          <w:bCs/>
+          <w:sz w:val="28"/>
+          <w:szCs w:val="28"/>
+          <w:u w:val="single"/>
+        </w:rPr>
+      </w:pPr>
+      <w:r>
+        <w:rPr>
+          <w:b/>
+          <w:bCs/>
+          <w:noProof/>
+          <w:sz w:val="24"/>
+          <w:szCs w:val="24"/>
+        </w:rPr>
+        <w:drawing>
+          <wp:inline distT="0" distB="0" distL="0" distR="0" wp14:anchorId="0DAB1111" wp14:editId="1BE07B66">
+            <wp:extent cx="6306766" cy="1582615"/>
+            <wp:effectExtent l="0" t="0" r="0" b="0"/>
+            <wp:docPr id="1752794003" name="Picture 10"/>
+            <wp:cNvGraphicFramePr>
+              <a:graphicFrameLocks xmlns:a="http://schemas.openxmlformats.org/drawingml/2006/main" noChangeAspect="1"/>
+            </wp:cNvGraphicFramePr>
+            <a:graphic xmlns:a="http://schemas.openxmlformats.org/drawingml/2006/main">
+              <a:graphicData uri="http://schemas.openxmlformats.org/drawingml/2006/picture">
+                <pic:pic xmlns:pic="http://schemas.openxmlformats.org/drawingml/2006/picture">
+                  <pic:nvPicPr>
+                    <pic:cNvPr id="0" name="Picture 153"/>
+                    <pic:cNvPicPr>
+                      <a:picLocks noChangeAspect="1" noChangeArrowheads="1"/>
+                    </pic:cNvPicPr>
+                  </pic:nvPicPr>
+                  <pic:blipFill>
+                    <a:blip r:embed="rId10">
+                      <a:extLst>
+                        <a:ext uri="{28A0092B-C50C-407E-A947-70E740481C1C}">
+                          <a14:useLocalDpi xmlns:a14="http://schemas.microsoft.com/office/drawing/2010/main" val="0"/>
+                        </a:ext>
+                      </a:extLst>
+                    </a:blip>
+                    <a:srcRect/>
+                    <a:stretch>
+                      <a:fillRect/>
+                    </a:stretch>
+                  </pic:blipFill>
+                  <pic:spPr bwMode="auto">
+                    <a:xfrm>
+                      <a:off x="0" y="0"/>
+                      <a:ext cx="6316072" cy="1584950"/>
+                    </a:xfrm>
+                    <a:prstGeom prst="rect">
+                      <a:avLst/>
+                    </a:prstGeom>
+                    <a:noFill/>
+                    <a:ln>
+                      <a:noFill/>
+                    </a:ln>
+                  </pic:spPr>
+                </pic:pic>
+              </a:graphicData>
+            </a:graphic>
+          </wp:inline>
+        </w:drawing>
+      </w:r>
+    </w:p>
+    <w:p>
+      <w:pPr>
+        <w:ind w:left="0" w:firstLine="0"/>
+        <w:rPr>
+          <w:b/>
+          <w:bCs/>
+          <w:sz w:val="24"/>
+          <w:szCs w:val="24"/>
+        </w:rPr>
+      </w:pPr>
+      <w:r>
+        <w:rPr>
+          <w:b/>
+          <w:bCs/>
+          <w:sz w:val="24"/>
+          <w:szCs w:val="24"/>
+        </w:rPr>
+        <w:t xml:space="preserve">C) </w:t>
+      </w:r>
+      <w:r>
+        <w:rPr>
+          <w:b/>
+          <w:bCs/>
+          <w:sz w:val="24"/>
+          <w:szCs w:val="24"/>
+        </w:rPr>
+        <w:t>Donor Appointment Tree</w:t>
+      </w:r>
+    </w:p>
+    <w:p>
+      <w:pPr>
+        <w:ind w:left="0" w:firstLine="0"/>
+        <w:rPr>
+          <w:b/>
+          <w:bCs/>
+          <w:sz w:val="28"/>
+          <w:szCs w:val="28"/>
+          <w:u w:val="single"/>
+        </w:rPr>
+      </w:pPr>
+      <w:r>
+        <w:rPr>
+          <w:b/>
+          <w:bCs/>
+          <w:noProof/>
+          <w:sz w:val="24"/>
+          <w:szCs w:val="24"/>
+        </w:rPr>
+        <w:drawing>
+          <wp:inline distT="0" distB="0" distL="0" distR="0" wp14:anchorId="279E444A" wp14:editId="3E44BA96">
+            <wp:extent cx="6316394" cy="2087551"/>
+            <wp:effectExtent l="0" t="0" r="8255" b="8255"/>
+            <wp:docPr id="65128542" name="Picture 11"/>
+            <wp:cNvGraphicFramePr>
+              <a:graphicFrameLocks xmlns:a="http://schemas.openxmlformats.org/drawingml/2006/main" noChangeAspect="1"/>
+            </wp:cNvGraphicFramePr>
+            <a:graphic xmlns:a="http://schemas.openxmlformats.org/drawingml/2006/main">
+              <a:graphicData uri="http://schemas.openxmlformats.org/drawingml/2006/picture">
+                <pic:pic xmlns:pic="http://schemas.openxmlformats.org/drawingml/2006/picture">
+                  <pic:nvPicPr>
+                    <pic:cNvPr id="0" name="Picture 154"/>
+                    <pic:cNvPicPr>
+                      <a:picLocks noChangeAspect="1" noChangeArrowheads="1"/>
+                    </pic:cNvPicPr>
+                  </pic:nvPicPr>
+                  <pic:blipFill>
+                    <a:blip r:embed="rId11">
+                      <a:extLst>
+                        <a:ext uri="{28A0092B-C50C-407E-A947-70E740481C1C}">
+                          <a14:useLocalDpi xmlns:a14="http://schemas.microsoft.com/office/drawing/2010/main" val="0"/>
+                        </a:ext>
+                      </a:extLst>
+                    </a:blip>
+                    <a:srcRect/>
+                    <a:stretch>
+                      <a:fillRect/>
+                    </a:stretch>
+                  </pic:blipFill>
+                  <pic:spPr bwMode="auto">
+                    <a:xfrm>
+                      <a:off x="0" y="0"/>
+                      <a:ext cx="6338558" cy="2094876"/>
+                    </a:xfrm>
+                    <a:prstGeom prst="rect">
+                      <a:avLst/>
+                    </a:prstGeom>
+                    <a:noFill/>
+                    <a:ln>
+                      <a:noFill/>
+                    </a:ln>
+                  </pic:spPr>
+                </pic:pic>
+              </a:graphicData>
+            </a:graphic>
+          </wp:inline>
+        </w:drawing>
+      </w:r>
+    </w:p>
+    <w:p>
+      <w:pPr>
+        <w:ind w:left="714" w:hanging="357"/>
+        <w:rPr>
+          <w:b/>
+          <w:bCs/>
+          <w:sz w:val="24"/>
+          <w:szCs w:val="24"/>
+        </w:rPr>
+      </w:pPr>
+      <w:r>
+        <w:rPr>
+          <w:b/>
+          <w:bCs/>
+          <w:sz w:val="24"/>
+          <w:szCs w:val="24"/>
+        </w:rPr>
+        <w:br w:type="page"/>
+      </w:r>
+    </w:p>
+    <w:p>
+      <w:pPr>
+        <w:ind w:left="0" w:firstLine="0"/>
+        <w:rPr>
+          <w:b/>
+          <w:bCs/>
+          <w:sz w:val="24"/>
+          <w:szCs w:val="24"/>
+        </w:rPr>
+      </w:pPr>
+    </w:p>
+    <w:p>
+      <w:pPr>
+        <w:ind w:left="0" w:firstLine="0"/>
+        <w:rPr>
+          <w:b/>
+          <w:bCs/>
+          <w:sz w:val="24"/>
+          <w:szCs w:val="24"/>
+        </w:rPr>
+      </w:pPr>
+    </w:p>
+    <w:p>
+      <w:pPr>
+        <w:ind w:left="0" w:firstLine="0"/>
+        <w:rPr>
+          <w:b/>
+          <w:bCs/>
+          <w:sz w:val="24"/>
+          <w:szCs w:val="24"/>
+        </w:rPr>
+      </w:pPr>
+      <w:r>
+        <w:rPr>
+          <w:b/>
+          <w:bCs/>
+          <w:sz w:val="24"/>
+          <w:szCs w:val="24"/>
+        </w:rPr>
+        <w:t xml:space="preserve">D) </w:t>
+      </w:r>
+      <w:r>
+        <w:rPr>
+          <w:b/>
+          <w:bCs/>
+          <w:sz w:val="24"/>
+          <w:szCs w:val="24"/>
+        </w:rPr>
+        <w:t>Reception QR Decision Tree</w:t>
+      </w:r>
+    </w:p>
+    <w:p>
+      <w:pPr>
+        <w:ind w:left="0" w:firstLine="0"/>
+        <w:rPr>
+          <w:b/>
+          <w:bCs/>
+          <w:sz w:val="28"/>
+          <w:szCs w:val="28"/>
+          <w:u w:val="single"/>
+        </w:rPr>
+      </w:pPr>
+      <w:r>
+        <w:rPr>
+          <w:b/>
+          <w:bCs/>
+          <w:noProof/>
+          <w:sz w:val="24"/>
+          <w:szCs w:val="24"/>
+        </w:rPr>
+        <w:drawing>
+          <wp:inline distT="0" distB="0" distL="0" distR="0" wp14:anchorId="634EC964" wp14:editId="555C7BC4">
+            <wp:extent cx="6267157" cy="2009645"/>
+            <wp:effectExtent l="0" t="0" r="635" b="0"/>
+            <wp:docPr id="352670051" name="Picture 12"/>
+            <wp:cNvGraphicFramePr>
+              <a:graphicFrameLocks xmlns:a="http://schemas.openxmlformats.org/drawingml/2006/main" noChangeAspect="1"/>
+            </wp:cNvGraphicFramePr>
+            <a:graphic xmlns:a="http://schemas.openxmlformats.org/drawingml/2006/main">
+              <a:graphicData uri="http://schemas.openxmlformats.org/drawingml/2006/picture">
+                <pic:pic xmlns:pic="http://schemas.openxmlformats.org/drawingml/2006/picture">
+                  <pic:nvPicPr>
+                    <pic:cNvPr id="0" name="Picture 155"/>
+                    <pic:cNvPicPr>
+                      <a:picLocks noChangeAspect="1" noChangeArrowheads="1"/>
+                    </pic:cNvPicPr>
+                  </pic:nvPicPr>
+                  <pic:blipFill>
+                    <a:blip r:embed="rId12">
+                      <a:extLst>
+                        <a:ext uri="{28A0092B-C50C-407E-A947-70E740481C1C}">
+                          <a14:useLocalDpi xmlns:a14="http://schemas.microsoft.com/office/drawing/2010/main" val="0"/>
+                        </a:ext>
+                      </a:extLst>
+                    </a:blip>
+                    <a:srcRect/>
+                    <a:stretch>
+                      <a:fillRect/>
+                    </a:stretch>
+                  </pic:blipFill>
+                  <pic:spPr bwMode="auto">
+                    <a:xfrm>
+                      <a:off x="0" y="0"/>
+                      <a:ext cx="6282467" cy="2014554"/>
+                    </a:xfrm>
+                    <a:prstGeom prst="rect">
+                      <a:avLst/>
+                    </a:prstGeom>
+                    <a:noFill/>
+                    <a:ln>
+                      <a:noFill/>
+                    </a:ln>
+                  </pic:spPr>
+                </pic:pic>
+              </a:graphicData>
+            </a:graphic>
+          </wp:inline>
+        </w:drawing>
+      </w:r>
+    </w:p>
+    <w:p>
+      <w:pPr>
+        <w:ind w:left="0" w:firstLine="0"/>
+        <w:rPr>
+          <w:b/>
+          <w:bCs/>
+          <w:sz w:val="28"/>
+          <w:szCs w:val="28"/>
+          <w:u w:val="single"/>
+        </w:rPr>
+      </w:pPr>
+    </w:p>
+    <w:p>
+      <w:pPr>
+        <w:ind w:left="0" w:firstLine="0"/>
+        <w:rPr>
+          <w:b/>
+          <w:bCs/>
+          <w:sz w:val="24"/>
+          <w:szCs w:val="24"/>
+        </w:rPr>
+      </w:pPr>
+      <w:r>
+        <w:rPr>
+          <w:b/>
+          <w:bCs/>
+          <w:sz w:val="24"/>
+          <w:szCs w:val="24"/>
+        </w:rPr>
+        <w:t xml:space="preserve">E) </w:t>
+      </w:r>
+      <w:r>
+        <w:rPr>
+          <w:b/>
+          <w:bCs/>
+          <w:sz w:val="24"/>
+          <w:szCs w:val="24"/>
+        </w:rPr>
+        <w:t>Blood Request Tree</w:t>
+      </w:r>
+    </w:p>
+    <w:p>
+      <w:pPr>
+        <w:ind w:left="0" w:firstLine="0"/>
+        <w:rPr>
+          <w:b/>
+          <w:bCs/>
+          <w:sz w:val="28"/>
+          <w:szCs w:val="28"/>
+          <w:u w:val="single"/>
+        </w:rPr>
+      </w:pPr>
+      <w:r>
+        <w:rPr>
+          <w:b/>
+          <w:bCs/>
+          <w:noProof/>
+          <w:sz w:val="24"/>
+          <w:szCs w:val="24"/>
+        </w:rPr>
+        <w:drawing>
+          <wp:inline distT="0" distB="0" distL="0" distR="0" wp14:anchorId="5F2CDBC1" wp14:editId="346F2B20">
+            <wp:extent cx="6286478" cy="1392750"/>
+            <wp:effectExtent l="0" t="0" r="635" b="0"/>
+            <wp:docPr id="1528143774" name="Picture 13"/>
+            <wp:cNvGraphicFramePr>
+              <a:graphicFrameLocks xmlns:a="http://schemas.openxmlformats.org/drawingml/2006/main" noChangeAspect="1"/>
+            </wp:cNvGraphicFramePr>
+            <a:graphic xmlns:a="http://schemas.openxmlformats.org/drawingml/2006/main">
+              <a:graphicData uri="http://schemas.openxmlformats.org/drawingml/2006/picture">
+                <pic:pic xmlns:pic="http://schemas.openxmlformats.org/drawingml/2006/picture">
+                  <pic:nvPicPr>
+                    <pic:cNvPr id="0" name="Picture 156"/>
+                    <pic:cNvPicPr>
+                      <a:picLocks noChangeAspect="1" noChangeArrowheads="1"/>
+                    </pic:cNvPicPr>
+                  </pic:nvPicPr>
+                  <pic:blipFill>
+                    <a:blip r:embed="rId13">
+                      <a:extLst>
+                        <a:ext uri="{28A0092B-C50C-407E-A947-70E740481C1C}">
+                          <a14:useLocalDpi xmlns:a14="http://schemas.microsoft.com/office/drawing/2010/main" val="0"/>
+                        </a:ext>
+                      </a:extLst>
+                    </a:blip>
+                    <a:srcRect/>
+                    <a:stretch>
+                      <a:fillRect/>
+                    </a:stretch>
+                  </pic:blipFill>
+                  <pic:spPr bwMode="auto">
+                    <a:xfrm>
+                      <a:off x="0" y="0"/>
+                      <a:ext cx="6296920" cy="1395063"/>
+                    </a:xfrm>
+                    <a:prstGeom prst="rect">
+                      <a:avLst/>
+                    </a:prstGeom>
+                    <a:noFill/>
+                    <a:ln>
+                      <a:noFill/>
+                    </a:ln>
+                  </pic:spPr>
+                </pic:pic>
+              </a:graphicData>
+            </a:graphic>
+          </wp:inline>
+        </w:drawing>
+      </w:r>
+    </w:p>
+    <w:p>
+      <w:pPr>
+        <w:ind w:left="0" w:firstLine="0"/>
+        <w:rPr>
+          <w:b/>
+          <w:bCs/>
+          <w:sz w:val="28"/>
+          <w:szCs w:val="28"/>
+          <w:u w:val="single"/>
+        </w:rPr>
+      </w:pPr>
+    </w:p>
+    <w:p>
+      <w:pPr>
+        <w:ind w:left="0" w:firstLine="0"/>
+        <w:rPr>
+          <w:b/>
+          <w:bCs/>
+          <w:sz w:val="24"/>
+          <w:szCs w:val="24"/>
+        </w:rPr>
+      </w:pPr>
+      <w:r>
+        <w:rPr>
+          <w:b/>
+          <w:bCs/>
+          <w:sz w:val="24"/>
+          <w:szCs w:val="24"/>
+        </w:rPr>
+        <w:t xml:space="preserve">F) </w:t>
+      </w:r>
+      <w:r>
+        <w:rPr>
+          <w:b/>
+          <w:bCs/>
+          <w:sz w:val="24"/>
+          <w:szCs w:val="24"/>
+        </w:rPr>
+        <w:t>Blood Issue Tree</w:t>
+      </w:r>
+    </w:p>
+    <w:p>
+      <w:pPr>
+        <w:ind w:left="0" w:firstLine="0"/>
+        <w:rPr>
+          <w:b/>
+          <w:bCs/>
+          <w:sz w:val="28"/>
+          <w:szCs w:val="28"/>
+          <w:u w:val="single"/>
+        </w:rPr>
+      </w:pPr>
+      <w:r>
+        <w:rPr>
+          <w:b/>
+          <w:bCs/>
+          <w:noProof/>
+          <w:sz w:val="24"/>
+          <w:szCs w:val="24"/>
+        </w:rPr>
+        <w:drawing>
+          <wp:inline distT="0" distB="0" distL="0" distR="0" wp14:anchorId="4D73023B" wp14:editId="6C3293D2">
+            <wp:extent cx="6326952" cy="1610751"/>
+            <wp:effectExtent l="0" t="0" r="0" b="8890"/>
+            <wp:docPr id="1845455149" name="Picture 14"/>
+            <wp:cNvGraphicFramePr>
+              <a:graphicFrameLocks xmlns:a="http://schemas.openxmlformats.org/drawingml/2006/main" noChangeAspect="1"/>
+            </wp:cNvGraphicFramePr>
+            <a:graphic xmlns:a="http://schemas.openxmlformats.org/drawingml/2006/main">
+              <a:graphicData uri="http://schemas.openxmlformats.org/drawingml/2006/picture">
+                <pic:pic xmlns:pic="http://schemas.openxmlformats.org/drawingml/2006/picture">
+                  <pic:nvPicPr>
+                    <pic:cNvPr id="0" name="Picture 157"/>
+                    <pic:cNvPicPr>
+                      <a:picLocks noChangeAspect="1" noChangeArrowheads="1"/>
+                    </pic:cNvPicPr>
+                  </pic:nvPicPr>
+                  <pic:blipFill>
+                    <a:blip r:embed="rId14">
+                      <a:extLst>
+                        <a:ext uri="{28A0092B-C50C-407E-A947-70E740481C1C}">
+                          <a14:useLocalDpi xmlns:a14="http://schemas.microsoft.com/office/drawing/2010/main" val="0"/>
+                        </a:ext>
+                      </a:extLst>
+                    </a:blip>
+                    <a:srcRect/>
+                    <a:stretch>
+                      <a:fillRect/>
+                    </a:stretch>
+                  </pic:blipFill>
+                  <pic:spPr bwMode="auto">
+                    <a:xfrm>
+                      <a:off x="0" y="0"/>
+                      <a:ext cx="6341249" cy="1614391"/>
+                    </a:xfrm>
+                    <a:prstGeom prst="rect">
+                      <a:avLst/>
+                    </a:prstGeom>
+                    <a:noFill/>
+                    <a:ln>
+                      <a:noFill/>
+                    </a:ln>
+                  </pic:spPr>
+                </pic:pic>
+              </a:graphicData>
+            </a:graphic>
+          </wp:inline>
+        </w:drawing>
+      </w:r>
+    </w:p>
+    <w:p>
+      <w:pPr>
+        <w:ind w:left="0" w:firstLine="0"/>
+        <w:rPr>
+          <w:b/>
+          <w:bCs/>
+          <w:sz w:val="28"/>
+          <w:szCs w:val="28"/>
+          <w:u w:val="single"/>
+        </w:rPr>
+      </w:pPr>
+    </w:p>
+    <w:p>
+      <w:pPr>
+        <w:ind w:left="0" w:firstLine="0"/>
+        <w:rPr>
+          <w:b/>
+          <w:bCs/>
+          <w:sz w:val="28"/>
+          <w:szCs w:val="28"/>
+          <w:u w:val="single"/>
+        </w:rPr>
+      </w:pPr>
+    </w:p>
+    <w:p>
+      <w:pPr>
+        <w:ind w:left="0" w:firstLine="0"/>
+        <w:rPr>
+          <w:b/>
+          <w:bCs/>
+          <w:sz w:val="28"/>
+          <w:szCs w:val="28"/>
+          <w:u w:val="single"/>
+        </w:rPr>
+      </w:pPr>
+    </w:p>
+    <w:p>
+      <w:pPr>
+        <w:ind w:left="0" w:firstLine="0"/>
+        <w:rPr>
+          <w:b/>
+          <w:bCs/>
+          <w:i/>
+          <w:iCs/>
+          <w:sz w:val="24"/>
+          <w:szCs w:val="24"/>
+          <w:u w:val="single"/>
+        </w:rPr>
+      </w:pPr>
+      <w:r>
+        <w:rPr>
+          <w:b/>
+          <w:bCs/>
+          <w:i/>
+          <w:iCs/>
+          <w:sz w:val="24"/>
+          <w:szCs w:val="24"/>
+          <w:u w:val="single"/>
+        </w:rPr>
+        <w:t>7.2 DFD Level-0:</w:t>
+      </w:r>
+    </w:p>
+    <w:p>
+      <w:pPr>
+        <w:ind w:left="0" w:firstLine="0"/>
+        <w:rPr>
+          <w:b/>
+          <w:bCs/>
+          <w:sz w:val="24"/>
+          <w:szCs w:val="24"/>
+        </w:rPr>
+      </w:pPr>
+      <w:r>
+        <w:rPr>
+          <w:b/>
+          <w:bCs/>
+          <w:noProof/>
+          <w:sz w:val="24"/>
+          <w:szCs w:val="24"/>
+        </w:rPr>
+        <w:drawing>
+          <wp:inline distT="0" distB="0" distL="0" distR="0" wp14:anchorId="0C31F272" wp14:editId="447A7DF1">
+            <wp:extent cx="6281531" cy="3466534"/>
+            <wp:effectExtent l="0" t="0" r="5080" b="635"/>
+            <wp:docPr id="1691568646" name="Picture 16"/>
+            <wp:cNvGraphicFramePr>
+              <a:graphicFrameLocks xmlns:a="http://schemas.openxmlformats.org/drawingml/2006/main" noChangeAspect="1"/>
+            </wp:cNvGraphicFramePr>
+            <a:graphic xmlns:a="http://schemas.openxmlformats.org/drawingml/2006/main">
+              <a:graphicData uri="http://schemas.openxmlformats.org/drawingml/2006/picture">
+                <pic:pic xmlns:pic="http://schemas.openxmlformats.org/drawingml/2006/picture">
+                  <pic:nvPicPr>
+                    <pic:cNvPr id="0" name="Picture 159"/>
+                    <pic:cNvPicPr>
+                      <a:picLocks noChangeAspect="1" noChangeArrowheads="1"/>
+                    </pic:cNvPicPr>
+                  </pic:nvPicPr>
+                  <pic:blipFill>
+                    <a:blip r:embed="rId15">
+                      <a:extLst>
+                        <a:ext uri="{28A0092B-C50C-407E-A947-70E740481C1C}">
+                          <a14:useLocalDpi xmlns:a14="http://schemas.microsoft.com/office/drawing/2010/main" val="0"/>
+                        </a:ext>
+                      </a:extLst>
+                    </a:blip>
+                    <a:srcRect/>
+                    <a:stretch>
+                      <a:fillRect/>
+                    </a:stretch>
+                  </pic:blipFill>
+                  <pic:spPr bwMode="auto">
+                    <a:xfrm>
+                      <a:off x="0" y="0"/>
+                      <a:ext cx="6290588" cy="3471532"/>
+                    </a:xfrm>
+                    <a:prstGeom prst="rect">
+                      <a:avLst/>
+                    </a:prstGeom>
+                    <a:noFill/>
+                    <a:ln>
+                      <a:noFill/>
+                    </a:ln>
+                  </pic:spPr>
+                </pic:pic>
+              </a:graphicData>
+            </a:graphic>
+          </wp:inline>
+        </w:drawing>
+      </w:r>
+    </w:p>
+    <w:p>
+      <w:pPr>
+        <w:ind w:left="0" w:firstLine="0"/>
+        <w:rPr>
+          <w:b/>
+          <w:bCs/>
+          <w:i/>
+          <w:iCs/>
+          <w:sz w:val="24"/>
+          <w:szCs w:val="24"/>
+          <w:u w:val="single"/>
+        </w:rPr>
+      </w:pPr>
+      <w:r>
+        <w:rPr>
+          <w:b/>
+          <w:bCs/>
+          <w:i/>
+          <w:iCs/>
+          <w:sz w:val="24"/>
+          <w:szCs w:val="24"/>
+          <w:u w:val="single"/>
+        </w:rPr>
+        <w:t>7.2 DFD Level-I:</w:t>
+      </w:r>
+    </w:p>
+    <w:p>
+      <w:pPr>
+        <w:ind w:left="0" w:firstLine="0"/>
+        <w:rPr>
+          <w:b/>
+          <w:bCs/>
+          <w:sz w:val="24"/>
+          <w:szCs w:val="24"/>
+        </w:rPr>
+      </w:pPr>
+      <w:r>
+        <w:rPr>
+          <w:b/>
+          <w:bCs/>
+          <w:sz w:val="24"/>
+          <w:szCs w:val="24"/>
+        </w:rPr>
+        <w:t xml:space="preserve">1) </w:t>
+      </w:r>
+      <w:r>
+        <w:rPr>
+          <w:b/>
+          <w:bCs/>
+          <w:sz w:val="24"/>
+          <w:szCs w:val="24"/>
+        </w:rPr>
+        <w:t>Auth &amp; User Management</w:t>
+      </w:r>
+    </w:p>
+    <w:p>
+      <w:pPr>
+        <w:ind w:left="0" w:firstLine="0"/>
+        <w:rPr>
+          <w:b/>
+          <w:bCs/>
+          <w:sz w:val="24"/>
+          <w:szCs w:val="24"/>
+        </w:rPr>
+      </w:pPr>
+      <w:r>
+        <w:rPr>
+          <w:b/>
+          <w:bCs/>
+          <w:noProof/>
+          <w:sz w:val="24"/>
+          <w:szCs w:val="24"/>
+        </w:rPr>
+        <w:drawing>
+          <wp:inline distT="0" distB="0" distL="0" distR="0" wp14:anchorId="2B2699C9" wp14:editId="1F62096D">
+            <wp:extent cx="6305385" cy="4403949"/>
+            <wp:effectExtent l="0" t="0" r="635" b="0"/>
+            <wp:docPr id="75073641" name="Picture 17"/>
+            <wp:cNvGraphicFramePr>
+              <a:graphicFrameLocks xmlns:a="http://schemas.openxmlformats.org/drawingml/2006/main" noChangeAspect="1"/>
+            </wp:cNvGraphicFramePr>
+            <a:graphic xmlns:a="http://schemas.openxmlformats.org/drawingml/2006/main">
+              <a:graphicData uri="http://schemas.openxmlformats.org/drawingml/2006/picture">
+                <pic:pic xmlns:pic="http://schemas.openxmlformats.org/drawingml/2006/picture">
+                  <pic:nvPicPr>
+                    <pic:cNvPr id="0" name="Picture 160"/>
+                    <pic:cNvPicPr>
+                      <a:picLocks noChangeAspect="1" noChangeArrowheads="1"/>
+                    </pic:cNvPicPr>
+                  </pic:nvPicPr>
+                  <pic:blipFill>
+                    <a:blip r:embed="rId16">
+                      <a:extLst>
+                        <a:ext uri="{28A0092B-C50C-407E-A947-70E740481C1C}">
+                          <a14:useLocalDpi xmlns:a14="http://schemas.microsoft.com/office/drawing/2010/main" val="0"/>
+                        </a:ext>
+                      </a:extLst>
+                    </a:blip>
+                    <a:srcRect/>
+                    <a:stretch>
+                      <a:fillRect/>
+                    </a:stretch>
+                  </pic:blipFill>
+                  <pic:spPr bwMode="auto">
+                    <a:xfrm>
+                      <a:off x="0" y="0"/>
+                      <a:ext cx="6319102" cy="4413530"/>
+                    </a:xfrm>
+                    <a:prstGeom prst="rect">
+                      <a:avLst/>
+                    </a:prstGeom>
+                    <a:noFill/>
+                    <a:ln>
+                      <a:noFill/>
+                    </a:ln>
+                  </pic:spPr>
+                </pic:pic>
+              </a:graphicData>
+            </a:graphic>
+          </wp:inline>
+        </w:drawing>
+      </w:r>
+    </w:p>
+    <w:p>
+      <w:pPr>
+        <w:ind w:left="0" w:firstLine="0"/>
+        <w:rPr>
+          <w:b/>
+          <w:bCs/>
+          <w:sz w:val="24"/>
+          <w:szCs w:val="24"/>
+        </w:rPr>
+      </w:pPr>
+      <w:r>
+        <w:rPr>
+          <w:b/>
+          <w:bCs/>
+          <w:sz w:val="24"/>
+          <w:szCs w:val="24"/>
+        </w:rPr>
+        <w:t xml:space="preserve">2) </w:t>
+      </w:r>
+      <w:r>
+        <w:rPr>
+          <w:b/>
+          <w:bCs/>
+          <w:sz w:val="24"/>
+          <w:szCs w:val="24"/>
+        </w:rPr>
+        <w:t>Appointment Management</w:t>
+      </w:r>
+    </w:p>
+    <w:p>
+      <w:pPr>
+        <w:ind w:left="0" w:firstLine="0"/>
+        <w:rPr>
+          <w:b/>
+          <w:bCs/>
+          <w:sz w:val="24"/>
+          <w:szCs w:val="24"/>
+        </w:rPr>
+      </w:pPr>
+      <w:r>
+        <w:rPr>
+          <w:b/>
+          <w:bCs/>
+          <w:noProof/>
+          <w:sz w:val="24"/>
+          <w:szCs w:val="24"/>
+        </w:rPr>
+        <w:drawing>
+          <wp:inline distT="0" distB="0" distL="0" distR="0" wp14:anchorId="6AC9CBCD" wp14:editId="1BB13A03">
+            <wp:extent cx="6255437" cy="4905955"/>
+            <wp:effectExtent l="0" t="0" r="0" b="9525"/>
+            <wp:docPr id="1955250782" name="Picture 18"/>
+            <wp:cNvGraphicFramePr>
+              <a:graphicFrameLocks xmlns:a="http://schemas.openxmlformats.org/drawingml/2006/main" noChangeAspect="1"/>
+            </wp:cNvGraphicFramePr>
+            <a:graphic xmlns:a="http://schemas.openxmlformats.org/drawingml/2006/main">
+              <a:graphicData uri="http://schemas.openxmlformats.org/drawingml/2006/picture">
+                <pic:pic xmlns:pic="http://schemas.openxmlformats.org/drawingml/2006/picture">
+                  <pic:nvPicPr>
+                    <pic:cNvPr id="0" name="Picture 161"/>
+                    <pic:cNvPicPr>
+                      <a:picLocks noChangeAspect="1" noChangeArrowheads="1"/>
+                    </pic:cNvPicPr>
+                  </pic:nvPicPr>
+                  <pic:blipFill>
+                    <a:blip r:embed="rId17">
+                      <a:extLst>
+                        <a:ext uri="{28A0092B-C50C-407E-A947-70E740481C1C}">
+                          <a14:useLocalDpi xmlns:a14="http://schemas.microsoft.com/office/drawing/2010/main" val="0"/>
+                        </a:ext>
+                      </a:extLst>
+                    </a:blip>
+                    <a:srcRect/>
+                    <a:stretch>
+                      <a:fillRect/>
+                    </a:stretch>
+                  </pic:blipFill>
+                  <pic:spPr bwMode="auto">
+                    <a:xfrm>
+                      <a:off x="0" y="0"/>
+                      <a:ext cx="6282455" cy="4927145"/>
+                    </a:xfrm>
+                    <a:prstGeom prst="rect">
+                      <a:avLst/>
+                    </a:prstGeom>
+                    <a:noFill/>
+                    <a:ln>
+                      <a:noFill/>
+                    </a:ln>
+                  </pic:spPr>
+                </pic:pic>
+              </a:graphicData>
+            </a:graphic>
+          </wp:inline>
+        </w:drawing>
+      </w:r>
+    </w:p>
+    <w:p>
+      <w:pPr>
+        <w:ind w:left="714" w:hanging="357"/>
+        <w:rPr>
+          <w:b/>
+          <w:bCs/>
+          <w:sz w:val="24"/>
+          <w:szCs w:val="24"/>
+        </w:rPr>
+      </w:pPr>
+      <w:r>
+        <w:rPr>
+          <w:b/>
+          <w:bCs/>
+          <w:sz w:val="24"/>
+          <w:szCs w:val="24"/>
+        </w:rPr>
+        <w:br w:type="page"/>
+      </w:r>
+    </w:p>
+    <w:p>
+      <w:pPr>
+        <w:ind w:left="0" w:firstLine="0"/>
+        <w:rPr>
+          <w:b/>
+          <w:bCs/>
+          <w:sz w:val="24"/>
+          <w:szCs w:val="24"/>
+        </w:rPr>
+      </w:pPr>
+      <w:r>
+        <w:rPr>
+          <w:b/>
+          <w:bCs/>
+          <w:sz w:val="24"/>
+          <w:szCs w:val="24"/>
+        </w:rPr>
+        <w:t xml:space="preserve">3) </w:t>
+      </w:r>
+      <w:r>
+        <w:rPr>
+          <w:b/>
+          <w:bCs/>
+          <w:sz w:val="24"/>
+          <w:szCs w:val="24"/>
+        </w:rPr>
+        <w:t>Reception &amp; Check-in</w:t>
+      </w:r>
+    </w:p>
+    <w:p>
+      <w:pPr>
+        <w:ind w:left="0" w:firstLine="0"/>
+        <w:rPr>
+          <w:b/>
+          <w:bCs/>
+          <w:sz w:val="24"/>
+          <w:szCs w:val="24"/>
+        </w:rPr>
+      </w:pPr>
+      <w:r>
+        <w:rPr>
+          <w:b/>
+          <w:bCs/>
+          <w:noProof/>
+          <w:sz w:val="24"/>
+          <w:szCs w:val="24"/>
+        </w:rPr>
+        <w:drawing>
+          <wp:inline distT="0" distB="0" distL="0" distR="0" wp14:anchorId="13961ECB" wp14:editId="0B4D4378">
+            <wp:extent cx="6241774" cy="6906422"/>
+            <wp:effectExtent l="0" t="0" r="6985" b="8890"/>
+            <wp:docPr id="397084332" name="Picture 19"/>
+            <wp:cNvGraphicFramePr>
+              <a:graphicFrameLocks xmlns:a="http://schemas.openxmlformats.org/drawingml/2006/main" noChangeAspect="1"/>
+            </wp:cNvGraphicFramePr>
+            <a:graphic xmlns:a="http://schemas.openxmlformats.org/drawingml/2006/main">
+              <a:graphicData uri="http://schemas.openxmlformats.org/drawingml/2006/picture">
+                <pic:pic xmlns:pic="http://schemas.openxmlformats.org/drawingml/2006/picture">
+                  <pic:nvPicPr>
+                    <pic:cNvPr id="0" name="Picture 162"/>
+                    <pic:cNvPicPr>
+                      <a:picLocks noChangeAspect="1" noChangeArrowheads="1"/>
+                    </pic:cNvPicPr>
+                  </pic:nvPicPr>
+                  <pic:blipFill>
+                    <a:blip r:embed="rId18">
+                      <a:extLst>
+                        <a:ext uri="{28A0092B-C50C-407E-A947-70E740481C1C}">
+                          <a14:useLocalDpi xmlns:a14="http://schemas.microsoft.com/office/drawing/2010/main" val="0"/>
+                        </a:ext>
+                      </a:extLst>
+                    </a:blip>
+                    <a:srcRect/>
+                    <a:stretch>
+                      <a:fillRect/>
+                    </a:stretch>
+                  </pic:blipFill>
+                  <pic:spPr bwMode="auto">
+                    <a:xfrm>
+                      <a:off x="0" y="0"/>
+                      <a:ext cx="6270635" cy="6938356"/>
+                    </a:xfrm>
+                    <a:prstGeom prst="rect">
+                      <a:avLst/>
+                    </a:prstGeom>
+                    <a:noFill/>
+                    <a:ln>
+                      <a:noFill/>
+                    </a:ln>
+                  </pic:spPr>
+                </pic:pic>
+              </a:graphicData>
+            </a:graphic>
+          </wp:inline>
+        </w:drawing>
+      </w:r>
+    </w:p>
+    <w:p>
+      <w:pPr>
+        <w:ind w:left="714" w:hanging="357"/>
+        <w:rPr>
+          <w:b/>
+          <w:bCs/>
+          <w:sz w:val="24"/>
+          <w:szCs w:val="24"/>
+        </w:rPr>
+      </w:pPr>
+      <w:r>
+        <w:rPr>
+          <w:b/>
+          <w:bCs/>
+          <w:sz w:val="24"/>
+          <w:szCs w:val="24"/>
+        </w:rPr>
+        <w:br w:type="page"/>
+      </w:r>
+    </w:p>
+    <w:p>
+      <w:pPr>
+        <w:ind w:left="0" w:firstLine="0"/>
+        <w:rPr>
+          <w:b/>
+          <w:bCs/>
+          <w:sz w:val="24"/>
+          <w:szCs w:val="24"/>
+        </w:rPr>
+      </w:pPr>
+      <w:r>
+        <w:rPr>
+          <w:b/>
+          <w:bCs/>
+          <w:sz w:val="24"/>
+          <w:szCs w:val="24"/>
+        </w:rPr>
+        <w:t xml:space="preserve">4) </w:t>
+      </w:r>
+      <w:r>
+        <w:rPr>
+          <w:b/>
+          <w:bCs/>
+          <w:sz w:val="24"/>
+          <w:szCs w:val="24"/>
+        </w:rPr>
+        <w:t>Blood Collection</w:t>
+      </w:r>
+    </w:p>
+    <w:p>
+      <w:pPr>
+        <w:ind w:left="0" w:firstLine="0"/>
+        <w:rPr>
+          <w:b/>
+          <w:bCs/>
+          <w:sz w:val="24"/>
+          <w:szCs w:val="24"/>
+        </w:rPr>
+      </w:pPr>
+      <w:r>
+        <w:rPr>
+          <w:b/>
+          <w:bCs/>
+          <w:noProof/>
+          <w:sz w:val="24"/>
+          <w:szCs w:val="24"/>
+        </w:rPr>
+        <w:drawing>
+          <wp:inline distT="0" distB="0" distL="0" distR="0" wp14:anchorId="7F7B111F" wp14:editId="38C8E81E">
+            <wp:extent cx="6225872" cy="8843998"/>
+            <wp:effectExtent l="0" t="0" r="0" b="0"/>
+            <wp:docPr id="1077872471" name="Picture 20"/>
+            <wp:cNvGraphicFramePr>
+              <a:graphicFrameLocks xmlns:a="http://schemas.openxmlformats.org/drawingml/2006/main" noChangeAspect="1"/>
+            </wp:cNvGraphicFramePr>
+            <a:graphic xmlns:a="http://schemas.openxmlformats.org/drawingml/2006/main">
+              <a:graphicData uri="http://schemas.openxmlformats.org/drawingml/2006/picture">
+                <pic:pic xmlns:pic="http://schemas.openxmlformats.org/drawingml/2006/picture">
+                  <pic:nvPicPr>
+                    <pic:cNvPr id="0" name="Picture 163"/>
+                    <pic:cNvPicPr>
+                      <a:picLocks noChangeAspect="1" noChangeArrowheads="1"/>
+                    </pic:cNvPicPr>
+                  </pic:nvPicPr>
+                  <pic:blipFill>
+                    <a:blip r:embed="rId19">
+                      <a:extLst>
+                        <a:ext uri="{28A0092B-C50C-407E-A947-70E740481C1C}">
+                          <a14:useLocalDpi xmlns:a14="http://schemas.microsoft.com/office/drawing/2010/main" val="0"/>
+                        </a:ext>
+                      </a:extLst>
+                    </a:blip>
+                    <a:srcRect/>
+                    <a:stretch>
+                      <a:fillRect/>
+                    </a:stretch>
+                  </pic:blipFill>
+                  <pic:spPr bwMode="auto">
+                    <a:xfrm>
+                      <a:off x="0" y="0"/>
+                      <a:ext cx="6231414" cy="8851871"/>
+                    </a:xfrm>
+                    <a:prstGeom prst="rect">
+                      <a:avLst/>
+                    </a:prstGeom>
+                    <a:noFill/>
+                    <a:ln>
+                      <a:noFill/>
+                    </a:ln>
+                  </pic:spPr>
+                </pic:pic>
+              </a:graphicData>
+            </a:graphic>
+          </wp:inline>
+        </w:drawing>
+      </w:r>
+    </w:p>
+    <w:p>
+      <w:pPr>
+        <w:ind w:left="0" w:firstLine="0"/>
+        <w:rPr>
+          <w:b/>
+          <w:bCs/>
+          <w:sz w:val="24"/>
+          <w:szCs w:val="24"/>
+        </w:rPr>
+      </w:pPr>
+      <w:r>
+        <w:rPr>
+          <w:b/>
+          <w:bCs/>
+          <w:sz w:val="24"/>
+          <w:szCs w:val="24"/>
+        </w:rPr>
+        <w:t xml:space="preserve">5) </w:t>
+      </w:r>
+      <w:r>
+        <w:rPr>
+          <w:b/>
+          <w:bCs/>
+          <w:sz w:val="24"/>
+          <w:szCs w:val="24"/>
+        </w:rPr>
+        <w:t>Laboratory Testing</w:t>
+      </w:r>
+    </w:p>
+    <w:p>
+      <w:pPr>
+        <w:ind w:left="0" w:firstLine="0"/>
+        <w:rPr>
+          <w:b/>
+          <w:bCs/>
+          <w:sz w:val="24"/>
+          <w:szCs w:val="24"/>
+        </w:rPr>
+      </w:pPr>
+      <w:r>
+        <w:rPr>
+          <w:b/>
+          <w:bCs/>
+          <w:noProof/>
+          <w:sz w:val="24"/>
+          <w:szCs w:val="24"/>
+        </w:rPr>
+        <w:drawing>
+          <wp:inline distT="0" distB="0" distL="0" distR="0" wp14:anchorId="79EC58D6" wp14:editId="58361CA7">
+            <wp:extent cx="5263764" cy="8952154"/>
+            <wp:effectExtent l="0" t="0" r="0" b="1905"/>
+            <wp:docPr id="515970229" name="Picture 21"/>
+            <wp:cNvGraphicFramePr>
+              <a:graphicFrameLocks xmlns:a="http://schemas.openxmlformats.org/drawingml/2006/main" noChangeAspect="1"/>
+            </wp:cNvGraphicFramePr>
+            <a:graphic xmlns:a="http://schemas.openxmlformats.org/drawingml/2006/main">
+              <a:graphicData uri="http://schemas.openxmlformats.org/drawingml/2006/picture">
+                <pic:pic xmlns:pic="http://schemas.openxmlformats.org/drawingml/2006/picture">
+                  <pic:nvPicPr>
+                    <pic:cNvPr id="0" name="Picture 164"/>
+                    <pic:cNvPicPr>
+                      <a:picLocks noChangeAspect="1" noChangeArrowheads="1"/>
+                    </pic:cNvPicPr>
+                  </pic:nvPicPr>
+                  <pic:blipFill>
+                    <a:blip r:embed="rId20">
+                      <a:extLst>
+                        <a:ext uri="{28A0092B-C50C-407E-A947-70E740481C1C}">
+                          <a14:useLocalDpi xmlns:a14="http://schemas.microsoft.com/office/drawing/2010/main" val="0"/>
+                        </a:ext>
+                      </a:extLst>
+                    </a:blip>
+                    <a:srcRect/>
+                    <a:stretch>
+                      <a:fillRect/>
+                    </a:stretch>
+                  </pic:blipFill>
+                  <pic:spPr bwMode="auto">
+                    <a:xfrm>
+                      <a:off x="0" y="0"/>
+                      <a:ext cx="5290865" cy="8998246"/>
+                    </a:xfrm>
+                    <a:prstGeom prst="rect">
+                      <a:avLst/>
+                    </a:prstGeom>
+                    <a:noFill/>
+                    <a:ln>
+                      <a:noFill/>
+                    </a:ln>
+                  </pic:spPr>
+                </pic:pic>
+              </a:graphicData>
+            </a:graphic>
+          </wp:inline>
+        </w:drawing>
+      </w:r>
+    </w:p>
+    <w:p>
+      <w:pPr>
+        <w:ind w:left="0" w:firstLine="0"/>
+        <w:rPr>
+          <w:b/>
+          <w:bCs/>
+          <w:sz w:val="24"/>
+          <w:szCs w:val="24"/>
+        </w:rPr>
+      </w:pPr>
+      <w:r>
+        <w:rPr>
+          <w:b/>
+          <w:bCs/>
+          <w:sz w:val="24"/>
+          <w:szCs w:val="24"/>
+        </w:rPr>
+        <w:t xml:space="preserve">6) </w:t>
+      </w:r>
+      <w:r>
+        <w:rPr>
+          <w:b/>
+          <w:bCs/>
+          <w:sz w:val="24"/>
+          <w:szCs w:val="24"/>
+        </w:rPr>
+        <w:t>Inventory &amp; Blood Requests</w:t>
+      </w:r>
+    </w:p>
+    <w:p>
+      <w:pPr>
+        <w:ind w:left="0" w:firstLine="0"/>
+        <w:rPr>
+          <w:b/>
+          <w:bCs/>
+          <w:sz w:val="24"/>
+          <w:szCs w:val="24"/>
+        </w:rPr>
+      </w:pPr>
+      <w:r>
+        <w:rPr>
+          <w:b/>
+          <w:bCs/>
+          <w:noProof/>
+          <w:sz w:val="24"/>
+          <w:szCs w:val="24"/>
+        </w:rPr>
+        <w:drawing>
+          <wp:inline distT="0" distB="0" distL="0" distR="0" wp14:anchorId="3121C238" wp14:editId="6645B382">
+            <wp:extent cx="6306682" cy="6917635"/>
+            <wp:effectExtent l="0" t="0" r="0" b="0"/>
+            <wp:docPr id="2029250664" name="Picture 22"/>
+            <wp:cNvGraphicFramePr>
+              <a:graphicFrameLocks xmlns:a="http://schemas.openxmlformats.org/drawingml/2006/main" noChangeAspect="1"/>
+            </wp:cNvGraphicFramePr>
+            <a:graphic xmlns:a="http://schemas.openxmlformats.org/drawingml/2006/main">
+              <a:graphicData uri="http://schemas.openxmlformats.org/drawingml/2006/picture">
+                <pic:pic xmlns:pic="http://schemas.openxmlformats.org/drawingml/2006/picture">
+                  <pic:nvPicPr>
+                    <pic:cNvPr id="0" name="Picture 165"/>
+                    <pic:cNvPicPr>
+                      <a:picLocks noChangeAspect="1" noChangeArrowheads="1"/>
+                    </pic:cNvPicPr>
+                  </pic:nvPicPr>
+                  <pic:blipFill>
+                    <a:blip r:embed="rId21">
+                      <a:extLst>
+                        <a:ext uri="{28A0092B-C50C-407E-A947-70E740481C1C}">
+                          <a14:useLocalDpi xmlns:a14="http://schemas.microsoft.com/office/drawing/2010/main" val="0"/>
+                        </a:ext>
+                      </a:extLst>
+                    </a:blip>
+                    <a:srcRect/>
+                    <a:stretch>
+                      <a:fillRect/>
+                    </a:stretch>
+                  </pic:blipFill>
+                  <pic:spPr bwMode="auto">
+                    <a:xfrm>
+                      <a:off x="0" y="0"/>
+                      <a:ext cx="6310190" cy="6921482"/>
+                    </a:xfrm>
+                    <a:prstGeom prst="rect">
+                      <a:avLst/>
+                    </a:prstGeom>
+                    <a:noFill/>
+                    <a:ln>
+                      <a:noFill/>
+                    </a:ln>
+                  </pic:spPr>
+                </pic:pic>
+              </a:graphicData>
+            </a:graphic>
+          </wp:inline>
+        </w:drawing>
+      </w:r>
+    </w:p>
+    <w:p>
+      <w:pPr>
+        <w:ind w:left="714" w:hanging="357"/>
+        <w:rPr>
+          <w:b/>
+          <w:bCs/>
+          <w:sz w:val="24"/>
+          <w:szCs w:val="24"/>
+        </w:rPr>
+      </w:pPr>
+      <w:r>
+        <w:rPr>
+          <w:b/>
+          <w:bCs/>
+          <w:sz w:val="24"/>
+          <w:szCs w:val="24"/>
+        </w:rPr>
+        <w:br w:type="page"/>
+      </w:r>
+    </w:p>
+    <w:p>
+      <w:pPr>
+        <w:ind w:left="0" w:firstLine="0"/>
+        <w:rPr>
+          <w:b/>
+          <w:bCs/>
+          <w:i/>
+          <w:iCs/>
+          <w:sz w:val="24"/>
+          <w:szCs w:val="24"/>
+          <w:u w:val="single"/>
+        </w:rPr>
+      </w:pPr>
+      <w:r>
+        <w:rPr>
+          <w:b/>
+          <w:bCs/>
+          <w:i/>
+          <w:iCs/>
+          <w:sz w:val="24"/>
+          <w:szCs w:val="24"/>
+          <w:u w:val="single"/>
+        </w:rPr>
+        <w:t>7.3 Structured Chart:</w:t>
+      </w:r>
+    </w:p>
+    <w:p>
+      <w:pPr>
+        <w:ind w:left="0" w:firstLine="0"/>
+        <w:rPr>
+          <w:b/>
+          <w:bCs/>
+          <w:sz w:val="24"/>
+          <w:szCs w:val="24"/>
+        </w:rPr>
+      </w:pPr>
+      <w:r>
+        <w:rPr>
+          <w:b/>
+          <w:bCs/>
+          <w:sz w:val="24"/>
+          <w:szCs w:val="24"/>
+        </w:rPr>
+        <w:t xml:space="preserve">1) </w:t>
+      </w:r>
+      <w:r>
+        <w:rPr>
+          <w:b/>
+          <w:bCs/>
+          <w:sz w:val="24"/>
+          <w:szCs w:val="24"/>
+        </w:rPr>
+        <w:t>Overall System Structured Chart</w:t>
+      </w:r>
+    </w:p>
+    <w:p>
+      <w:pPr>
+        <w:ind w:left="0" w:firstLine="0"/>
+        <w:rPr>
+          <w:b/>
+          <w:bCs/>
+          <w:sz w:val="24"/>
+          <w:szCs w:val="24"/>
+        </w:rPr>
+      </w:pPr>
+      <w:r>
+        <w:rPr>
+          <w:b/>
+          <w:bCs/>
+          <w:noProof/>
+          <w:sz w:val="24"/>
+          <w:szCs w:val="24"/>
+        </w:rPr>
+        <w:drawing>
+          <wp:inline distT="0" distB="0" distL="0" distR="0" wp14:anchorId="0A27935A" wp14:editId="677A24FD">
+            <wp:extent cx="4572000" cy="8530090"/>
+            <wp:effectExtent l="0" t="0" r="0" b="4445"/>
+            <wp:docPr id="787409281" name="Picture 23"/>
+            <wp:cNvGraphicFramePr>
+              <a:graphicFrameLocks xmlns:a="http://schemas.openxmlformats.org/drawingml/2006/main" noChangeAspect="1"/>
+            </wp:cNvGraphicFramePr>
+            <a:graphic xmlns:a="http://schemas.openxmlformats.org/drawingml/2006/main">
+              <a:graphicData uri="http://schemas.openxmlformats.org/drawingml/2006/picture">
+                <pic:pic xmlns:pic="http://schemas.openxmlformats.org/drawingml/2006/picture">
+                  <pic:nvPicPr>
+                    <pic:cNvPr id="0" name="Picture 166"/>
+                    <pic:cNvPicPr>
+                      <a:picLocks noChangeAspect="1" noChangeArrowheads="1"/>
+                    </pic:cNvPicPr>
+                  </pic:nvPicPr>
+                  <pic:blipFill>
+                    <a:blip r:embed="rId22">
+                      <a:extLst>
+                        <a:ext uri="{28A0092B-C50C-407E-A947-70E740481C1C}">
+                          <a14:useLocalDpi xmlns:a14="http://schemas.microsoft.com/office/drawing/2010/main" val="0"/>
+                        </a:ext>
+                      </a:extLst>
+                    </a:blip>
+                    <a:srcRect/>
+                    <a:stretch>
+                      <a:fillRect/>
+                    </a:stretch>
+                  </pic:blipFill>
+                  <pic:spPr bwMode="auto">
+                    <a:xfrm>
+                      <a:off x="0" y="0"/>
+                      <a:ext cx="4578293" cy="8541831"/>
+                    </a:xfrm>
+                    <a:prstGeom prst="rect">
+                      <a:avLst/>
+                    </a:prstGeom>
+                    <a:noFill/>
+                    <a:ln>
+                      <a:noFill/>
+                    </a:ln>
+                  </pic:spPr>
+                </pic:pic>
+              </a:graphicData>
+            </a:graphic>
+          </wp:inline>
+        </w:drawing>
+      </w:r>
+    </w:p>
+    <w:p>
+      <w:pPr>
+        <w:ind w:left="0" w:firstLine="0"/>
+        <w:rPr>
+          <w:b/>
+          <w:bCs/>
+          <w:sz w:val="24"/>
+          <w:szCs w:val="24"/>
+        </w:rPr>
+      </w:pPr>
+      <w:r>
+        <w:rPr>
+          <w:b/>
+          <w:bCs/>
+          <w:sz w:val="24"/>
+          <w:szCs w:val="24"/>
+        </w:rPr>
+        <w:t xml:space="preserve">2) </w:t>
+      </w:r>
+      <w:r>
+        <w:rPr>
+          <w:b/>
+          <w:bCs/>
+          <w:sz w:val="24"/>
+          <w:szCs w:val="24"/>
+        </w:rPr>
+        <w:t>Authentication &amp; Access Module</w:t>
+      </w:r>
+    </w:p>
+    <w:p>
+      <w:pPr>
+        <w:ind w:left="0" w:firstLine="0"/>
+        <w:rPr>
+          <w:b/>
+          <w:bCs/>
+          <w:sz w:val="24"/>
+          <w:szCs w:val="24"/>
+        </w:rPr>
+      </w:pPr>
+      <w:r>
+        <w:rPr>
+          <w:b/>
+          <w:bCs/>
+          <w:noProof/>
+          <w:sz w:val="24"/>
+          <w:szCs w:val="24"/>
+        </w:rPr>
+        <w:drawing>
+          <wp:inline distT="0" distB="0" distL="0" distR="0" wp14:anchorId="210E43CF" wp14:editId="53D6C6E7">
+            <wp:extent cx="4935213" cy="3760967"/>
+            <wp:effectExtent l="0" t="0" r="0" b="0"/>
+            <wp:docPr id="732716360" name="Picture 24"/>
+            <wp:cNvGraphicFramePr>
+              <a:graphicFrameLocks xmlns:a="http://schemas.openxmlformats.org/drawingml/2006/main" noChangeAspect="1"/>
+            </wp:cNvGraphicFramePr>
+            <a:graphic xmlns:a="http://schemas.openxmlformats.org/drawingml/2006/main">
+              <a:graphicData uri="http://schemas.openxmlformats.org/drawingml/2006/picture">
+                <pic:pic xmlns:pic="http://schemas.openxmlformats.org/drawingml/2006/picture">
+                  <pic:nvPicPr>
+                    <pic:cNvPr id="0" name="Picture 167"/>
+                    <pic:cNvPicPr>
+                      <a:picLocks noChangeAspect="1" noChangeArrowheads="1"/>
+                    </pic:cNvPicPr>
+                  </pic:nvPicPr>
+                  <pic:blipFill>
+                    <a:blip r:embed="rId23">
+                      <a:extLst>
+                        <a:ext uri="{28A0092B-C50C-407E-A947-70E740481C1C}">
+                          <a14:useLocalDpi xmlns:a14="http://schemas.microsoft.com/office/drawing/2010/main" val="0"/>
+                        </a:ext>
+                      </a:extLst>
+                    </a:blip>
+                    <a:srcRect/>
+                    <a:stretch>
+                      <a:fillRect/>
+                    </a:stretch>
+                  </pic:blipFill>
+                  <pic:spPr bwMode="auto">
+                    <a:xfrm>
+                      <a:off x="0" y="0"/>
+                      <a:ext cx="4940673" cy="3765128"/>
+                    </a:xfrm>
+                    <a:prstGeom prst="rect">
+                      <a:avLst/>
+                    </a:prstGeom>
+                    <a:noFill/>
+                    <a:ln>
+                      <a:noFill/>
+                    </a:ln>
+                  </pic:spPr>
+                </pic:pic>
+              </a:graphicData>
+            </a:graphic>
+          </wp:inline>
+        </w:drawing>
+      </w:r>
+    </w:p>
+    <w:p>
+      <w:pPr>
+        <w:ind w:left="0" w:firstLine="0"/>
+        <w:rPr>
+          <w:b/>
+          <w:bCs/>
+          <w:sz w:val="24"/>
+          <w:szCs w:val="24"/>
+        </w:rPr>
+      </w:pPr>
+      <w:r>
+        <w:rPr>
+          <w:b/>
+          <w:bCs/>
+          <w:sz w:val="24"/>
+          <w:szCs w:val="24"/>
+        </w:rPr>
+        <w:t xml:space="preserve">3) </w:t>
+      </w:r>
+      <w:r>
+        <w:rPr>
+          <w:b/>
+          <w:bCs/>
+          <w:sz w:val="24"/>
+          <w:szCs w:val="24"/>
+        </w:rPr>
+        <w:t>Donor Portal Module</w:t>
+      </w:r>
+    </w:p>
+    <w:p>
+      <w:pPr>
+        <w:ind w:left="0" w:firstLine="0"/>
+        <w:rPr>
+          <w:b/>
+          <w:bCs/>
+          <w:sz w:val="24"/>
+          <w:szCs w:val="24"/>
+        </w:rPr>
+      </w:pPr>
+      <w:r>
+        <w:rPr>
+          <w:b/>
+          <w:bCs/>
+          <w:noProof/>
+          <w:sz w:val="24"/>
+          <w:szCs w:val="24"/>
+        </w:rPr>
+        <w:drawing>
+          <wp:inline distT="0" distB="0" distL="0" distR="0" wp14:anchorId="68E68DC9" wp14:editId="6BAB1DE3">
+            <wp:extent cx="4945712" cy="3933406"/>
+            <wp:effectExtent l="0" t="0" r="0" b="0"/>
+            <wp:docPr id="1053871010" name="Picture 25"/>
+            <wp:cNvGraphicFramePr>
+              <a:graphicFrameLocks xmlns:a="http://schemas.openxmlformats.org/drawingml/2006/main" noChangeAspect="1"/>
+            </wp:cNvGraphicFramePr>
+            <a:graphic xmlns:a="http://schemas.openxmlformats.org/drawingml/2006/main">
+              <a:graphicData uri="http://schemas.openxmlformats.org/drawingml/2006/picture">
+                <pic:pic xmlns:pic="http://schemas.openxmlformats.org/drawingml/2006/picture">
+                  <pic:nvPicPr>
+                    <pic:cNvPr id="0" name="Picture 168"/>
+                    <pic:cNvPicPr>
+                      <a:picLocks noChangeAspect="1" noChangeArrowheads="1"/>
+                    </pic:cNvPicPr>
+                  </pic:nvPicPr>
+                  <pic:blipFill>
+                    <a:blip r:embed="rId24">
+                      <a:extLst>
+                        <a:ext uri="{28A0092B-C50C-407E-A947-70E740481C1C}">
+                          <a14:useLocalDpi xmlns:a14="http://schemas.microsoft.com/office/drawing/2010/main" val="0"/>
+                        </a:ext>
+                      </a:extLst>
+                    </a:blip>
+                    <a:srcRect/>
+                    <a:stretch>
+                      <a:fillRect/>
+                    </a:stretch>
+                  </pic:blipFill>
+                  <pic:spPr bwMode="auto">
+                    <a:xfrm>
+                      <a:off x="0" y="0"/>
+                      <a:ext cx="4950255" cy="3937019"/>
+                    </a:xfrm>
+                    <a:prstGeom prst="rect">
+                      <a:avLst/>
+                    </a:prstGeom>
+                    <a:noFill/>
+                    <a:ln>
+                      <a:noFill/>
+                    </a:ln>
+                  </pic:spPr>
+                </pic:pic>
+              </a:graphicData>
+            </a:graphic>
+          </wp:inline>
+        </w:drawing>
+      </w:r>
+    </w:p>
+    <w:p>
+      <w:pPr>
+        <w:ind w:left="0" w:firstLine="0"/>
+        <w:rPr>
+          <w:b/>
+          <w:bCs/>
+          <w:sz w:val="24"/>
+          <w:szCs w:val="24"/>
+        </w:rPr>
+      </w:pPr>
+    </w:p>
+    <w:p>
+      <w:pPr>
+        <w:ind w:left="0" w:firstLine="0"/>
+        <w:rPr>
+          <w:b/>
+          <w:bCs/>
+          <w:sz w:val="24"/>
+          <w:szCs w:val="24"/>
+        </w:rPr>
+      </w:pPr>
+    </w:p>
+    <w:p>
+      <w:pPr>
+        <w:ind w:left="0" w:firstLine="0"/>
+        <w:rPr>
+          <w:b/>
+          <w:bCs/>
+          <w:sz w:val="24"/>
+          <w:szCs w:val="24"/>
+        </w:rPr>
+      </w:pPr>
+      <w:r>
+        <w:rPr>
+          <w:b/>
+          <w:bCs/>
+          <w:sz w:val="24"/>
+          <w:szCs w:val="24"/>
+        </w:rPr>
+        <w:t xml:space="preserve">4) </w:t>
+      </w:r>
+      <w:r>
+        <w:rPr>
+          <w:b/>
+          <w:bCs/>
+          <w:sz w:val="24"/>
+          <w:szCs w:val="24"/>
+        </w:rPr>
+        <w:t>Appointment Module</w:t>
+      </w:r>
+    </w:p>
+    <w:p>
+      <w:pPr>
+        <w:ind w:left="0" w:firstLine="0"/>
+        <w:rPr>
+          <w:b/>
+          <w:bCs/>
+          <w:sz w:val="24"/>
+          <w:szCs w:val="24"/>
+        </w:rPr>
+      </w:pPr>
+      <w:r>
+        <w:rPr>
+          <w:b/>
+          <w:bCs/>
+          <w:noProof/>
+          <w:sz w:val="24"/>
+          <w:szCs w:val="24"/>
+        </w:rPr>
+        <w:drawing>
+          <wp:inline distT="0" distB="0" distL="0" distR="0" wp14:anchorId="5894E714" wp14:editId="168CAA62">
+            <wp:extent cx="3164620" cy="4127674"/>
+            <wp:effectExtent l="0" t="0" r="0" b="6350"/>
+            <wp:docPr id="476045920" name="Picture 26"/>
+            <wp:cNvGraphicFramePr>
+              <a:graphicFrameLocks xmlns:a="http://schemas.openxmlformats.org/drawingml/2006/main" noChangeAspect="1"/>
+            </wp:cNvGraphicFramePr>
+            <a:graphic xmlns:a="http://schemas.openxmlformats.org/drawingml/2006/main">
+              <a:graphicData uri="http://schemas.openxmlformats.org/drawingml/2006/picture">
+                <pic:pic xmlns:pic="http://schemas.openxmlformats.org/drawingml/2006/picture">
+                  <pic:nvPicPr>
+                    <pic:cNvPr id="0" name="Picture 169"/>
+                    <pic:cNvPicPr>
+                      <a:picLocks noChangeAspect="1" noChangeArrowheads="1"/>
+                    </pic:cNvPicPr>
+                  </pic:nvPicPr>
+                  <pic:blipFill>
+                    <a:blip r:embed="rId25" cstate="print">
+                      <a:extLst>
+                        <a:ext uri="{28A0092B-C50C-407E-A947-70E740481C1C}">
+                          <a14:useLocalDpi xmlns:a14="http://schemas.microsoft.com/office/drawing/2010/main" val="0"/>
+                        </a:ext>
+                      </a:extLst>
+                    </a:blip>
+                    <a:srcRect/>
+                    <a:stretch>
+                      <a:fillRect/>
+                    </a:stretch>
+                  </pic:blipFill>
+                  <pic:spPr bwMode="auto">
+                    <a:xfrm>
+                      <a:off x="0" y="0"/>
+                      <a:ext cx="3168205" cy="4132351"/>
+                    </a:xfrm>
+                    <a:prstGeom prst="rect">
+                      <a:avLst/>
+                    </a:prstGeom>
+                    <a:noFill/>
+                    <a:ln>
+                      <a:noFill/>
+                    </a:ln>
+                  </pic:spPr>
+                </pic:pic>
+              </a:graphicData>
+            </a:graphic>
+          </wp:inline>
+        </w:drawing>
+      </w:r>
+    </w:p>
+    <w:p>
+      <w:pPr>
+        <w:ind w:left="0" w:firstLine="0"/>
+        <w:rPr>
+          <w:b/>
+          <w:bCs/>
+          <w:sz w:val="24"/>
+          <w:szCs w:val="24"/>
+        </w:rPr>
+      </w:pPr>
+      <w:r>
+        <w:rPr>
+          <w:b/>
+          <w:bCs/>
+          <w:sz w:val="24"/>
+          <w:szCs w:val="24"/>
+        </w:rPr>
+        <w:t xml:space="preserve">5) </w:t>
+      </w:r>
+      <w:r>
+        <w:rPr>
+          <w:b/>
+          <w:bCs/>
+          <w:sz w:val="24"/>
+          <w:szCs w:val="24"/>
+        </w:rPr>
+        <w:t>Reception Module</w:t>
+      </w:r>
+    </w:p>
+    <w:p>
+      <w:pPr>
+        <w:ind w:left="0" w:firstLine="0"/>
+        <w:rPr>
+          <w:b/>
+          <w:bCs/>
+          <w:sz w:val="24"/>
+          <w:szCs w:val="24"/>
+        </w:rPr>
+      </w:pPr>
+      <w:r>
+        <w:rPr>
+          <w:b/>
+          <w:bCs/>
+          <w:noProof/>
+          <w:sz w:val="24"/>
+          <w:szCs w:val="24"/>
+        </w:rPr>
+        <w:drawing>
+          <wp:inline distT="0" distB="0" distL="0" distR="0" wp14:anchorId="0EE08E4F" wp14:editId="44CA0E20">
+            <wp:extent cx="2798135" cy="4301656"/>
+            <wp:effectExtent l="0" t="0" r="2540" b="3810"/>
+            <wp:docPr id="1842428220" name="Picture 27"/>
+            <wp:cNvGraphicFramePr>
+              <a:graphicFrameLocks xmlns:a="http://schemas.openxmlformats.org/drawingml/2006/main" noChangeAspect="1"/>
+            </wp:cNvGraphicFramePr>
+            <a:graphic xmlns:a="http://schemas.openxmlformats.org/drawingml/2006/main">
+              <a:graphicData uri="http://schemas.openxmlformats.org/drawingml/2006/picture">
+                <pic:pic xmlns:pic="http://schemas.openxmlformats.org/drawingml/2006/picture">
+                  <pic:nvPicPr>
+                    <pic:cNvPr id="0" name="Picture 170"/>
+                    <pic:cNvPicPr>
+                      <a:picLocks noChangeAspect="1" noChangeArrowheads="1"/>
+                    </pic:cNvPicPr>
+                  </pic:nvPicPr>
+                  <pic:blipFill>
+                    <a:blip r:embed="rId26" cstate="print">
+                      <a:extLst>
+                        <a:ext uri="{28A0092B-C50C-407E-A947-70E740481C1C}">
+                          <a14:useLocalDpi xmlns:a14="http://schemas.microsoft.com/office/drawing/2010/main" val="0"/>
+                        </a:ext>
+                      </a:extLst>
+                    </a:blip>
+                    <a:srcRect/>
+                    <a:stretch>
+                      <a:fillRect/>
+                    </a:stretch>
+                  </pic:blipFill>
+                  <pic:spPr bwMode="auto">
+                    <a:xfrm>
+                      <a:off x="0" y="0"/>
+                      <a:ext cx="2810159" cy="4320141"/>
+                    </a:xfrm>
+                    <a:prstGeom prst="rect">
+                      <a:avLst/>
+                    </a:prstGeom>
+                    <a:noFill/>
+                    <a:ln>
+                      <a:noFill/>
+                    </a:ln>
+                  </pic:spPr>
+                </pic:pic>
+              </a:graphicData>
+            </a:graphic>
+          </wp:inline>
+        </w:drawing>
+      </w:r>
+    </w:p>
+    <w:p>
+      <w:pPr>
+        <w:ind w:left="0" w:firstLine="0"/>
+        <w:rPr>
+          <w:b/>
+          <w:bCs/>
+          <w:sz w:val="24"/>
+          <w:szCs w:val="24"/>
+        </w:rPr>
+      </w:pPr>
+      <w:r>
+        <w:rPr>
+          <w:b/>
+          <w:bCs/>
+          <w:sz w:val="24"/>
+          <w:szCs w:val="24"/>
+        </w:rPr>
+        <w:t xml:space="preserve">6) </w:t>
+      </w:r>
+      <w:r>
+        <w:rPr>
+          <w:b/>
+          <w:bCs/>
+          <w:sz w:val="24"/>
+          <w:szCs w:val="24"/>
+        </w:rPr>
+        <w:t>Blood Collection Module</w:t>
+      </w:r>
+    </w:p>
+    <w:p>
+      <w:pPr>
+        <w:ind w:left="0" w:firstLine="0"/>
+        <w:rPr>
+          <w:b/>
+          <w:bCs/>
+          <w:sz w:val="24"/>
+          <w:szCs w:val="24"/>
+        </w:rPr>
+      </w:pPr>
+      <w:r>
+        <w:rPr>
+          <w:b/>
+          <w:bCs/>
+          <w:noProof/>
+          <w:sz w:val="24"/>
+          <w:szCs w:val="24"/>
+        </w:rPr>
+        <w:drawing>
+          <wp:inline distT="0" distB="0" distL="0" distR="0" wp14:anchorId="6170D5DE" wp14:editId="08C39E4A">
+            <wp:extent cx="4905452" cy="3562184"/>
+            <wp:effectExtent l="0" t="0" r="0" b="635"/>
+            <wp:docPr id="104256429" name="Picture 28"/>
+            <wp:cNvGraphicFramePr>
+              <a:graphicFrameLocks xmlns:a="http://schemas.openxmlformats.org/drawingml/2006/main" noChangeAspect="1"/>
+            </wp:cNvGraphicFramePr>
+            <a:graphic xmlns:a="http://schemas.openxmlformats.org/drawingml/2006/main">
+              <a:graphicData uri="http://schemas.openxmlformats.org/drawingml/2006/picture">
+                <pic:pic xmlns:pic="http://schemas.openxmlformats.org/drawingml/2006/picture">
+                  <pic:nvPicPr>
+                    <pic:cNvPr id="0" name="Picture 171"/>
+                    <pic:cNvPicPr>
+                      <a:picLocks noChangeAspect="1" noChangeArrowheads="1"/>
+                    </pic:cNvPicPr>
+                  </pic:nvPicPr>
+                  <pic:blipFill>
+                    <a:blip r:embed="rId27">
+                      <a:extLst>
+                        <a:ext uri="{28A0092B-C50C-407E-A947-70E740481C1C}">
+                          <a14:useLocalDpi xmlns:a14="http://schemas.microsoft.com/office/drawing/2010/main" val="0"/>
+                        </a:ext>
+                      </a:extLst>
+                    </a:blip>
+                    <a:srcRect/>
+                    <a:stretch>
+                      <a:fillRect/>
+                    </a:stretch>
+                  </pic:blipFill>
+                  <pic:spPr bwMode="auto">
+                    <a:xfrm>
+                      <a:off x="0" y="0"/>
+                      <a:ext cx="4937737" cy="3585628"/>
+                    </a:xfrm>
+                    <a:prstGeom prst="rect">
+                      <a:avLst/>
+                    </a:prstGeom>
+                    <a:noFill/>
+                    <a:ln>
+                      <a:noFill/>
+                    </a:ln>
+                  </pic:spPr>
+                </pic:pic>
+              </a:graphicData>
+            </a:graphic>
+          </wp:inline>
+        </w:drawing>
+      </w:r>
+    </w:p>
+    <w:p>
+      <w:pPr>
+        <w:ind w:left="0" w:firstLine="0"/>
+        <w:rPr>
+          <w:b/>
+          <w:bCs/>
+          <w:sz w:val="24"/>
+          <w:szCs w:val="24"/>
+        </w:rPr>
+      </w:pPr>
+      <w:r>
+        <w:rPr>
+          <w:b/>
+          <w:bCs/>
+          <w:sz w:val="24"/>
+          <w:szCs w:val="24"/>
+        </w:rPr>
+        <w:t xml:space="preserve">7) </w:t>
+      </w:r>
+      <w:r>
+        <w:rPr>
+          <w:b/>
+          <w:bCs/>
+          <w:sz w:val="24"/>
+          <w:szCs w:val="24"/>
+        </w:rPr>
+        <w:t>Laboratory Testing Module</w:t>
+      </w:r>
+    </w:p>
+    <w:p>
+      <w:pPr>
+        <w:ind w:left="0" w:firstLine="0"/>
+        <w:rPr>
+          <w:b/>
+          <w:bCs/>
+          <w:sz w:val="24"/>
+          <w:szCs w:val="24"/>
+        </w:rPr>
+      </w:pPr>
+      <w:r>
+        <w:rPr>
+          <w:b/>
+          <w:bCs/>
+          <w:noProof/>
+          <w:sz w:val="24"/>
+          <w:szCs w:val="24"/>
+        </w:rPr>
+        <w:drawing>
+          <wp:inline distT="0" distB="0" distL="0" distR="0" wp14:anchorId="48CA70E8" wp14:editId="6BB61ED7">
+            <wp:extent cx="3305691" cy="4770783"/>
+            <wp:effectExtent l="0" t="0" r="9525" b="0"/>
+            <wp:docPr id="2036233115" name="Picture 29"/>
+            <wp:cNvGraphicFramePr>
+              <a:graphicFrameLocks xmlns:a="http://schemas.openxmlformats.org/drawingml/2006/main" noChangeAspect="1"/>
+            </wp:cNvGraphicFramePr>
+            <a:graphic xmlns:a="http://schemas.openxmlformats.org/drawingml/2006/main">
+              <a:graphicData uri="http://schemas.openxmlformats.org/drawingml/2006/picture">
+                <pic:pic xmlns:pic="http://schemas.openxmlformats.org/drawingml/2006/picture">
+                  <pic:nvPicPr>
+                    <pic:cNvPr id="0" name="Picture 172"/>
+                    <pic:cNvPicPr>
+                      <a:picLocks noChangeAspect="1" noChangeArrowheads="1"/>
+                    </pic:cNvPicPr>
+                  </pic:nvPicPr>
+                  <pic:blipFill>
+                    <a:blip r:embed="rId28" cstate="print">
+                      <a:extLst>
+                        <a:ext uri="{28A0092B-C50C-407E-A947-70E740481C1C}">
+                          <a14:useLocalDpi xmlns:a14="http://schemas.microsoft.com/office/drawing/2010/main" val="0"/>
+                        </a:ext>
+                      </a:extLst>
+                    </a:blip>
+                    <a:srcRect/>
+                    <a:stretch>
+                      <a:fillRect/>
+                    </a:stretch>
+                  </pic:blipFill>
+                  <pic:spPr bwMode="auto">
+                    <a:xfrm>
+                      <a:off x="0" y="0"/>
+                      <a:ext cx="3320220" cy="4791752"/>
+                    </a:xfrm>
+                    <a:prstGeom prst="rect">
+                      <a:avLst/>
+                    </a:prstGeom>
+                    <a:noFill/>
+                    <a:ln>
+                      <a:noFill/>
+                    </a:ln>
+                  </pic:spPr>
+                </pic:pic>
+              </a:graphicData>
+            </a:graphic>
+          </wp:inline>
+        </w:drawing>
+      </w:r>
+    </w:p>
+    <w:p>
+      <w:pPr>
+        <w:ind w:left="0" w:firstLine="0"/>
+        <w:rPr>
+          <w:b/>
+          <w:bCs/>
+          <w:sz w:val="24"/>
+          <w:szCs w:val="24"/>
+        </w:rPr>
+      </w:pPr>
+      <w:r>
+        <w:rPr>
+          <w:b/>
+          <w:bCs/>
+          <w:sz w:val="24"/>
+          <w:szCs w:val="24"/>
+        </w:rPr>
+        <w:t xml:space="preserve">8) </w:t>
+      </w:r>
+      <w:r>
+        <w:rPr>
+          <w:b/>
+          <w:bCs/>
+          <w:sz w:val="24"/>
+          <w:szCs w:val="24"/>
+        </w:rPr>
+        <w:t>Blood Inventory &amp; Request Module</w:t>
+      </w:r>
+    </w:p>
+    <w:p>
+      <w:pPr>
+        <w:ind w:left="0" w:firstLine="0"/>
+        <w:rPr>
+          <w:b/>
+          <w:bCs/>
+          <w:sz w:val="24"/>
+          <w:szCs w:val="24"/>
+        </w:rPr>
+      </w:pPr>
+      <w:r>
+        <w:rPr>
+          <w:b/>
+          <w:bCs/>
+          <w:noProof/>
+          <w:sz w:val="24"/>
+          <w:szCs w:val="24"/>
+        </w:rPr>
+        <w:drawing>
+          <wp:inline distT="0" distB="0" distL="0" distR="0" wp14:anchorId="0BCECB34" wp14:editId="0DC6BA6B">
+            <wp:extent cx="6268584" cy="6138407"/>
+            <wp:effectExtent l="0" t="0" r="0" b="0"/>
+            <wp:docPr id="1168091620" name="Picture 31"/>
+            <wp:cNvGraphicFramePr>
+              <a:graphicFrameLocks xmlns:a="http://schemas.openxmlformats.org/drawingml/2006/main" noChangeAspect="1"/>
+            </wp:cNvGraphicFramePr>
+            <a:graphic xmlns:a="http://schemas.openxmlformats.org/drawingml/2006/main">
+              <a:graphicData uri="http://schemas.openxmlformats.org/drawingml/2006/picture">
+                <pic:pic xmlns:pic="http://schemas.openxmlformats.org/drawingml/2006/picture">
+                  <pic:nvPicPr>
+                    <pic:cNvPr id="0" name="Picture 174"/>
+                    <pic:cNvPicPr>
+                      <a:picLocks noChangeAspect="1" noChangeArrowheads="1"/>
+                    </pic:cNvPicPr>
+                  </pic:nvPicPr>
+                  <pic:blipFill>
+                    <a:blip r:embed="rId29">
+                      <a:extLst>
+                        <a:ext uri="{28A0092B-C50C-407E-A947-70E740481C1C}">
+                          <a14:useLocalDpi xmlns:a14="http://schemas.microsoft.com/office/drawing/2010/main" val="0"/>
+                        </a:ext>
+                      </a:extLst>
+                    </a:blip>
+                    <a:srcRect/>
+                    <a:stretch>
+                      <a:fillRect/>
+                    </a:stretch>
+                  </pic:blipFill>
+                  <pic:spPr bwMode="auto">
+                    <a:xfrm>
+                      <a:off x="0" y="0"/>
+                      <a:ext cx="6271475" cy="6141238"/>
+                    </a:xfrm>
+                    <a:prstGeom prst="rect">
+                      <a:avLst/>
+                    </a:prstGeom>
+                    <a:noFill/>
+                    <a:ln>
+                      <a:noFill/>
+                    </a:ln>
+                  </pic:spPr>
+                </pic:pic>
+              </a:graphicData>
+            </a:graphic>
+          </wp:inline>
+        </w:drawing>
+      </w:r>
+    </w:p>
+    <w:p>
+      <w:pPr>
+        <w:ind w:left="714" w:hanging="357"/>
+        <w:rPr>
+          <w:b/>
+          <w:bCs/>
+          <w:sz w:val="24"/>
+          <w:szCs w:val="24"/>
+        </w:rPr>
+      </w:pPr>
+      <w:r>
+        <w:rPr>
+          <w:b/>
+          <w:bCs/>
+          <w:sz w:val="24"/>
+          <w:szCs w:val="24"/>
+        </w:rPr>
+        <w:br w:type="page"/>
+      </w:r>
+    </w:p>
+    <w:p>
+      <w:pPr>
+        <w:ind w:left="0" w:firstLine="0"/>
+        <w:rPr>
+          <w:b/>
+          <w:bCs/>
+          <w:i/>
+          <w:iCs/>
+          <w:sz w:val="24"/>
+          <w:szCs w:val="24"/>
+          <w:u w:val="single"/>
+        </w:rPr>
+      </w:pPr>
+      <w:r>
+        <w:rPr>
+          <w:b/>
+          <w:bCs/>
+          <w:i/>
+          <w:iCs/>
+          <w:sz w:val="24"/>
+          <w:szCs w:val="24"/>
+          <w:u w:val="single"/>
+        </w:rPr>
+        <w:t xml:space="preserve">7.4 USE Case </w:t>
+      </w:r>
+      <w:r>
+        <w:rPr>
+          <w:b/>
+          <w:bCs/>
+          <w:i/>
+          <w:iCs/>
+          <w:sz w:val="24"/>
+          <w:szCs w:val="24"/>
+          <w:u w:val="single"/>
+        </w:rPr>
+        <w:t>Diagrams</w:t>
+      </w:r>
+      <w:r>
+        <w:rPr>
+          <w:b/>
+          <w:bCs/>
+          <w:i/>
+          <w:iCs/>
+          <w:sz w:val="24"/>
+          <w:szCs w:val="24"/>
+          <w:u w:val="single"/>
+        </w:rPr>
+        <w:t>:</w:t>
+      </w:r>
+    </w:p>
+    <w:p>
+      <w:pPr>
+        <w:ind w:left="0" w:firstLine="0"/>
+        <w:rPr>
+          <w:b/>
+          <w:bCs/>
+          <w:sz w:val="24"/>
+          <w:szCs w:val="24"/>
+        </w:rPr>
+      </w:pPr>
+      <w:r>
+        <w:rPr>
+          <w:b/>
+          <w:bCs/>
+          <w:sz w:val="24"/>
+          <w:szCs w:val="24"/>
+        </w:rPr>
+        <w:t>1. Overall Use Case Diagram</w:t>
+      </w:r>
+    </w:p>
+    <w:p>
+      <w:pPr>
+        <w:ind w:left="0" w:firstLine="0"/>
+        <w:rPr>
+          <w:b/>
+          <w:bCs/>
+          <w:sz w:val="24"/>
+          <w:szCs w:val="24"/>
+        </w:rPr>
+      </w:pPr>
+      <w:r>
+        <w:rPr>
+          <w:b/>
+          <w:bCs/>
+          <w:noProof/>
+          <w:sz w:val="24"/>
+          <w:szCs w:val="24"/>
+        </w:rPr>
+        <w:drawing>
+          <wp:inline distT="0" distB="0" distL="0" distR="0" wp14:anchorId="64E782A4" wp14:editId="039A4964">
+            <wp:extent cx="5748655" cy="1169035"/>
+            <wp:effectExtent l="0" t="0" r="4445" b="0"/>
+            <wp:docPr id="1172214386" name="Picture 33"/>
+            <wp:cNvGraphicFramePr>
+              <a:graphicFrameLocks xmlns:a="http://schemas.openxmlformats.org/drawingml/2006/main" noChangeAspect="1"/>
+            </wp:cNvGraphicFramePr>
+            <a:graphic xmlns:a="http://schemas.openxmlformats.org/drawingml/2006/main">
+              <a:graphicData uri="http://schemas.openxmlformats.org/drawingml/2006/picture">
+                <pic:pic xmlns:pic="http://schemas.openxmlformats.org/drawingml/2006/picture">
+                  <pic:nvPicPr>
+                    <pic:cNvPr id="0" name="Picture 176"/>
+                    <pic:cNvPicPr>
+                      <a:picLocks noChangeAspect="1" noChangeArrowheads="1"/>
+                    </pic:cNvPicPr>
+                  </pic:nvPicPr>
+                  <pic:blipFill>
+                    <a:blip r:embed="rId30">
+                      <a:extLst>
+                        <a:ext uri="{28A0092B-C50C-407E-A947-70E740481C1C}">
+                          <a14:useLocalDpi xmlns:a14="http://schemas.microsoft.com/office/drawing/2010/main" val="0"/>
+                        </a:ext>
+                      </a:extLst>
+                    </a:blip>
+                    <a:srcRect/>
+                    <a:stretch>
+                      <a:fillRect/>
+                    </a:stretch>
+                  </pic:blipFill>
+                  <pic:spPr bwMode="auto">
+                    <a:xfrm>
+                      <a:off x="0" y="0"/>
+                      <a:ext cx="5748655" cy="1169035"/>
+                    </a:xfrm>
+                    <a:prstGeom prst="rect">
+                      <a:avLst/>
+                    </a:prstGeom>
+                    <a:noFill/>
+                    <a:ln>
+                      <a:noFill/>
+                    </a:ln>
+                  </pic:spPr>
+                </pic:pic>
+              </a:graphicData>
+            </a:graphic>
+          </wp:inline>
+        </w:drawing>
+      </w:r>
+    </w:p>
+    <w:p>
+      <w:pPr>
+        <w:ind w:left="0" w:firstLine="0"/>
+        <w:rPr>
+          <w:b/>
+          <w:bCs/>
+          <w:sz w:val="24"/>
+          <w:szCs w:val="24"/>
+        </w:rPr>
+      </w:pPr>
+      <w:r>
+        <w:rPr>
+          <w:b/>
+          <w:bCs/>
+          <w:sz w:val="24"/>
+          <w:szCs w:val="24"/>
+        </w:rPr>
+        <w:t>2. Authentication</w:t>
+      </w:r>
+    </w:p>
+    <w:p>
+      <w:pPr>
+        <w:ind w:left="0" w:firstLine="0"/>
+        <w:rPr>
+          <w:b/>
+          <w:bCs/>
+          <w:sz w:val="24"/>
+          <w:szCs w:val="24"/>
+        </w:rPr>
+      </w:pPr>
+      <w:r>
+        <w:rPr>
+          <w:b/>
+          <w:bCs/>
+          <w:noProof/>
+          <w:sz w:val="24"/>
+          <w:szCs w:val="24"/>
+        </w:rPr>
+        <w:drawing>
+          <wp:inline distT="0" distB="0" distL="0" distR="0" wp14:anchorId="08448FBE" wp14:editId="7F9FB2CA">
+            <wp:extent cx="5748655" cy="1534795"/>
+            <wp:effectExtent l="0" t="0" r="4445" b="8255"/>
+            <wp:docPr id="2083794528" name="Picture 34"/>
+            <wp:cNvGraphicFramePr>
+              <a:graphicFrameLocks xmlns:a="http://schemas.openxmlformats.org/drawingml/2006/main" noChangeAspect="1"/>
+            </wp:cNvGraphicFramePr>
+            <a:graphic xmlns:a="http://schemas.openxmlformats.org/drawingml/2006/main">
+              <a:graphicData uri="http://schemas.openxmlformats.org/drawingml/2006/picture">
+                <pic:pic xmlns:pic="http://schemas.openxmlformats.org/drawingml/2006/picture">
+                  <pic:nvPicPr>
+                    <pic:cNvPr id="0" name="Picture 177"/>
+                    <pic:cNvPicPr>
+                      <a:picLocks noChangeAspect="1" noChangeArrowheads="1"/>
+                    </pic:cNvPicPr>
+                  </pic:nvPicPr>
+                  <pic:blipFill>
+                    <a:blip r:embed="rId31">
+                      <a:extLst>
+                        <a:ext uri="{28A0092B-C50C-407E-A947-70E740481C1C}">
+                          <a14:useLocalDpi xmlns:a14="http://schemas.microsoft.com/office/drawing/2010/main" val="0"/>
+                        </a:ext>
+                      </a:extLst>
+                    </a:blip>
+                    <a:srcRect/>
+                    <a:stretch>
+                      <a:fillRect/>
+                    </a:stretch>
+                  </pic:blipFill>
+                  <pic:spPr bwMode="auto">
+                    <a:xfrm>
+                      <a:off x="0" y="0"/>
+                      <a:ext cx="5748655" cy="1534795"/>
+                    </a:xfrm>
+                    <a:prstGeom prst="rect">
+                      <a:avLst/>
+                    </a:prstGeom>
+                    <a:noFill/>
+                    <a:ln>
+                      <a:noFill/>
+                    </a:ln>
+                  </pic:spPr>
+                </pic:pic>
+              </a:graphicData>
+            </a:graphic>
+          </wp:inline>
+        </w:drawing>
+      </w:r>
+    </w:p>
+    <w:p>
+      <w:pPr>
+        <w:ind w:left="0" w:firstLine="0"/>
+        <w:rPr>
+          <w:b/>
+          <w:bCs/>
+          <w:sz w:val="24"/>
+          <w:szCs w:val="24"/>
+        </w:rPr>
+      </w:pPr>
+      <w:r>
+        <w:rPr>
+          <w:b/>
+          <w:bCs/>
+          <w:sz w:val="24"/>
+          <w:szCs w:val="24"/>
+        </w:rPr>
+        <w:t>3. Donor</w:t>
+      </w:r>
+    </w:p>
+    <w:p>
+      <w:pPr>
+        <w:ind w:left="0" w:firstLine="0"/>
+        <w:rPr>
+          <w:b/>
+          <w:bCs/>
+          <w:sz w:val="24"/>
+          <w:szCs w:val="24"/>
+        </w:rPr>
+      </w:pPr>
+      <w:r>
+        <w:rPr>
+          <w:b/>
+          <w:bCs/>
+          <w:noProof/>
+          <w:sz w:val="24"/>
+          <w:szCs w:val="24"/>
+        </w:rPr>
+        <w:drawing>
+          <wp:inline distT="0" distB="0" distL="0" distR="0" wp14:anchorId="7F68A866" wp14:editId="6E4E5212">
+            <wp:extent cx="5669280" cy="2030871"/>
+            <wp:effectExtent l="0" t="0" r="7620" b="7620"/>
+            <wp:docPr id="1389349046" name="Picture 35"/>
+            <wp:cNvGraphicFramePr>
+              <a:graphicFrameLocks xmlns:a="http://schemas.openxmlformats.org/drawingml/2006/main" noChangeAspect="1"/>
+            </wp:cNvGraphicFramePr>
+            <a:graphic xmlns:a="http://schemas.openxmlformats.org/drawingml/2006/main">
+              <a:graphicData uri="http://schemas.openxmlformats.org/drawingml/2006/picture">
+                <pic:pic xmlns:pic="http://schemas.openxmlformats.org/drawingml/2006/picture">
+                  <pic:nvPicPr>
+                    <pic:cNvPr id="0" name="Picture 178"/>
+                    <pic:cNvPicPr>
+                      <a:picLocks noChangeAspect="1" noChangeArrowheads="1"/>
+                    </pic:cNvPicPr>
+                  </pic:nvPicPr>
+                  <pic:blipFill>
+                    <a:blip r:embed="rId32">
+                      <a:extLst>
+                        <a:ext uri="{28A0092B-C50C-407E-A947-70E740481C1C}">
+                          <a14:useLocalDpi xmlns:a14="http://schemas.microsoft.com/office/drawing/2010/main" val="0"/>
+                        </a:ext>
+                      </a:extLst>
+                    </a:blip>
+                    <a:srcRect/>
+                    <a:stretch>
+                      <a:fillRect/>
+                    </a:stretch>
+                  </pic:blipFill>
+                  <pic:spPr bwMode="auto">
+                    <a:xfrm>
+                      <a:off x="0" y="0"/>
+                      <a:ext cx="5690843" cy="2038596"/>
+                    </a:xfrm>
+                    <a:prstGeom prst="rect">
+                      <a:avLst/>
+                    </a:prstGeom>
+                    <a:noFill/>
+                    <a:ln>
+                      <a:noFill/>
+                    </a:ln>
+                  </pic:spPr>
+                </pic:pic>
+              </a:graphicData>
+            </a:graphic>
+          </wp:inline>
+        </w:drawing>
+      </w:r>
+    </w:p>
+    <w:p>
+      <w:pPr>
+        <w:ind w:left="0" w:firstLine="0"/>
+        <w:rPr>
+          <w:b/>
+          <w:bCs/>
+          <w:sz w:val="24"/>
+          <w:szCs w:val="24"/>
+        </w:rPr>
+      </w:pPr>
+      <w:r>
+        <w:rPr>
+          <w:b/>
+          <w:bCs/>
+          <w:sz w:val="24"/>
+          <w:szCs w:val="24"/>
+        </w:rPr>
+        <w:t>4. Receptionist</w:t>
+      </w:r>
+    </w:p>
+    <w:p>
+      <w:pPr>
+        <w:ind w:left="0" w:firstLine="0"/>
+        <w:rPr>
+          <w:b/>
+          <w:bCs/>
+          <w:sz w:val="24"/>
+          <w:szCs w:val="24"/>
+        </w:rPr>
+      </w:pPr>
+      <w:r>
+        <w:rPr>
+          <w:b/>
+          <w:bCs/>
+          <w:noProof/>
+          <w:sz w:val="24"/>
+          <w:szCs w:val="24"/>
+        </w:rPr>
+        <w:drawing>
+          <wp:inline distT="0" distB="0" distL="0" distR="0" wp14:anchorId="6EA2E461" wp14:editId="012CDAB0">
+            <wp:extent cx="5120640" cy="2244982"/>
+            <wp:effectExtent l="0" t="0" r="3810" b="3175"/>
+            <wp:docPr id="1762128714" name="Picture 36"/>
+            <wp:cNvGraphicFramePr>
+              <a:graphicFrameLocks xmlns:a="http://schemas.openxmlformats.org/drawingml/2006/main" noChangeAspect="1"/>
+            </wp:cNvGraphicFramePr>
+            <a:graphic xmlns:a="http://schemas.openxmlformats.org/drawingml/2006/main">
+              <a:graphicData uri="http://schemas.openxmlformats.org/drawingml/2006/picture">
+                <pic:pic xmlns:pic="http://schemas.openxmlformats.org/drawingml/2006/picture">
+                  <pic:nvPicPr>
+                    <pic:cNvPr id="0" name="Picture 179"/>
+                    <pic:cNvPicPr>
+                      <a:picLocks noChangeAspect="1" noChangeArrowheads="1"/>
+                    </pic:cNvPicPr>
+                  </pic:nvPicPr>
+                  <pic:blipFill>
+                    <a:blip r:embed="rId33">
+                      <a:extLst>
+                        <a:ext uri="{28A0092B-C50C-407E-A947-70E740481C1C}">
+                          <a14:useLocalDpi xmlns:a14="http://schemas.microsoft.com/office/drawing/2010/main" val="0"/>
+                        </a:ext>
+                      </a:extLst>
+                    </a:blip>
+                    <a:srcRect/>
+                    <a:stretch>
+                      <a:fillRect/>
+                    </a:stretch>
+                  </pic:blipFill>
+                  <pic:spPr bwMode="auto">
+                    <a:xfrm>
+                      <a:off x="0" y="0"/>
+                      <a:ext cx="5124778" cy="2246796"/>
+                    </a:xfrm>
+                    <a:prstGeom prst="rect">
+                      <a:avLst/>
+                    </a:prstGeom>
+                    <a:noFill/>
+                    <a:ln>
+                      <a:noFill/>
+                    </a:ln>
+                  </pic:spPr>
+                </pic:pic>
+              </a:graphicData>
+            </a:graphic>
+          </wp:inline>
+        </w:drawing>
+      </w:r>
+    </w:p>
+    <w:p>
+      <w:pPr>
+        <w:ind w:left="0" w:firstLine="0"/>
+        <w:rPr>
+          <w:b/>
+          <w:bCs/>
+          <w:sz w:val="24"/>
+          <w:szCs w:val="24"/>
+        </w:rPr>
+      </w:pPr>
+      <w:r>
+        <w:rPr>
+          <w:b/>
+          <w:bCs/>
+          <w:sz w:val="24"/>
+          <w:szCs w:val="24"/>
+        </w:rPr>
+        <w:t>5. Hospital</w:t>
+      </w:r>
+    </w:p>
+    <w:p>
+      <w:pPr>
+        <w:ind w:left="0" w:firstLine="0"/>
+        <w:rPr>
+          <w:b/>
+          <w:bCs/>
+          <w:sz w:val="24"/>
+          <w:szCs w:val="24"/>
+        </w:rPr>
+      </w:pPr>
+      <w:r>
+        <w:rPr>
+          <w:b/>
+          <w:bCs/>
+          <w:noProof/>
+          <w:sz w:val="24"/>
+          <w:szCs w:val="24"/>
+        </w:rPr>
+        <w:drawing>
+          <wp:inline distT="0" distB="0" distL="0" distR="0" wp14:anchorId="7B45DD1A" wp14:editId="5DB5B380">
+            <wp:extent cx="6172091" cy="2663687"/>
+            <wp:effectExtent l="0" t="0" r="0" b="0"/>
+            <wp:docPr id="1694960872" name="Picture 37"/>
+            <wp:cNvGraphicFramePr>
+              <a:graphicFrameLocks xmlns:a="http://schemas.openxmlformats.org/drawingml/2006/main" noChangeAspect="1"/>
+            </wp:cNvGraphicFramePr>
+            <a:graphic xmlns:a="http://schemas.openxmlformats.org/drawingml/2006/main">
+              <a:graphicData uri="http://schemas.openxmlformats.org/drawingml/2006/picture">
+                <pic:pic xmlns:pic="http://schemas.openxmlformats.org/drawingml/2006/picture">
+                  <pic:nvPicPr>
+                    <pic:cNvPr id="0" name="Picture 180"/>
+                    <pic:cNvPicPr>
+                      <a:picLocks noChangeAspect="1" noChangeArrowheads="1"/>
+                    </pic:cNvPicPr>
+                  </pic:nvPicPr>
+                  <pic:blipFill>
+                    <a:blip r:embed="rId34">
+                      <a:extLst>
+                        <a:ext uri="{28A0092B-C50C-407E-A947-70E740481C1C}">
+                          <a14:useLocalDpi xmlns:a14="http://schemas.microsoft.com/office/drawing/2010/main" val="0"/>
+                        </a:ext>
+                      </a:extLst>
+                    </a:blip>
+                    <a:srcRect/>
+                    <a:stretch>
+                      <a:fillRect/>
+                    </a:stretch>
+                  </pic:blipFill>
+                  <pic:spPr bwMode="auto">
+                    <a:xfrm>
+                      <a:off x="0" y="0"/>
+                      <a:ext cx="6181368" cy="2667691"/>
+                    </a:xfrm>
+                    <a:prstGeom prst="rect">
+                      <a:avLst/>
+                    </a:prstGeom>
+                    <a:noFill/>
+                    <a:ln>
+                      <a:noFill/>
+                    </a:ln>
+                  </pic:spPr>
+                </pic:pic>
+              </a:graphicData>
+            </a:graphic>
+          </wp:inline>
+        </w:drawing>
+      </w:r>
+    </w:p>
+    <w:p>
+      <w:pPr>
+        <w:ind w:left="0" w:firstLine="0"/>
+        <w:rPr>
+          <w:b/>
+          <w:bCs/>
+          <w:sz w:val="24"/>
+          <w:szCs w:val="24"/>
+        </w:rPr>
+      </w:pPr>
+      <w:r>
+        <w:rPr>
+          <w:b/>
+          <w:bCs/>
+          <w:sz w:val="24"/>
+          <w:szCs w:val="24"/>
+        </w:rPr>
+        <w:t>6. Admin</w:t>
+      </w:r>
+    </w:p>
+    <w:p>
+      <w:pPr>
+        <w:ind w:left="0" w:firstLine="0"/>
+        <w:rPr>
+          <w:b/>
+          <w:bCs/>
+          <w:sz w:val="24"/>
+          <w:szCs w:val="24"/>
+        </w:rPr>
+      </w:pPr>
+      <w:r>
+        <w:rPr>
+          <w:b/>
+          <w:bCs/>
+          <w:noProof/>
+          <w:sz w:val="24"/>
+          <w:szCs w:val="24"/>
+        </w:rPr>
+        <w:drawing>
+          <wp:inline distT="0" distB="0" distL="0" distR="0" wp14:anchorId="159C2A2A" wp14:editId="34402F0F">
+            <wp:extent cx="6130456" cy="2806887"/>
+            <wp:effectExtent l="0" t="0" r="3810" b="0"/>
+            <wp:docPr id="668062871" name="Picture 38"/>
+            <wp:cNvGraphicFramePr>
+              <a:graphicFrameLocks xmlns:a="http://schemas.openxmlformats.org/drawingml/2006/main" noChangeAspect="1"/>
+            </wp:cNvGraphicFramePr>
+            <a:graphic xmlns:a="http://schemas.openxmlformats.org/drawingml/2006/main">
+              <a:graphicData uri="http://schemas.openxmlformats.org/drawingml/2006/picture">
+                <pic:pic xmlns:pic="http://schemas.openxmlformats.org/drawingml/2006/picture">
+                  <pic:nvPicPr>
+                    <pic:cNvPr id="0" name="Picture 181"/>
+                    <pic:cNvPicPr>
+                      <a:picLocks noChangeAspect="1" noChangeArrowheads="1"/>
+                    </pic:cNvPicPr>
+                  </pic:nvPicPr>
+                  <pic:blipFill>
+                    <a:blip r:embed="rId35">
+                      <a:extLst>
+                        <a:ext uri="{28A0092B-C50C-407E-A947-70E740481C1C}">
+                          <a14:useLocalDpi xmlns:a14="http://schemas.microsoft.com/office/drawing/2010/main" val="0"/>
+                        </a:ext>
+                      </a:extLst>
+                    </a:blip>
+                    <a:srcRect/>
+                    <a:stretch>
+                      <a:fillRect/>
+                    </a:stretch>
+                  </pic:blipFill>
+                  <pic:spPr bwMode="auto">
+                    <a:xfrm>
+                      <a:off x="0" y="0"/>
+                      <a:ext cx="6141886" cy="2812120"/>
+                    </a:xfrm>
+                    <a:prstGeom prst="rect">
+                      <a:avLst/>
+                    </a:prstGeom>
+                    <a:noFill/>
+                    <a:ln>
+                      <a:noFill/>
+                    </a:ln>
+                  </pic:spPr>
+                </pic:pic>
+              </a:graphicData>
+            </a:graphic>
+          </wp:inline>
+        </w:drawing>
+      </w:r>
+    </w:p>
+    <w:p>
+      <w:pPr>
+        <w:ind w:left="0" w:firstLine="0"/>
+        <w:rPr>
+          <w:b/>
+          <w:bCs/>
+          <w:sz w:val="24"/>
+          <w:szCs w:val="24"/>
+        </w:rPr>
+      </w:pPr>
+    </w:p>
+    <w:p>
+      <w:pPr>
+        <w:ind w:left="0" w:firstLine="0"/>
+        <w:rPr>
+          <w:b/>
+          <w:bCs/>
+          <w:sz w:val="24"/>
+          <w:szCs w:val="24"/>
+        </w:rPr>
+      </w:pPr>
+    </w:p>
+    <w:p>
+      <w:pPr>
+        <w:ind w:left="0" w:firstLine="0"/>
+        <w:rPr>
+          <w:b/>
+          <w:bCs/>
+          <w:sz w:val="28"/>
+          <w:szCs w:val="28"/>
+          <w:u w:val="single"/>
+        </w:rPr>
+      </w:pPr>
+    </w:p>
+    <w:p>
+      <w:pPr>
+        <w:ind w:left="0" w:firstLine="0"/>
+        <w:jc w:val="both"/>
+        <w:rPr>
+          <w:b/>
+          <w:bCs/>
+          <w:sz w:val="28"/>
+          <w:szCs w:val="28"/>
+          <w:u w:val="single"/>
+        </w:rPr>
+      </w:pPr>
+    </w:p>
+    <w:p>
+      <w:pPr>
+        <w:ind w:left="0" w:firstLine="0"/>
+        <w:jc w:val="both"/>
+        <w:rPr>
+          <w:b/>
+          <w:bCs/>
+          <w:sz w:val="28"/>
+          <w:szCs w:val="28"/>
+          <w:u w:val="single"/>
+        </w:rPr>
+      </w:pPr>
+    </w:p>
+    <w:p>
+      <w:pPr>
+        <w:ind w:left="0" w:firstLine="0"/>
+        <w:jc w:val="both"/>
+        <w:rPr>
+          <w:b/>
+          <w:bCs/>
+          <w:sz w:val="28"/>
+          <w:szCs w:val="28"/>
+          <w:u w:val="single"/>
+        </w:rPr>
+      </w:pPr>
+    </w:p>
+    <w:p>
+      <w:pPr>
+        <w:ind w:left="0" w:firstLine="0"/>
+        <w:jc w:val="both"/>
+        <w:rPr>
+          <w:b/>
+          <w:bCs/>
+          <w:sz w:val="28"/>
+          <w:szCs w:val="28"/>
+          <w:u w:val="single"/>
+        </w:rPr>
+      </w:pPr>
+    </w:p>
+    <w:p>
+      <w:pPr>
+        <w:ind w:left="0" w:firstLine="0"/>
+        <w:jc w:val="both"/>
+        <w:rPr>
+          <w:b/>
+          <w:bCs/>
+          <w:i/>
+          <w:iCs/>
+          <w:sz w:val="28"/>
+          <w:szCs w:val="28"/>
+          <w:u w:val="single"/>
+        </w:rPr>
+      </w:pPr>
+      <w:r>
+        <w:rPr>
+          <w:b/>
+          <w:bCs/>
+          <w:i/>
+          <w:iCs/>
+          <w:sz w:val="28"/>
+          <w:szCs w:val="28"/>
+          <w:u w:val="single"/>
+        </w:rPr>
+        <w:t>7</w:t>
+      </w:r>
+      <w:r>
+        <w:rPr>
+          <w:b/>
+          <w:bCs/>
+          <w:i/>
+          <w:iCs/>
+          <w:sz w:val="28"/>
+          <w:szCs w:val="28"/>
+          <w:u w:val="single"/>
+        </w:rPr>
+        <w:t>.5 State Chart Diagram:</w:t>
+      </w:r>
+    </w:p>
+    <w:p>
+      <w:pPr>
+        <w:ind w:left="0" w:firstLine="0"/>
+        <w:jc w:val="both"/>
+        <w:rPr>
+          <w:b/>
+          <w:bCs/>
+          <w:sz w:val="24"/>
+          <w:szCs w:val="24"/>
+        </w:rPr>
+      </w:pPr>
+      <w:r>
+        <w:rPr>
+          <w:b/>
+          <w:bCs/>
+          <w:sz w:val="24"/>
+          <w:szCs w:val="24"/>
+        </w:rPr>
+        <w:t>1. Visit Lifecycle</w:t>
+      </w:r>
+    </w:p>
+    <w:p>
+      <w:pPr>
+        <w:ind w:left="0" w:firstLine="0"/>
+        <w:jc w:val="both"/>
+        <w:rPr>
+          <w:b/>
+          <w:bCs/>
+          <w:sz w:val="28"/>
+          <w:szCs w:val="28"/>
+        </w:rPr>
+      </w:pPr>
+      <w:r>
+        <w:rPr>
+          <w:b/>
+          <w:bCs/>
+          <w:noProof/>
+          <w:sz w:val="28"/>
+          <w:szCs w:val="28"/>
+        </w:rPr>
+        <w:drawing>
+          <wp:inline distT="0" distB="0" distL="0" distR="0" wp14:anchorId="6669569F" wp14:editId="7914720B">
+            <wp:extent cx="2107096" cy="4680564"/>
+            <wp:effectExtent l="0" t="0" r="7620" b="6350"/>
+            <wp:docPr id="1493429714" name="Picture 40"/>
+            <wp:cNvGraphicFramePr>
+              <a:graphicFrameLocks xmlns:a="http://schemas.openxmlformats.org/drawingml/2006/main" noChangeAspect="1"/>
+            </wp:cNvGraphicFramePr>
+            <a:graphic xmlns:a="http://schemas.openxmlformats.org/drawingml/2006/main">
+              <a:graphicData uri="http://schemas.openxmlformats.org/drawingml/2006/picture">
+                <pic:pic xmlns:pic="http://schemas.openxmlformats.org/drawingml/2006/picture">
+                  <pic:nvPicPr>
+                    <pic:cNvPr id="0" name="Picture 183"/>
+                    <pic:cNvPicPr>
+                      <a:picLocks noChangeAspect="1" noChangeArrowheads="1"/>
+                    </pic:cNvPicPr>
+                  </pic:nvPicPr>
+                  <pic:blipFill>
+                    <a:blip r:embed="rId36" cstate="print">
+                      <a:extLst>
+                        <a:ext uri="{28A0092B-C50C-407E-A947-70E740481C1C}">
+                          <a14:useLocalDpi xmlns:a14="http://schemas.microsoft.com/office/drawing/2010/main" val="0"/>
+                        </a:ext>
+                      </a:extLst>
+                    </a:blip>
+                    <a:srcRect/>
+                    <a:stretch>
+                      <a:fillRect/>
+                    </a:stretch>
+                  </pic:blipFill>
+                  <pic:spPr bwMode="auto">
+                    <a:xfrm>
+                      <a:off x="0" y="0"/>
+                      <a:ext cx="2147819" cy="4771023"/>
+                    </a:xfrm>
+                    <a:prstGeom prst="rect">
+                      <a:avLst/>
+                    </a:prstGeom>
+                    <a:noFill/>
+                    <a:ln>
+                      <a:noFill/>
+                    </a:ln>
+                  </pic:spPr>
+                </pic:pic>
+              </a:graphicData>
+            </a:graphic>
+          </wp:inline>
+        </w:drawing>
+      </w:r>
+    </w:p>
+    <w:p>
+      <w:pPr>
+        <w:ind w:left="0" w:firstLine="0"/>
+        <w:jc w:val="both"/>
+        <w:rPr>
+          <w:b/>
+          <w:bCs/>
+          <w:sz w:val="24"/>
+          <w:szCs w:val="24"/>
+        </w:rPr>
+      </w:pPr>
+      <w:r>
+        <w:rPr>
+          <w:b/>
+          <w:bCs/>
+          <w:sz w:val="24"/>
+          <w:szCs w:val="24"/>
+        </w:rPr>
+        <w:t>2. Blood Unit Lifecycle</w:t>
+      </w:r>
+    </w:p>
+    <w:p>
+      <w:pPr>
+        <w:ind w:left="0" w:firstLine="0"/>
+        <w:jc w:val="both"/>
+        <w:rPr>
+          <w:b/>
+          <w:bCs/>
+          <w:sz w:val="24"/>
+          <w:szCs w:val="24"/>
+        </w:rPr>
+      </w:pPr>
+      <w:r>
+        <w:rPr>
+          <w:b/>
+          <w:bCs/>
+          <w:noProof/>
+          <w:sz w:val="24"/>
+          <w:szCs w:val="24"/>
+        </w:rPr>
+        <w:drawing>
+          <wp:inline distT="0" distB="0" distL="0" distR="0" wp14:anchorId="3663D032" wp14:editId="35397A45">
+            <wp:extent cx="3074050" cy="3363401"/>
+            <wp:effectExtent l="0" t="0" r="0" b="8890"/>
+            <wp:docPr id="630779280" name="Picture 41"/>
+            <wp:cNvGraphicFramePr>
+              <a:graphicFrameLocks xmlns:a="http://schemas.openxmlformats.org/drawingml/2006/main" noChangeAspect="1"/>
+            </wp:cNvGraphicFramePr>
+            <a:graphic xmlns:a="http://schemas.openxmlformats.org/drawingml/2006/main">
+              <a:graphicData uri="http://schemas.openxmlformats.org/drawingml/2006/picture">
+                <pic:pic xmlns:pic="http://schemas.openxmlformats.org/drawingml/2006/picture">
+                  <pic:nvPicPr>
+                    <pic:cNvPr id="0" name="Picture 184"/>
+                    <pic:cNvPicPr>
+                      <a:picLocks noChangeAspect="1" noChangeArrowheads="1"/>
+                    </pic:cNvPicPr>
+                  </pic:nvPicPr>
+                  <pic:blipFill>
+                    <a:blip r:embed="rId37" cstate="print">
+                      <a:extLst>
+                        <a:ext uri="{28A0092B-C50C-407E-A947-70E740481C1C}">
+                          <a14:useLocalDpi xmlns:a14="http://schemas.microsoft.com/office/drawing/2010/main" val="0"/>
+                        </a:ext>
+                      </a:extLst>
+                    </a:blip>
+                    <a:srcRect/>
+                    <a:stretch>
+                      <a:fillRect/>
+                    </a:stretch>
+                  </pic:blipFill>
+                  <pic:spPr bwMode="auto">
+                    <a:xfrm>
+                      <a:off x="0" y="0"/>
+                      <a:ext cx="3090067" cy="3380925"/>
+                    </a:xfrm>
+                    <a:prstGeom prst="rect">
+                      <a:avLst/>
+                    </a:prstGeom>
+                    <a:noFill/>
+                    <a:ln>
+                      <a:noFill/>
+                    </a:ln>
+                  </pic:spPr>
+                </pic:pic>
+              </a:graphicData>
+            </a:graphic>
+          </wp:inline>
+        </w:drawing>
+      </w:r>
+    </w:p>
+    <w:p>
+      <w:pPr>
+        <w:ind w:left="0" w:firstLine="0"/>
+        <w:jc w:val="both"/>
+        <w:rPr>
+          <w:b/>
+          <w:bCs/>
+          <w:sz w:val="24"/>
+          <w:szCs w:val="24"/>
+        </w:rPr>
+      </w:pPr>
+      <w:r>
+        <w:rPr>
+          <w:b/>
+          <w:bCs/>
+          <w:sz w:val="24"/>
+          <w:szCs w:val="24"/>
+        </w:rPr>
+        <w:t>3. Blood Request Lifecycle</w:t>
+      </w:r>
+    </w:p>
+    <w:p>
+      <w:pPr>
+        <w:ind w:left="0" w:firstLine="0"/>
+        <w:jc w:val="both"/>
+        <w:rPr>
+          <w:b/>
+          <w:bCs/>
+          <w:sz w:val="24"/>
+          <w:szCs w:val="24"/>
+        </w:rPr>
+      </w:pPr>
+      <w:r>
+        <w:rPr>
+          <w:b/>
+          <w:bCs/>
+          <w:noProof/>
+          <w:sz w:val="24"/>
+          <w:szCs w:val="24"/>
+        </w:rPr>
+        <w:drawing>
+          <wp:inline distT="0" distB="0" distL="0" distR="0" wp14:anchorId="2E084D48" wp14:editId="4EE152FC">
+            <wp:extent cx="3530380" cy="4273475"/>
+            <wp:effectExtent l="0" t="0" r="0" b="0"/>
+            <wp:docPr id="913040649" name="Picture 42"/>
+            <wp:cNvGraphicFramePr>
+              <a:graphicFrameLocks xmlns:a="http://schemas.openxmlformats.org/drawingml/2006/main" noChangeAspect="1"/>
+            </wp:cNvGraphicFramePr>
+            <a:graphic xmlns:a="http://schemas.openxmlformats.org/drawingml/2006/main">
+              <a:graphicData uri="http://schemas.openxmlformats.org/drawingml/2006/picture">
+                <pic:pic xmlns:pic="http://schemas.openxmlformats.org/drawingml/2006/picture">
+                  <pic:nvPicPr>
+                    <pic:cNvPr id="0" name="Picture 185"/>
+                    <pic:cNvPicPr>
+                      <a:picLocks noChangeAspect="1" noChangeArrowheads="1"/>
+                    </pic:cNvPicPr>
+                  </pic:nvPicPr>
+                  <pic:blipFill>
+                    <a:blip r:embed="rId38" cstate="print">
+                      <a:extLst>
+                        <a:ext uri="{28A0092B-C50C-407E-A947-70E740481C1C}">
+                          <a14:useLocalDpi xmlns:a14="http://schemas.microsoft.com/office/drawing/2010/main" val="0"/>
+                        </a:ext>
+                      </a:extLst>
+                    </a:blip>
+                    <a:srcRect/>
+                    <a:stretch>
+                      <a:fillRect/>
+                    </a:stretch>
+                  </pic:blipFill>
+                  <pic:spPr bwMode="auto">
+                    <a:xfrm>
+                      <a:off x="0" y="0"/>
+                      <a:ext cx="3541327" cy="4286726"/>
+                    </a:xfrm>
+                    <a:prstGeom prst="rect">
+                      <a:avLst/>
+                    </a:prstGeom>
+                    <a:noFill/>
+                    <a:ln>
+                      <a:noFill/>
+                    </a:ln>
+                  </pic:spPr>
+                </pic:pic>
+              </a:graphicData>
+            </a:graphic>
+          </wp:inline>
+        </w:drawing>
+      </w:r>
+    </w:p>
+    <w:p>
+      <w:pPr>
+        <w:ind w:left="0" w:firstLine="0"/>
+        <w:jc w:val="both"/>
+        <w:rPr>
+          <w:b/>
+          <w:bCs/>
+          <w:sz w:val="24"/>
+          <w:szCs w:val="24"/>
+        </w:rPr>
+      </w:pPr>
+      <w:r>
+        <w:rPr>
+          <w:b/>
+          <w:bCs/>
+          <w:sz w:val="24"/>
+          <w:szCs w:val="24"/>
+        </w:rPr>
+        <w:t>4. Donation &amp; OTP Lifecycle</w:t>
+      </w:r>
+    </w:p>
+    <w:p>
+      <w:pPr>
+        <w:ind w:left="0" w:firstLine="0"/>
+        <w:jc w:val="both"/>
+        <w:rPr>
+          <w:b/>
+          <w:bCs/>
+          <w:sz w:val="24"/>
+          <w:szCs w:val="24"/>
+        </w:rPr>
+      </w:pPr>
+      <w:r>
+        <w:rPr>
+          <w:b/>
+          <w:bCs/>
+          <w:noProof/>
+          <w:sz w:val="24"/>
+          <w:szCs w:val="24"/>
+        </w:rPr>
+        <w:drawing>
+          <wp:inline distT="0" distB="0" distL="0" distR="0" wp14:anchorId="61707F34" wp14:editId="1596A269">
+            <wp:extent cx="3228230" cy="4175881"/>
+            <wp:effectExtent l="0" t="0" r="0" b="0"/>
+            <wp:docPr id="1326257394" name="Picture 43"/>
+            <wp:cNvGraphicFramePr>
+              <a:graphicFrameLocks xmlns:a="http://schemas.openxmlformats.org/drawingml/2006/main" noChangeAspect="1"/>
+            </wp:cNvGraphicFramePr>
+            <a:graphic xmlns:a="http://schemas.openxmlformats.org/drawingml/2006/main">
+              <a:graphicData uri="http://schemas.openxmlformats.org/drawingml/2006/picture">
+                <pic:pic xmlns:pic="http://schemas.openxmlformats.org/drawingml/2006/picture">
+                  <pic:nvPicPr>
+                    <pic:cNvPr id="0" name="Picture 186"/>
+                    <pic:cNvPicPr>
+                      <a:picLocks noChangeAspect="1" noChangeArrowheads="1"/>
+                    </pic:cNvPicPr>
+                  </pic:nvPicPr>
+                  <pic:blipFill>
+                    <a:blip r:embed="rId39" cstate="print">
+                      <a:extLst>
+                        <a:ext uri="{28A0092B-C50C-407E-A947-70E740481C1C}">
+                          <a14:useLocalDpi xmlns:a14="http://schemas.microsoft.com/office/drawing/2010/main" val="0"/>
+                        </a:ext>
+                      </a:extLst>
+                    </a:blip>
+                    <a:srcRect/>
+                    <a:stretch>
+                      <a:fillRect/>
+                    </a:stretch>
+                  </pic:blipFill>
+                  <pic:spPr bwMode="auto">
+                    <a:xfrm>
+                      <a:off x="0" y="0"/>
+                      <a:ext cx="3243548" cy="4195696"/>
+                    </a:xfrm>
+                    <a:prstGeom prst="rect">
+                      <a:avLst/>
+                    </a:prstGeom>
+                    <a:noFill/>
+                    <a:ln>
+                      <a:noFill/>
+                    </a:ln>
+                  </pic:spPr>
+                </pic:pic>
+              </a:graphicData>
+            </a:graphic>
+          </wp:inline>
+        </w:drawing>
+      </w:r>
+    </w:p>
+    <w:p>
+      <w:pPr>
+        <w:ind w:left="0" w:firstLine="0"/>
+        <w:jc w:val="both"/>
+        <w:rPr>
+          <w:b/>
+          <w:bCs/>
+          <w:i/>
+          <w:iCs/>
+          <w:sz w:val="28"/>
+          <w:szCs w:val="28"/>
+          <w:u w:val="single"/>
+        </w:rPr>
+      </w:pPr>
+      <w:r>
+        <w:rPr>
+          <w:b/>
+          <w:bCs/>
+          <w:i/>
+          <w:iCs/>
+          <w:sz w:val="28"/>
+          <w:szCs w:val="28"/>
+          <w:u w:val="single"/>
+        </w:rPr>
+        <w:t xml:space="preserve">7.6 Class </w:t>
+      </w:r>
+      <w:proofErr w:type="spellStart"/>
+      <w:r>
+        <w:rPr>
+          <w:b/>
+          <w:bCs/>
+          <w:i/>
+          <w:iCs/>
+          <w:sz w:val="28"/>
+          <w:szCs w:val="28"/>
+          <w:u w:val="single"/>
+        </w:rPr>
+        <w:t>Diaqram</w:t>
+      </w:r>
+      <w:proofErr w:type="spellEnd"/>
+      <w:r>
+        <w:rPr>
+          <w:b/>
+          <w:bCs/>
+          <w:i/>
+          <w:iCs/>
+          <w:sz w:val="28"/>
+          <w:szCs w:val="28"/>
+          <w:u w:val="single"/>
+        </w:rPr>
+        <w:t>:</w:t>
+      </w:r>
+    </w:p>
+    <w:p>
+      <w:pPr>
+        <w:ind w:left="0" w:firstLine="0"/>
+        <w:jc w:val="both"/>
+        <w:rPr>
+          <w:b/>
+          <w:bCs/>
+          <w:i/>
+          <w:iCs/>
+          <w:sz w:val="24"/>
+          <w:szCs w:val="24"/>
+          <w:u w:val="single"/>
+        </w:rPr>
+      </w:pPr>
+      <w:r>
+        <w:rPr>
+          <w:b/>
+          <w:bCs/>
+          <w:noProof/>
+          <w:sz w:val="28"/>
+          <w:szCs w:val="28"/>
+        </w:rPr>
+        <w:drawing>
+          <wp:inline distT="0" distB="0" distL="0" distR="0" wp14:anchorId="1F956388" wp14:editId="4B7898FF">
+            <wp:extent cx="6209030" cy="8929315"/>
+            <wp:effectExtent l="0" t="0" r="1270" b="5715"/>
+            <wp:docPr id="1933090610" name="Picture 44"/>
+            <wp:cNvGraphicFramePr>
+              <a:graphicFrameLocks xmlns:a="http://schemas.openxmlformats.org/drawingml/2006/main" noChangeAspect="1"/>
+            </wp:cNvGraphicFramePr>
+            <a:graphic xmlns:a="http://schemas.openxmlformats.org/drawingml/2006/main">
+              <a:graphicData uri="http://schemas.openxmlformats.org/drawingml/2006/picture">
+                <pic:pic xmlns:pic="http://schemas.openxmlformats.org/drawingml/2006/picture">
+                  <pic:nvPicPr>
+                    <pic:cNvPr id="0" name="Picture 187"/>
+                    <pic:cNvPicPr>
+                      <a:picLocks noChangeAspect="1" noChangeArrowheads="1"/>
+                    </pic:cNvPicPr>
+                  </pic:nvPicPr>
+                  <pic:blipFill>
+                    <a:blip r:embed="rId40">
+                      <a:extLst>
+                        <a:ext uri="{28A0092B-C50C-407E-A947-70E740481C1C}">
+                          <a14:useLocalDpi xmlns:a14="http://schemas.microsoft.com/office/drawing/2010/main" val="0"/>
+                        </a:ext>
+                      </a:extLst>
+                    </a:blip>
+                    <a:srcRect/>
+                    <a:stretch>
+                      <a:fillRect/>
+                    </a:stretch>
+                  </pic:blipFill>
+                  <pic:spPr bwMode="auto">
+                    <a:xfrm>
+                      <a:off x="0" y="0"/>
+                      <a:ext cx="6254227" cy="8994313"/>
+                    </a:xfrm>
+                    <a:prstGeom prst="rect">
+                      <a:avLst/>
+                    </a:prstGeom>
+                    <a:noFill/>
+                    <a:ln>
+                      <a:noFill/>
+                    </a:ln>
+                  </pic:spPr>
+                </pic:pic>
+              </a:graphicData>
+            </a:graphic>
+          </wp:inline>
+        </w:drawing>
+      </w:r>
+      <w:r>
+        <w:rPr>
+          <w:b/>
+          <w:bCs/>
+          <w:i/>
+          <w:iCs/>
+          <w:sz w:val="28"/>
+          <w:szCs w:val="28"/>
+          <w:u w:val="single"/>
+        </w:rPr>
+        <w:br w:type="page"/>
+      </w:r>
+    </w:p>
+    <w:p>
+      <w:pPr>
+        <w:ind w:left="142" w:hanging="284"/>
+        <w:rPr>
+          <w:noProof/>
+          <w:color w:val="000000" w:themeColor="text1"/>
+          <w:sz w:val="24"/>
+          <w:szCs w:val="24"/>
+        </w:rPr>
+      </w:pPr>
+      <w:r>
+        <w:rPr>
+          <w:noProof/>
+          <w:color w:val="000000" w:themeColor="text1"/>
+          <w:sz w:val="24"/>
+          <w:szCs w:val="24"/>
+        </w:rPr>
+        <mc:AlternateContent>
+          <mc:Choice Requires="wps">
+            <w:drawing>
+              <wp:anchor distT="0" distB="0" distL="114300" distR="114300" simplePos="0" relativeHeight="251683840" behindDoc="0" locked="0" layoutInCell="1" allowOverlap="1" wp14:anchorId="5DEF682C" wp14:editId="5EFA1698">
+                <wp:simplePos x="0" y="0"/>
+                <wp:positionH relativeFrom="margin">
+                  <wp:align>center</wp:align>
+                </wp:positionH>
+                <wp:positionV relativeFrom="paragraph">
+                  <wp:posOffset>273440</wp:posOffset>
+                </wp:positionV>
+                <wp:extent cx="6119495" cy="0"/>
+                <wp:effectExtent l="0" t="0" r="0" b="0"/>
+                <wp:wrapTopAndBottom/>
+                <wp:docPr id="8928483" name="Straight Connector 5"/>
+                <wp:cNvGraphicFramePr/>
+                <a:graphic xmlns:a="http://schemas.openxmlformats.org/drawingml/2006/main">
+                  <a:graphicData uri="http://schemas.microsoft.com/office/word/2010/wordprocessingShape">
+                    <wps:wsp>
+                      <wps:cNvCnPr/>
+                      <wps:spPr>
+                        <a:xfrm flipV="1">
+                          <a:off x="0" y="0"/>
+                          <a:ext cx="6119495" cy="0"/>
+                        </a:xfrm>
+                        <a:prstGeom prst="line">
+                          <a:avLst/>
+                        </a:prstGeom>
+                      </wps:spPr>
+                      <wps:style>
+                        <a:lnRef idx="2">
+                          <a:schemeClr val="accent3"/>
+                        </a:lnRef>
+                        <a:fillRef idx="0">
+                          <a:schemeClr val="accent3"/>
+                        </a:fillRef>
+                        <a:effectRef idx="1">
+                          <a:schemeClr val="accent3"/>
+                        </a:effectRef>
+                        <a:fontRef idx="minor">
+                          <a:schemeClr val="tx1"/>
+                        </a:fontRef>
+                      </wps:style>
+                      <wps:bodyPr/>
+                    </wps:wsp>
+                  </a:graphicData>
+                </a:graphic>
+                <wp14:sizeRelH relativeFrom="margin">
+                  <wp14:pctWidth>0</wp14:pctWidth>
+                </wp14:sizeRelH>
+                <wp14:sizeRelV relativeFrom="margin">
+                  <wp14:pctHeight>0</wp14:pctHeight>
+                </wp14:sizeRelV>
+              </wp:anchor>
+            </w:drawing>
+          </mc:Choice>
+          <mc:Fallback>
+            <w:pict>
+              <v:line w14:anchorId="4AD5504A" id="Straight Connector 5" o:spid="_x0000_s1026" style="position:absolute;flip:y;z-index:251683840;visibility:visible;mso-wrap-style:square;mso-width-percent:0;mso-height-percent:0;mso-wrap-distance-left:9pt;mso-wrap-distance-top:0;mso-wrap-distance-right:9pt;mso-wrap-distance-bottom:0;mso-position-horizontal:center;mso-position-horizontal-relative:margin;mso-position-vertical:absolute;mso-position-vertical-relative:text;mso-width-percent:0;mso-height-percent:0;mso-width-relative:margin;mso-height-relative:margin" from="0,21.55pt" to="481.85pt,21.55pt" o:gfxdata="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" strokecolor="#a5a5a5 [3206]" strokeweight="1pt">
+                <v:stroke joinstyle="miter"/>
+                <w10:wrap type="topAndBottom" anchorx="margin"/>
+              </v:line>
+            </w:pict>
+          </mc:Fallback>
+        </mc:AlternateContent>
+      </w:r>
+      <w:r>
+        <w:rPr>
+          <w:b/>
+          <w:bCs/>
+          <w:sz w:val="28"/>
+          <w:szCs w:val="28"/>
+        </w:rPr>
+        <w:t xml:space="preserve">8.Database </w:t>
+      </w:r>
+      <w:r>
+        <w:rPr>
+          <w:b/>
+          <w:bCs/>
+          <w:sz w:val="28"/>
+          <w:szCs w:val="28"/>
+        </w:rPr>
+        <w:t>Design (</w:t>
+      </w:r>
+      <w:r>
+        <w:rPr>
+          <w:b/>
+          <w:bCs/>
+          <w:sz w:val="28"/>
+          <w:szCs w:val="28"/>
+        </w:rPr>
+        <w:t>ER Diagram)</w:t>
+      </w:r>
+      <w:r>
+        <w:rPr>
+          <w:noProof/>
+          <w:color w:val="000000" w:themeColor="text1"/>
+          <w:sz w:val="24"/>
+          <w:szCs w:val="24"/>
+        </w:rPr>
+        <w:t xml:space="preserve"> </w:t>
+      </w:r>
+    </w:p>
+    <w:p>
+      <w:pPr>
+        <w:ind w:left="142" w:hanging="851"/>
+        <w:rPr>
+          <w:b/>
+          <w:bCs/>
+          <w:sz w:val="28"/>
+          <w:szCs w:val="28"/>
+        </w:rPr>
+        <w:sectPr>
+          <w:footerReference w:type="default" r:id="rId41"/>
+          <w:pgSz w:w="11906" w:h="16838"/>
+          <w:pgMar w:top="993" w:right="1440" w:bottom="0" w:left="1418" w:header="708" w:footer="0" w:gutter="0"/>
+          <w:pgBorders w:offsetFrom="page">
+            <w:top w:val="single" w:sz="4" w:space="24" w:color="auto"/>
+            <w:left w:val="single" w:sz="4" w:space="30" w:color="auto"/>
+            <w:bottom w:val="single" w:sz="4" w:space="24" w:color="auto"/>
+            <w:right w:val="single" w:sz="4" w:space="24" w:color="auto"/>
+          </w:pgBorders>
+          <w:cols w:space="708"/>
+          <w:docGrid w:linePitch="360"/>
+        </w:sectPr>
+      </w:pPr>
+      <w:r>
+        <w:rPr>
+          <w:noProof/>
+          <w:sz w:val="24"/>
+          <w:szCs w:val="24"/>
+        </w:rPr>
+        <w:drawing>
+          <wp:inline distT="0" distB="0" distL="0" distR="0" wp14:anchorId="2FC0E704" wp14:editId="2403C809">
+            <wp:extent cx="6737632" cy="8925950"/>
+            <wp:effectExtent l="0" t="0" r="6350" b="8890"/>
+            <wp:docPr id="1910489467" name="Picture 6"/>
+            <wp:cNvGraphicFramePr>
+              <a:graphicFrameLocks xmlns:a="http://schemas.openxmlformats.org/drawingml/2006/main" noChangeAspect="1"/>
+            </wp:cNvGraphicFramePr>
+            <a:graphic xmlns:a="http://schemas.openxmlformats.org/drawingml/2006/main">
+              <a:graphicData uri="http://schemas.openxmlformats.org/drawingml/2006/picture">
+                <pic:pic xmlns:pic="http://schemas.openxmlformats.org/drawingml/2006/picture">
+                  <pic:nvPicPr>
+                    <pic:cNvPr id="0" name="Picture 143"/>
+                    <pic:cNvPicPr>
+                      <a:picLocks noChangeAspect="1" noChangeArrowheads="1"/>
+                    </pic:cNvPicPr>
+                  </pic:nvPicPr>
+                  <pic:blipFill>
+                    <a:blip r:embed="rId42">
+                      <a:extLst>
+                        <a:ext uri="{28A0092B-C50C-407E-A947-70E740481C1C}">
+                          <a14:useLocalDpi xmlns:a14="http://schemas.microsoft.com/office/drawing/2010/main" val="0"/>
+                        </a:ext>
+                      </a:extLst>
+                    </a:blip>
+                    <a:srcRect/>
+                    <a:stretch>
+                      <a:fillRect/>
+                    </a:stretch>
+                  </pic:blipFill>
+                  <pic:spPr bwMode="auto">
+                    <a:xfrm>
+                      <a:off x="0" y="0"/>
+                      <a:ext cx="6747763" cy="8939372"/>
+                    </a:xfrm>
+                    <a:prstGeom prst="rect">
+                      <a:avLst/>
+                    </a:prstGeom>
+                    <a:noFill/>
+                    <a:ln>
+                      <a:noFill/>
+                    </a:ln>
+                  </pic:spPr>
+                </pic:pic>
+              </a:graphicData>
+            </a:graphic>
+          </wp:inline>
+        </w:drawing>
+      </w:r>
+    </w:p>
+    <w:p>
+      <w:pPr>
+        <w:ind w:left="142" w:hanging="851"/>
+        <w:rPr>
+          <w:b/>
+          <w:bCs/>
+          <w:sz w:val="24"/>
+          <w:szCs w:val="24"/>
+        </w:rPr>
+      </w:pPr>
+    </w:p>
+    <w:p>
+      <w:pPr>
+        <w:ind w:left="-851" w:firstLine="0"/>
+        <w:rPr>
+          <w:sz w:val="24"/>
+          <w:szCs w:val="24"/>
+        </w:rPr>
+      </w:pPr>
+      <w:r>
+        <w:rPr>
+          <w:noProof/>
+          <w:sz w:val="24"/>
+          <w:szCs w:val="24"/>
+        </w:rPr>
+        <w:drawing>
+          <wp:inline distT="0" distB="0" distL="0" distR="0" wp14:anchorId="220C72BE" wp14:editId="55F83C11">
+            <wp:extent cx="6830170" cy="6271076"/>
+            <wp:effectExtent l="0" t="0" r="8890" b="0"/>
+            <wp:docPr id="1524566765" name="Picture 45"/>
+            <wp:cNvGraphicFramePr>
+              <a:graphicFrameLocks xmlns:a="http://schemas.openxmlformats.org/drawingml/2006/main" noChangeAspect="1"/>
+            </wp:cNvGraphicFramePr>
+            <a:graphic xmlns:a="http://schemas.openxmlformats.org/drawingml/2006/main">
+              <a:graphicData uri="http://schemas.openxmlformats.org/drawingml/2006/picture">
+                <pic:pic xmlns:pic="http://schemas.openxmlformats.org/drawingml/2006/picture">
+                  <pic:nvPicPr>
+                    <pic:cNvPr id="0" name="Picture 188"/>
+                    <pic:cNvPicPr>
+                      <a:picLocks noChangeAspect="1" noChangeArrowheads="1"/>
+                    </pic:cNvPicPr>
+                  </pic:nvPicPr>
+                  <pic:blipFill>
+                    <a:blip r:embed="rId43">
+                      <a:extLst>
+                        <a:ext uri="{28A0092B-C50C-407E-A947-70E740481C1C}">
+                          <a14:useLocalDpi xmlns:a14="http://schemas.microsoft.com/office/drawing/2010/main" val="0"/>
+                        </a:ext>
+                      </a:extLst>
+                    </a:blip>
+                    <a:srcRect/>
+                    <a:stretch>
+                      <a:fillRect/>
+                    </a:stretch>
+                  </pic:blipFill>
+                  <pic:spPr bwMode="auto">
+                    <a:xfrm>
+                      <a:off x="0" y="0"/>
+                      <a:ext cx="6869231" cy="6306940"/>
+                    </a:xfrm>
+                    <a:prstGeom prst="rect">
+                      <a:avLst/>
+                    </a:prstGeom>
+                    <a:noFill/>
+                    <a:ln>
+                      <a:noFill/>
+                    </a:ln>
+                  </pic:spPr>
+                </pic:pic>
+              </a:graphicData>
+            </a:graphic>
+          </wp:inline>
+        </w:drawing>
+      </w:r>
+    </w:p>
+    <w:p>
+      <w:pPr>
+        <w:ind w:left="714" w:hanging="357"/>
+        <w:rPr>
+          <w:sz w:val="24"/>
+          <w:szCs w:val="24"/>
+        </w:rPr>
+      </w:pPr>
+      <w:r>
+        <w:rPr>
+          <w:sz w:val="24"/>
+          <w:szCs w:val="24"/>
+        </w:rPr>
+        <w:br w:type="page"/>
+      </w:r>
+    </w:p>
+    <w:p>
+      <w:pPr>
+        <w:ind w:left="0" w:firstLine="0"/>
+        <w:rPr>
+          <w:b/>
+          <w:bCs/>
+          <w:sz w:val="24"/>
+          <w:szCs w:val="24"/>
+        </w:rPr>
+      </w:pPr>
+    </w:p>
+    <w:p>
+      <w:pPr>
+        <w:ind w:left="0" w:firstLine="0"/>
+        <w:rPr>
+          <w:b/>
+          <w:bCs/>
+          <w:sz w:val="28"/>
+          <w:szCs w:val="28"/>
+        </w:rPr>
+      </w:pPr>
+      <w:r>
+        <w:rPr>
+          <w:noProof/>
+          <w:color w:val="000000" w:themeColor="text1"/>
+          <w:sz w:val="24"/>
+          <w:szCs w:val="24"/>
+        </w:rPr>
+        <mc:AlternateContent>
+          <mc:Choice Requires="wps">
+            <w:drawing>
+              <wp:anchor distT="0" distB="0" distL="114300" distR="114300" simplePos="0" relativeHeight="251692032" behindDoc="0" locked="0" layoutInCell="1" allowOverlap="1" wp14:anchorId="0B5BEEBF" wp14:editId="62B7E742">
+                <wp:simplePos x="0" y="0"/>
+                <wp:positionH relativeFrom="margin">
+                  <wp:align>center</wp:align>
+                </wp:positionH>
+                <wp:positionV relativeFrom="paragraph">
+                  <wp:posOffset>261703</wp:posOffset>
+                </wp:positionV>
+                <wp:extent cx="6119495" cy="0"/>
+                <wp:effectExtent l="0" t="0" r="0" b="0"/>
+                <wp:wrapTopAndBottom/>
+                <wp:docPr id="408980022" name="Straight Connector 5"/>
+                <wp:cNvGraphicFramePr/>
+                <a:graphic xmlns:a="http://schemas.openxmlformats.org/drawingml/2006/main">
+                  <a:graphicData uri="http://schemas.microsoft.com/office/word/2010/wordprocessingShape">
+                    <wps:wsp>
+                      <wps:cNvCnPr/>
+                      <wps:spPr>
+                        <a:xfrm flipV="1">
+                          <a:off x="0" y="0"/>
+                          <a:ext cx="6119495" cy="0"/>
+                        </a:xfrm>
+                        <a:prstGeom prst="line">
+                          <a:avLst/>
+                        </a:prstGeom>
+                      </wps:spPr>
+                      <wps:style>
+                        <a:lnRef idx="2">
+                          <a:schemeClr val="accent3"/>
+                        </a:lnRef>
+                        <a:fillRef idx="0">
+                          <a:schemeClr val="accent3"/>
+                        </a:fillRef>
+                        <a:effectRef idx="1">
+                          <a:schemeClr val="accent3"/>
+                        </a:effectRef>
+                        <a:fontRef idx="minor">
+                          <a:schemeClr val="tx1"/>
+                        </a:fontRef>
+                      </wps:style>
+                      <wps:bodyPr/>
+                    </wps:wsp>
+                  </a:graphicData>
+                </a:graphic>
+                <wp14:sizeRelH relativeFrom="margin">
+                  <wp14:pctWidth>0</wp14:pctWidth>
+                </wp14:sizeRelH>
+                <wp14:sizeRelV relativeFrom="margin">
+                  <wp14:pctHeight>0</wp14:pctHeight>
+                </wp14:sizeRelV>
+              </wp:anchor>
+            </w:drawing>
+          </mc:Choice>
+          <mc:Fallback>
+            <w:pict>
+              <v:line w14:anchorId="08DA1132" id="Straight Connector 5" o:spid="_x0000_s1026" style="position:absolute;flip:y;z-index:251692032;visibility:visible;mso-wrap-style:square;mso-width-percent:0;mso-height-percent:0;mso-wrap-distance-left:9pt;mso-wrap-distance-top:0;mso-wrap-distance-right:9pt;mso-wrap-distance-bottom:0;mso-position-horizontal:center;mso-position-horizontal-relative:margin;mso-position-vertical:absolute;mso-position-vertical-relative:text;mso-width-percent:0;mso-height-percent:0;mso-width-relative:margin;mso-height-relative:margin" from="0,20.6pt" to="481.85pt,20.6pt" o:gfxdata="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" strokecolor="#a5a5a5 [3206]" strokeweight="1pt">
+                <v:stroke joinstyle="miter"/>
+                <w10:wrap type="topAndBottom" anchorx="margin"/>
+              </v:line>
+            </w:pict>
+          </mc:Fallback>
+        </mc:AlternateContent>
+      </w:r>
+      <w:r>
+        <w:rPr>
+          <w:b/>
+          <w:bCs/>
+          <w:sz w:val="28"/>
+          <w:szCs w:val="28"/>
+        </w:rPr>
+        <w:t>9. Future Scope and Conclusion</w:t>
+      </w:r>
+    </w:p>
+    <w:p>
+      <w:pPr>
+        <w:ind w:left="0" w:firstLine="0"/>
+        <w:rPr>
+          <w:b/>
+          <w:bCs/>
+          <w:sz w:val="24"/>
+          <w:szCs w:val="24"/>
+        </w:rPr>
+      </w:pPr>
+      <w:r>
+        <w:rPr>
+          <w:b/>
+          <w:bCs/>
+          <w:sz w:val="24"/>
+          <w:szCs w:val="24"/>
+        </w:rPr>
+        <w:t>Future Scope</w:t>
+      </w:r>
+    </w:p>
+    <w:p>
+      <w:pPr>
+        <w:ind w:left="0" w:firstLine="0"/>
+        <w:rPr>
+          <w:b/>
+          <w:bCs/>
+          <w:sz w:val="24"/>
+          <w:szCs w:val="24"/>
+        </w:rPr>
+      </w:pPr>
+      <w:r>
+        <w:rPr>
+          <w:b/>
+          <w:bCs/>
+          <w:sz w:val="24"/>
+          <w:szCs w:val="24"/>
+        </w:rPr>
+        <w:t>9.1 Further Development of the Mobile Application</w:t>
+      </w:r>
+    </w:p>
+    <w:p>
+      <w:pPr>
+        <w:ind w:left="0" w:firstLine="0"/>
+        <w:rPr>
+          <w:sz w:val="24"/>
+          <w:szCs w:val="24"/>
+        </w:rPr>
+      </w:pPr>
+      <w:r>
+        <w:rPr>
+          <w:sz w:val="24"/>
+          <w:szCs w:val="24"/>
+        </w:rPr>
+        <w:t xml:space="preserve">The existing </w:t>
+      </w:r>
+      <w:r>
+        <w:rPr>
+          <w:b/>
+          <w:bCs/>
+          <w:sz w:val="24"/>
+          <w:szCs w:val="24"/>
+        </w:rPr>
+        <w:t>React Native mobile application</w:t>
+      </w:r>
+      <w:r>
+        <w:rPr>
+          <w:sz w:val="24"/>
+          <w:szCs w:val="24"/>
+        </w:rPr>
+        <w:t xml:space="preserve"> can be further enhanced to provide additional </w:t>
+      </w:r>
+      <w:proofErr w:type="spellStart"/>
+      <w:r>
+        <w:rPr>
+          <w:sz w:val="24"/>
+          <w:szCs w:val="24"/>
+        </w:rPr>
+        <w:t>BloodLink</w:t>
+      </w:r>
+      <w:proofErr w:type="spellEnd"/>
+      <w:r>
+        <w:rPr>
+          <w:sz w:val="24"/>
+          <w:szCs w:val="24"/>
+        </w:rPr>
+        <w:t xml:space="preserve"> functionalities through mobile devices. New features can be integrated while maintaining the existing </w:t>
+      </w:r>
+      <w:r>
+        <w:rPr>
+          <w:b/>
+          <w:bCs/>
+          <w:sz w:val="24"/>
+          <w:szCs w:val="24"/>
+        </w:rPr>
+        <w:t>backend services and database architecture</w:t>
+      </w:r>
+      <w:r>
+        <w:rPr>
+          <w:sz w:val="24"/>
+          <w:szCs w:val="24"/>
+        </w:rPr>
+        <w:t>, thereby providing users with greater accessibility and flexibility.</w:t>
+      </w:r>
+    </w:p>
+    <w:p>
+      <w:pPr>
+        <w:ind w:left="0" w:firstLine="0"/>
+        <w:rPr>
+          <w:b/>
+          <w:bCs/>
+          <w:sz w:val="24"/>
+          <w:szCs w:val="24"/>
+        </w:rPr>
+      </w:pPr>
+      <w:r>
+        <w:rPr>
+          <w:b/>
+          <w:bCs/>
+          <w:sz w:val="24"/>
+          <w:szCs w:val="24"/>
+        </w:rPr>
+        <w:t>9.2 Enhanced Blood Bank Operations</w:t>
+      </w:r>
+    </w:p>
+    <w:p>
+      <w:pPr>
+        <w:ind w:left="0" w:firstLine="0"/>
+        <w:rPr>
+          <w:sz w:val="24"/>
+          <w:szCs w:val="24"/>
+        </w:rPr>
+      </w:pPr>
+      <w:r>
+        <w:rPr>
+          <w:sz w:val="24"/>
+          <w:szCs w:val="24"/>
+        </w:rPr>
+        <w:t xml:space="preserve">The existing </w:t>
+      </w:r>
+      <w:r>
+        <w:rPr>
+          <w:b/>
+          <w:bCs/>
+          <w:sz w:val="24"/>
+          <w:szCs w:val="24"/>
+        </w:rPr>
+        <w:t>blood bank, inventory, laboratory, appointment, and blood request modules</w:t>
+      </w:r>
+      <w:r>
+        <w:rPr>
+          <w:sz w:val="24"/>
+          <w:szCs w:val="24"/>
+        </w:rPr>
+        <w:t xml:space="preserve"> can be further enhanced as the system scales. Additional automation and operational features can be introduced to improve the efficiency of </w:t>
+      </w:r>
+      <w:r>
+        <w:rPr>
+          <w:b/>
+          <w:bCs/>
+          <w:sz w:val="24"/>
+          <w:szCs w:val="24"/>
+        </w:rPr>
+        <w:t>blood collection, testing, storage, inventory management, and distribution</w:t>
+      </w:r>
+      <w:r>
+        <w:rPr>
+          <w:sz w:val="24"/>
+          <w:szCs w:val="24"/>
+        </w:rPr>
+        <w:t>.</w:t>
+      </w:r>
+    </w:p>
+    <w:p>
+      <w:pPr>
+        <w:ind w:left="0" w:firstLine="0"/>
+        <w:rPr>
+          <w:b/>
+          <w:bCs/>
+          <w:sz w:val="24"/>
+          <w:szCs w:val="24"/>
+        </w:rPr>
+      </w:pPr>
+      <w:r>
+        <w:rPr>
+          <w:b/>
+          <w:bCs/>
+          <w:sz w:val="24"/>
+          <w:szCs w:val="24"/>
+        </w:rPr>
+        <w:t>9.3 Improved Donor Engagement</w:t>
+      </w:r>
+    </w:p>
+    <w:p>
+      <w:pPr>
+        <w:ind w:left="0" w:firstLine="0"/>
+        <w:rPr>
+          <w:sz w:val="24"/>
+          <w:szCs w:val="24"/>
+        </w:rPr>
+      </w:pPr>
+      <w:r>
+        <w:rPr>
+          <w:sz w:val="24"/>
+          <w:szCs w:val="24"/>
+        </w:rPr>
+        <w:t xml:space="preserve">The existing </w:t>
+      </w:r>
+      <w:r>
+        <w:rPr>
+          <w:b/>
+          <w:bCs/>
+          <w:sz w:val="24"/>
+          <w:szCs w:val="24"/>
+        </w:rPr>
+        <w:t>milestone, certificate, notification, and reward mechanisms</w:t>
+      </w:r>
+      <w:r>
+        <w:rPr>
+          <w:sz w:val="24"/>
+          <w:szCs w:val="24"/>
+        </w:rPr>
+        <w:t xml:space="preserve"> can be further enhanced to encourage regular blood donation. Personalized notifications, donation reminders, achievement levels, and improved recognition mechanisms can help increase </w:t>
+      </w:r>
+      <w:r>
+        <w:rPr>
+          <w:b/>
+          <w:bCs/>
+          <w:sz w:val="24"/>
+          <w:szCs w:val="24"/>
+        </w:rPr>
+        <w:t>donor participation and retention</w:t>
+      </w:r>
+      <w:r>
+        <w:rPr>
+          <w:sz w:val="24"/>
+          <w:szCs w:val="24"/>
+        </w:rPr>
+        <w:t>.</w:t>
+      </w:r>
+    </w:p>
+    <w:p>
+      <w:pPr>
+        <w:ind w:left="0" w:firstLine="0"/>
+        <w:rPr>
+          <w:b/>
+          <w:bCs/>
+          <w:sz w:val="24"/>
+          <w:szCs w:val="24"/>
+        </w:rPr>
+      </w:pPr>
+      <w:r>
+        <w:rPr>
+          <w:b/>
+          <w:bCs/>
+          <w:sz w:val="24"/>
+          <w:szCs w:val="24"/>
+        </w:rPr>
+        <w:t>9.4 Extended Blood Camp Management</w:t>
+      </w:r>
+    </w:p>
+    <w:p>
+      <w:pPr>
+        <w:ind w:left="0" w:firstLine="0"/>
+        <w:rPr>
+          <w:sz w:val="24"/>
+          <w:szCs w:val="24"/>
+        </w:rPr>
+      </w:pPr>
+      <w:r>
+        <w:rPr>
+          <w:sz w:val="24"/>
+          <w:szCs w:val="24"/>
+        </w:rPr>
+        <w:t xml:space="preserve">The existing </w:t>
+      </w:r>
+      <w:r>
+        <w:rPr>
+          <w:b/>
+          <w:bCs/>
+          <w:sz w:val="24"/>
+          <w:szCs w:val="24"/>
+        </w:rPr>
+        <w:t>blood camp and donation slot functionality</w:t>
+      </w:r>
+      <w:r>
+        <w:rPr>
+          <w:sz w:val="24"/>
+          <w:szCs w:val="24"/>
+        </w:rPr>
+        <w:t xml:space="preserve"> can be expanded to support the management of a larger number of blood donation camps. Future enhancements may include improved </w:t>
+      </w:r>
+      <w:r>
+        <w:rPr>
+          <w:b/>
+          <w:bCs/>
+          <w:sz w:val="24"/>
+          <w:szCs w:val="24"/>
+        </w:rPr>
+        <w:t>camp scheduling, slot management, donor capacity planning, and centralized monitoring</w:t>
+      </w:r>
+      <w:r>
+        <w:rPr>
+          <w:sz w:val="24"/>
+          <w:szCs w:val="24"/>
+        </w:rPr>
+        <w:t xml:space="preserve"> of camp activities.</w:t>
+      </w:r>
+    </w:p>
+    <w:p>
+      <w:pPr>
+        <w:ind w:left="0" w:firstLine="0"/>
+        <w:rPr>
+          <w:b/>
+          <w:bCs/>
+          <w:sz w:val="24"/>
+          <w:szCs w:val="24"/>
+        </w:rPr>
+      </w:pPr>
+      <w:r>
+        <w:rPr>
+          <w:b/>
+          <w:bCs/>
+          <w:sz w:val="24"/>
+          <w:szCs w:val="24"/>
+        </w:rPr>
+        <w:t>9.5 Enhanced Blood Unit Traceability</w:t>
+      </w:r>
+    </w:p>
+    <w:p>
+      <w:pPr>
+        <w:ind w:left="0" w:firstLine="0"/>
+        <w:rPr>
+          <w:sz w:val="24"/>
+          <w:szCs w:val="24"/>
+        </w:rPr>
+      </w:pPr>
+      <w:r>
+        <w:rPr>
+          <w:sz w:val="24"/>
+          <w:szCs w:val="24"/>
+        </w:rPr>
+        <w:t xml:space="preserve">The relationships between </w:t>
+      </w:r>
+      <w:r>
+        <w:rPr>
+          <w:b/>
+          <w:bCs/>
+          <w:sz w:val="24"/>
+          <w:szCs w:val="24"/>
+        </w:rPr>
+        <w:t>donations, blood units, laboratory reports, inventory transactions, blood requests, and blood issues</w:t>
+      </w:r>
+      <w:r>
+        <w:rPr>
+          <w:sz w:val="24"/>
+          <w:szCs w:val="24"/>
+        </w:rPr>
+        <w:t xml:space="preserve"> provide a strong foundation for further improving end-to-end blood unit traceability. Future enhancements can provide more detailed </w:t>
+      </w:r>
+      <w:r>
+        <w:rPr>
+          <w:b/>
+          <w:bCs/>
+          <w:sz w:val="24"/>
+          <w:szCs w:val="24"/>
+        </w:rPr>
+        <w:t>lifecycle tracking and auditing</w:t>
+      </w:r>
+      <w:r>
+        <w:rPr>
+          <w:sz w:val="24"/>
+          <w:szCs w:val="24"/>
+        </w:rPr>
+        <w:t xml:space="preserve"> of individual blood units from collection and testing through storage, allocation, and final issue.</w:t>
+      </w:r>
+    </w:p>
+    <w:p>
+      <w:pPr>
+        <w:ind w:left="0" w:firstLine="0"/>
+        <w:rPr>
+          <w:b/>
+          <w:bCs/>
+          <w:sz w:val="24"/>
+          <w:szCs w:val="24"/>
+        </w:rPr>
+      </w:pPr>
+      <w:r>
+        <w:rPr>
+          <w:b/>
+          <w:bCs/>
+          <w:sz w:val="24"/>
+          <w:szCs w:val="24"/>
+        </w:rPr>
+        <w:t>9.6 Scalability and Integration</w:t>
+      </w:r>
+    </w:p>
+    <w:p>
+      <w:pPr>
+        <w:ind w:left="0" w:firstLine="0"/>
+        <w:rPr>
+          <w:sz w:val="24"/>
+          <w:szCs w:val="24"/>
+        </w:rPr>
+      </w:pPr>
+      <w:r>
+        <w:rPr>
+          <w:sz w:val="24"/>
+          <w:szCs w:val="24"/>
+        </w:rPr>
+        <w:t xml:space="preserve">As </w:t>
+      </w:r>
+      <w:proofErr w:type="spellStart"/>
+      <w:r>
+        <w:rPr>
+          <w:sz w:val="24"/>
+          <w:szCs w:val="24"/>
+        </w:rPr>
+        <w:t>BloodLink</w:t>
+      </w:r>
+      <w:proofErr w:type="spellEnd"/>
+      <w:r>
+        <w:rPr>
+          <w:sz w:val="24"/>
+          <w:szCs w:val="24"/>
+        </w:rPr>
+        <w:t xml:space="preserve"> grows, the system can be further optimized to support a larger number of </w:t>
+      </w:r>
+      <w:r>
+        <w:rPr>
+          <w:b/>
+          <w:bCs/>
+          <w:sz w:val="24"/>
+          <w:szCs w:val="24"/>
+        </w:rPr>
+        <w:t>donors, hospitals, blood units, and concurrent users</w:t>
+      </w:r>
+      <w:r>
+        <w:rPr>
+          <w:sz w:val="24"/>
+          <w:szCs w:val="24"/>
+        </w:rPr>
+        <w:t xml:space="preserve">. Future versions may also support integration with </w:t>
+      </w:r>
+      <w:r>
+        <w:rPr>
+          <w:b/>
+          <w:bCs/>
+          <w:sz w:val="24"/>
+          <w:szCs w:val="24"/>
+        </w:rPr>
+        <w:t>external healthcare systems, hospital networks, notification services, and other relevant healthcare platforms</w:t>
+      </w:r>
+      <w:r>
+        <w:rPr>
+          <w:sz w:val="24"/>
+          <w:szCs w:val="24"/>
+        </w:rPr>
+        <w:t xml:space="preserve"> where required.</w:t>
+      </w:r>
+    </w:p>
+    <w:p>
+      <w:pPr>
+        <w:ind w:left="0" w:firstLine="0"/>
+        <w:rPr>
+          <w:sz w:val="24"/>
+          <w:szCs w:val="24"/>
+        </w:rPr>
+      </w:pPr>
+    </w:p>
+    <w:p>
+      <w:pPr>
+        <w:ind w:left="0" w:firstLine="0"/>
+        <w:rPr>
+          <w:b/>
+          <w:bCs/>
+          <w:sz w:val="28"/>
+          <w:szCs w:val="28"/>
+        </w:rPr>
+      </w:pPr>
+      <w:r>
+        <w:rPr>
+          <w:b/>
+          <w:bCs/>
+          <w:sz w:val="28"/>
+          <w:szCs w:val="28"/>
+        </w:rPr>
+        <w:t>Conclusion</w:t>
+      </w:r>
+    </w:p>
+    <w:p>
+      <w:pPr>
+        <w:ind w:left="0" w:firstLine="0"/>
+        <w:rPr>
+          <w:sz w:val="24"/>
+          <w:szCs w:val="24"/>
+        </w:rPr>
+      </w:pPr>
+      <w:proofErr w:type="spellStart"/>
+      <w:r>
+        <w:rPr>
+          <w:b/>
+          <w:bCs/>
+          <w:sz w:val="24"/>
+          <w:szCs w:val="24"/>
+        </w:rPr>
+        <w:t>BloodLink</w:t>
+      </w:r>
+      <w:proofErr w:type="spellEnd"/>
+      <w:r>
+        <w:rPr>
+          <w:b/>
+          <w:bCs/>
+          <w:sz w:val="24"/>
+          <w:szCs w:val="24"/>
+        </w:rPr>
+        <w:t xml:space="preserve"> provides a centralized platform for managing the major operations involved in blood donation, testing, inventory management, and distribution.</w:t>
+      </w:r>
+      <w:r>
+        <w:rPr>
+          <w:sz w:val="24"/>
+          <w:szCs w:val="24"/>
+        </w:rPr>
+        <w:t xml:space="preserve"> The system connects </w:t>
+      </w:r>
+      <w:r>
+        <w:rPr>
+          <w:b/>
+          <w:bCs/>
+          <w:sz w:val="24"/>
+          <w:szCs w:val="24"/>
+        </w:rPr>
+        <w:t>donors, blood bank personnel, hospitals, and other operational staff</w:t>
+      </w:r>
+      <w:r>
+        <w:rPr>
+          <w:sz w:val="24"/>
+          <w:szCs w:val="24"/>
+        </w:rPr>
+        <w:t xml:space="preserve"> through role-specific functionality while supporting appointments, visits, donations, laboratory testing, blood inventory, blood camps, and hospital blood requests.</w:t>
+      </w:r>
+    </w:p>
+    <w:p>
+      <w:pPr>
+        <w:ind w:left="0" w:firstLine="0"/>
+        <w:rPr>
+          <w:sz w:val="24"/>
+          <w:szCs w:val="24"/>
+        </w:rPr>
+      </w:pPr>
+      <w:r>
+        <w:rPr>
+          <w:sz w:val="24"/>
+          <w:szCs w:val="24"/>
+        </w:rPr>
+        <w:t xml:space="preserve">The system maintains the </w:t>
+      </w:r>
+      <w:r>
+        <w:rPr>
+          <w:b/>
+          <w:bCs/>
+          <w:sz w:val="24"/>
+          <w:szCs w:val="24"/>
+        </w:rPr>
+        <w:t>lifecycle of blood units</w:t>
+      </w:r>
+      <w:r>
+        <w:rPr>
+          <w:sz w:val="24"/>
+          <w:szCs w:val="24"/>
+        </w:rPr>
+        <w:t xml:space="preserve"> from donation and laboratory validation through storage, inventory management, allocation, and final issue. This provides improved </w:t>
+      </w:r>
+      <w:r>
+        <w:rPr>
+          <w:b/>
+          <w:bCs/>
+          <w:sz w:val="24"/>
+          <w:szCs w:val="24"/>
+        </w:rPr>
+        <w:t>organization, operational visibility, and traceability</w:t>
+      </w:r>
+      <w:r>
+        <w:rPr>
+          <w:sz w:val="24"/>
+          <w:szCs w:val="24"/>
+        </w:rPr>
+        <w:t xml:space="preserve"> compared with fragmented or manually managed processes.</w:t>
+      </w:r>
+    </w:p>
+    <w:p>
+      <w:pPr>
+        <w:ind w:left="0" w:firstLine="0"/>
+        <w:rPr>
+          <w:sz w:val="24"/>
+          <w:szCs w:val="24"/>
+        </w:rPr>
+      </w:pPr>
+      <w:r>
+        <w:rPr>
+          <w:sz w:val="24"/>
+          <w:szCs w:val="24"/>
+        </w:rPr>
+        <w:t xml:space="preserve">The combination of a </w:t>
+      </w:r>
+      <w:r>
+        <w:rPr>
+          <w:b/>
+          <w:bCs/>
+          <w:sz w:val="24"/>
+          <w:szCs w:val="24"/>
+        </w:rPr>
+        <w:t>full-stack architecture, role-based access control, structured database design, laboratory validation, inventory management, appointment management, donor engagement mechanisms, and hospital request processing</w:t>
+      </w:r>
+      <w:r>
+        <w:rPr>
+          <w:sz w:val="24"/>
+          <w:szCs w:val="24"/>
+        </w:rPr>
+        <w:t xml:space="preserve"> makes </w:t>
+      </w:r>
+      <w:proofErr w:type="spellStart"/>
+      <w:r>
+        <w:rPr>
+          <w:sz w:val="24"/>
+          <w:szCs w:val="24"/>
+        </w:rPr>
+        <w:t>BloodLink</w:t>
+      </w:r>
+      <w:proofErr w:type="spellEnd"/>
+      <w:r>
+        <w:rPr>
+          <w:sz w:val="24"/>
+          <w:szCs w:val="24"/>
+        </w:rPr>
+        <w:t xml:space="preserve"> a comprehensive blood bank management solution. The use of an </w:t>
+      </w:r>
+      <w:r>
+        <w:rPr>
+          <w:b/>
+          <w:bCs/>
+          <w:sz w:val="24"/>
+          <w:szCs w:val="24"/>
+        </w:rPr>
+        <w:t>Agile development approach</w:t>
+      </w:r>
+      <w:r>
+        <w:rPr>
+          <w:sz w:val="24"/>
+          <w:szCs w:val="24"/>
+        </w:rPr>
+        <w:t xml:space="preserve"> further supports iterative development, continuous improvement, and adaptation of the system as requirements evolve.</w:t>
+      </w:r>
+    </w:p>
+    <w:p>
+      <w:pPr>
+        <w:ind w:left="0" w:firstLine="0"/>
+        <w:rPr>
+          <w:sz w:val="24"/>
+          <w:szCs w:val="24"/>
+        </w:rPr>
+      </w:pPr>
+      <w:r>
+        <w:rPr>
+          <w:sz w:val="24"/>
+          <w:szCs w:val="24"/>
+        </w:rPr>
+        <w:t xml:space="preserve">Overall, </w:t>
+      </w:r>
+      <w:proofErr w:type="spellStart"/>
+      <w:r>
+        <w:rPr>
+          <w:b/>
+          <w:bCs/>
+          <w:sz w:val="24"/>
+          <w:szCs w:val="24"/>
+        </w:rPr>
+        <w:t>BloodLink</w:t>
+      </w:r>
+      <w:proofErr w:type="spellEnd"/>
+      <w:r>
+        <w:rPr>
+          <w:b/>
+          <w:bCs/>
+          <w:sz w:val="24"/>
+          <w:szCs w:val="24"/>
+        </w:rPr>
+        <w:t xml:space="preserve"> establishes a strong technical foundation for the digital management of blood bank operations</w:t>
+      </w:r>
+      <w:r>
+        <w:rPr>
+          <w:sz w:val="24"/>
+          <w:szCs w:val="24"/>
+        </w:rPr>
+        <w:t>, while its modular architecture provides opportunities for future expansion, scalability, mobile integration, and enhanced healthcare-system connectivity.</w:t>
+      </w:r>
+    </w:p>
+    <w:p>
+      <w:pPr>
+        <w:ind w:left="714" w:hanging="357"/>
+        <w:rPr>
+          <w:b/>
+          <w:bCs/>
+          <w:sz w:val="24"/>
+          <w:szCs w:val="24"/>
+        </w:rPr>
+      </w:pPr>
+      <w:r>
+        <w:rPr>
+          <w:b/>
+          <w:bCs/>
+          <w:sz w:val="24"/>
+          <w:szCs w:val="24"/>
+        </w:rPr>
+        <w:br w:type="page"/>
+      </w:r>
+    </w:p>
+    <w:p>
+      <w:pPr>
+        <w:ind w:left="0" w:firstLine="0"/>
+        <w:rPr>
+          <w:b/>
+          <w:bCs/>
+          <w:sz w:val="28"/>
+          <w:szCs w:val="28"/>
+        </w:rPr>
+      </w:pPr>
+    </w:p>
+    <w:p>
+      <w:pPr>
+        <w:ind w:left="0" w:firstLine="0"/>
+        <w:rPr>
+          <w:b/>
+          <w:bCs/>
+          <w:sz w:val="28"/>
+          <w:szCs w:val="28"/>
+        </w:rPr>
+      </w:pPr>
+      <w:r>
+        <w:rPr>
+          <w:noProof/>
+          <w:color w:val="000000" w:themeColor="text1"/>
+          <w:sz w:val="24"/>
+          <w:szCs w:val="24"/>
+        </w:rPr>
+        <mc:AlternateContent>
+          <mc:Choice Requires="wps">
+            <w:drawing>
+              <wp:anchor distT="0" distB="0" distL="114300" distR="114300" simplePos="0" relativeHeight="251694080" behindDoc="0" locked="0" layoutInCell="1" allowOverlap="1" wp14:anchorId="10234F08" wp14:editId="6455022A">
+                <wp:simplePos x="0" y="0"/>
+                <wp:positionH relativeFrom="margin">
+                  <wp:align>center</wp:align>
+                </wp:positionH>
+                <wp:positionV relativeFrom="paragraph">
+                  <wp:posOffset>261703</wp:posOffset>
+                </wp:positionV>
+                <wp:extent cx="6119495" cy="0"/>
+                <wp:effectExtent l="0" t="0" r="0" b="0"/>
+                <wp:wrapTopAndBottom/>
+                <wp:docPr id="2072942908" name="Straight Connector 5"/>
+                <wp:cNvGraphicFramePr/>
+                <a:graphic xmlns:a="http://schemas.openxmlformats.org/drawingml/2006/main">
+                  <a:graphicData uri="http://schemas.microsoft.com/office/word/2010/wordprocessingShape">
+                    <wps:wsp>
+                      <wps:cNvCnPr/>
+                      <wps:spPr>
+                        <a:xfrm flipV="1">
+                          <a:off x="0" y="0"/>
+                          <a:ext cx="6119495" cy="0"/>
+                        </a:xfrm>
+                        <a:prstGeom prst="line">
+                          <a:avLst/>
+                        </a:prstGeom>
+                      </wps:spPr>
+                      <wps:style>
+                        <a:lnRef idx="2">
+                          <a:schemeClr val="accent3"/>
+                        </a:lnRef>
+                        <a:fillRef idx="0">
+                          <a:schemeClr val="accent3"/>
+                        </a:fillRef>
+                        <a:effectRef idx="1">
+                          <a:schemeClr val="accent3"/>
+                        </a:effectRef>
+                        <a:fontRef idx="minor">
+                          <a:schemeClr val="tx1"/>
+                        </a:fontRef>
+                      </wps:style>
+                      <wps:bodyPr/>
+                    </wps:wsp>
+                  </a:graphicData>
+                </a:graphic>
+                <wp14:sizeRelH relativeFrom="margin">
+                  <wp14:pctWidth>0</wp14:pctWidth>
+                </wp14:sizeRelH>
+                <wp14:sizeRelV relativeFrom="margin">
+                  <wp14:pctHeight>0</wp14:pctHeight>
+                </wp14:sizeRelV>
+              </wp:anchor>
+            </w:drawing>
+          </mc:Choice>
+          <mc:Fallback>
+            <w:pict>
+              <v:line w14:anchorId="3FD860D1" id="Straight Connector 5" o:spid="_x0000_s1026" style="position:absolute;flip:y;z-index:251694080;visibility:visible;mso-wrap-style:square;mso-width-percent:0;mso-height-percent:0;mso-wrap-distance-left:9pt;mso-wrap-distance-top:0;mso-wrap-distance-right:9pt;mso-wrap-distance-bottom:0;mso-position-horizontal:center;mso-position-horizontal-relative:margin;mso-position-vertical:absolute;mso-position-vertical-relative:text;mso-width-percent:0;mso-height-percent:0;mso-width-relative:margin;mso-height-relative:margin" from="0,20.6pt" to="481.85pt,20.6pt" o:gfxdata="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" strokecolor="#a5a5a5 [3206]" strokeweight="1pt">
+                <v:stroke joinstyle="miter"/>
+                <w10:wrap type="topAndBottom" anchorx="margin"/>
+              </v:line>
+            </w:pict>
+          </mc:Fallback>
+        </mc:AlternateContent>
+      </w:r>
+      <w:r>
+        <w:rPr>
+          <w:b/>
+          <w:bCs/>
+          <w:sz w:val="28"/>
+          <w:szCs w:val="28"/>
+        </w:rPr>
+        <w:t>10. References</w:t>
+      </w:r>
+    </w:p>
+    <w:p>
+      <w:pPr>
+        <w:ind w:left="0" w:firstLine="0"/>
+        <w:rPr>
+          <w:b/>
+          <w:bCs/>
+          <w:sz w:val="24"/>
+          <w:szCs w:val="24"/>
+        </w:rPr>
+      </w:pPr>
+      <w:r>
+        <w:rPr>
+          <w:b/>
+          <w:bCs/>
+          <w:sz w:val="24"/>
+          <w:szCs w:val="24"/>
+        </w:rPr>
+        <w:t>Official Documentation and Frameworks</w:t>
+      </w:r>
+    </w:p>
+    <w:p>
+      <w:pPr>
+        <w:numPr>
+          <w:ilvl w:val="0"/>
+          <w:numId w:val="44"/>
+        </w:numPr>
+        <w:rPr>
+          <w:sz w:val="24"/>
+          <w:szCs w:val="24"/>
+        </w:rPr>
+      </w:pPr>
+      <w:r>
+        <w:rPr>
+          <w:b/>
+          <w:bCs/>
+          <w:sz w:val="24"/>
+          <w:szCs w:val="24"/>
+        </w:rPr>
+        <w:t>React Documentation</w:t>
+      </w:r>
+      <w:r>
+        <w:rPr>
+          <w:sz w:val="24"/>
+          <w:szCs w:val="24"/>
+        </w:rPr>
+        <w:t xml:space="preserve"> — React official documentation and reference.</w:t>
+      </w:r>
+      <w:r>
+        <w:rPr>
+          <w:sz w:val="24"/>
+          <w:szCs w:val="24"/>
+        </w:rPr>
+        <w:br/>
+      </w:r>
+      <w:hyperlink r:id="rId44" w:history="1">
+        <w:r>
+          <w:rPr>
+            <w:rStyle w:val="Hyperlink"/>
+            <w:sz w:val="24"/>
+            <w:szCs w:val="24"/>
+          </w:rPr>
+          <w:t>https://react.dev/</w:t>
+        </w:r>
+      </w:hyperlink>
+    </w:p>
+    <w:p>
+      <w:pPr>
+        <w:numPr>
+          <w:ilvl w:val="0"/>
+          <w:numId w:val="44"/>
+        </w:numPr>
+        <w:rPr>
+          <w:sz w:val="24"/>
+          <w:szCs w:val="24"/>
+        </w:rPr>
+      </w:pPr>
+      <w:r>
+        <w:rPr>
+          <w:b/>
+          <w:bCs/>
+          <w:sz w:val="24"/>
+          <w:szCs w:val="24"/>
+        </w:rPr>
+        <w:t>Tailwind CSS Documentation</w:t>
+      </w:r>
+      <w:r>
+        <w:rPr>
+          <w:sz w:val="24"/>
+          <w:szCs w:val="24"/>
+        </w:rPr>
+        <w:t xml:space="preserve"> — Official documentation for Tailwind CSS.</w:t>
+      </w:r>
+      <w:r>
+        <w:rPr>
+          <w:sz w:val="24"/>
+          <w:szCs w:val="24"/>
+        </w:rPr>
+        <w:br/>
+      </w:r>
+      <w:hyperlink r:id="rId45" w:history="1">
+        <w:r>
+          <w:rPr>
+            <w:rStyle w:val="Hyperlink"/>
+            <w:sz w:val="24"/>
+            <w:szCs w:val="24"/>
+          </w:rPr>
+          <w:t>https://tailwindcss.com/docs</w:t>
+        </w:r>
+      </w:hyperlink>
+    </w:p>
+    <w:p>
+      <w:pPr>
+        <w:numPr>
+          <w:ilvl w:val="0"/>
+          <w:numId w:val="44"/>
+        </w:numPr>
+        <w:rPr>
+          <w:sz w:val="24"/>
+          <w:szCs w:val="24"/>
+        </w:rPr>
+      </w:pPr>
+      <w:r>
+        <w:rPr>
+          <w:b/>
+          <w:bCs/>
+          <w:sz w:val="24"/>
+          <w:szCs w:val="24"/>
+        </w:rPr>
+        <w:t>Node.js Documentation</w:t>
+      </w:r>
+      <w:r>
+        <w:rPr>
+          <w:sz w:val="24"/>
+          <w:szCs w:val="24"/>
+        </w:rPr>
+        <w:t xml:space="preserve"> — Official Node.js documentation and API reference.</w:t>
+      </w:r>
+      <w:r>
+        <w:rPr>
+          <w:sz w:val="24"/>
+          <w:szCs w:val="24"/>
+        </w:rPr>
+        <w:br/>
+      </w:r>
+      <w:hyperlink r:id="rId46" w:history="1">
+        <w:r>
+          <w:rPr>
+            <w:rStyle w:val="Hyperlink"/>
+            <w:sz w:val="24"/>
+            <w:szCs w:val="24"/>
+          </w:rPr>
+          <w:t>https://nodejs.org/en/docs/</w:t>
+        </w:r>
+      </w:hyperlink>
+    </w:p>
+    <w:p>
+      <w:pPr>
+        <w:numPr>
+          <w:ilvl w:val="0"/>
+          <w:numId w:val="44"/>
+        </w:numPr>
+        <w:rPr>
+          <w:sz w:val="24"/>
+          <w:szCs w:val="24"/>
+        </w:rPr>
+      </w:pPr>
+      <w:r>
+        <w:rPr>
+          <w:b/>
+          <w:bCs/>
+          <w:sz w:val="24"/>
+          <w:szCs w:val="24"/>
+        </w:rPr>
+        <w:t>Express.js Documentation</w:t>
+      </w:r>
+      <w:r>
+        <w:rPr>
+          <w:sz w:val="24"/>
+          <w:szCs w:val="24"/>
+        </w:rPr>
+        <w:t xml:space="preserve"> — Official Express.js framework documentation.</w:t>
+      </w:r>
+      <w:r>
+        <w:rPr>
+          <w:sz w:val="24"/>
+          <w:szCs w:val="24"/>
+        </w:rPr>
+        <w:br/>
+      </w:r>
+      <w:hyperlink r:id="rId47" w:history="1">
+        <w:r>
+          <w:rPr>
+            <w:rStyle w:val="Hyperlink"/>
+            <w:sz w:val="24"/>
+            <w:szCs w:val="24"/>
+          </w:rPr>
+          <w:t>https://expressjs.com/</w:t>
+        </w:r>
+      </w:hyperlink>
+    </w:p>
+    <w:p>
+      <w:pPr>
+        <w:numPr>
+          <w:ilvl w:val="0"/>
+          <w:numId w:val="44"/>
+        </w:numPr>
+        <w:rPr>
+          <w:sz w:val="24"/>
+          <w:szCs w:val="24"/>
+        </w:rPr>
+      </w:pPr>
+      <w:r>
+        <w:rPr>
+          <w:b/>
+          <w:bCs/>
+          <w:sz w:val="24"/>
+          <w:szCs w:val="24"/>
+        </w:rPr>
+        <w:t>Prisma Documentation</w:t>
+      </w:r>
+      <w:r>
+        <w:rPr>
+          <w:sz w:val="24"/>
+          <w:szCs w:val="24"/>
+        </w:rPr>
+        <w:t xml:space="preserve"> — Official Prisma ORM documentation and reference.</w:t>
+      </w:r>
+      <w:r>
+        <w:rPr>
+          <w:sz w:val="24"/>
+          <w:szCs w:val="24"/>
+        </w:rPr>
+        <w:br/>
+      </w:r>
+      <w:hyperlink r:id="rId48" w:history="1">
+        <w:r>
+          <w:rPr>
+            <w:rStyle w:val="Hyperlink"/>
+            <w:sz w:val="24"/>
+            <w:szCs w:val="24"/>
+          </w:rPr>
+          <w:t>https://www.prisma.io/docs</w:t>
+        </w:r>
+      </w:hyperlink>
+    </w:p>
+    <w:p>
+      <w:pPr>
+        <w:ind w:left="0" w:firstLine="0"/>
+        <w:rPr>
+          <w:b/>
+          <w:bCs/>
+          <w:sz w:val="24"/>
+          <w:szCs w:val="24"/>
+        </w:rPr>
+      </w:pPr>
+      <w:r>
+        <w:rPr>
+          <w:b/>
+          <w:bCs/>
+          <w:sz w:val="24"/>
+          <w:szCs w:val="24"/>
+        </w:rPr>
+        <w:t>Development and Online Tools</w:t>
+      </w:r>
+    </w:p>
+    <w:p>
+      <w:pPr>
+        <w:numPr>
+          <w:ilvl w:val="0"/>
+          <w:numId w:val="45"/>
+        </w:numPr>
+        <w:rPr>
+          <w:sz w:val="24"/>
+          <w:szCs w:val="24"/>
+        </w:rPr>
+      </w:pPr>
+      <w:r>
+        <w:rPr>
+          <w:b/>
+          <w:bCs/>
+          <w:sz w:val="24"/>
+          <w:szCs w:val="24"/>
+        </w:rPr>
+        <w:t>Mermaid Live Editor</w:t>
+      </w:r>
+      <w:r>
+        <w:rPr>
+          <w:sz w:val="24"/>
+          <w:szCs w:val="24"/>
+        </w:rPr>
+        <w:t xml:space="preserve"> — Online editor used for creating and validating UML, flowcharts, and system diagrams.</w:t>
+      </w:r>
+      <w:r>
+        <w:rPr>
+          <w:sz w:val="24"/>
+          <w:szCs w:val="24"/>
+        </w:rPr>
+        <w:br/>
+      </w:r>
+      <w:hyperlink r:id="rId49" w:history="1">
+        <w:r>
+          <w:rPr>
+            <w:rStyle w:val="Hyperlink"/>
+            <w:sz w:val="24"/>
+            <w:szCs w:val="24"/>
+          </w:rPr>
+          <w:t>https://mermaid.live/</w:t>
+        </w:r>
+      </w:hyperlink>
+    </w:p>
+    <w:p>
+      <w:pPr>
+        <w:numPr>
+          <w:ilvl w:val="0"/>
+          <w:numId w:val="45"/>
+        </w:numPr>
+        <w:rPr>
+          <w:sz w:val="24"/>
+          <w:szCs w:val="24"/>
+        </w:rPr>
+      </w:pPr>
+      <w:r>
+        <w:rPr>
+          <w:b/>
+          <w:bCs/>
+          <w:sz w:val="24"/>
+          <w:szCs w:val="24"/>
+        </w:rPr>
+        <w:t>Visual Studio Code</w:t>
+      </w:r>
+      <w:r>
+        <w:rPr>
+          <w:sz w:val="24"/>
+          <w:szCs w:val="24"/>
+        </w:rPr>
+        <w:t xml:space="preserve"> — Development environment used for software development and project implementation.</w:t>
+      </w:r>
+      <w:r>
+        <w:rPr>
+          <w:sz w:val="24"/>
+          <w:szCs w:val="24"/>
+        </w:rPr>
+        <w:br/>
+      </w:r>
+      <w:hyperlink r:id="rId50" w:history="1">
+        <w:r>
+          <w:rPr>
+            <w:rStyle w:val="Hyperlink"/>
+            <w:sz w:val="24"/>
+            <w:szCs w:val="24"/>
+          </w:rPr>
+          <w:t>https://code.visualstudio.com/</w:t>
+        </w:r>
+      </w:hyperlink>
+    </w:p>
+    <w:p>
+      <w:pPr>
+        <w:numPr>
+          <w:ilvl w:val="0"/>
+          <w:numId w:val="45"/>
+        </w:numPr>
+        <w:rPr>
+          <w:sz w:val="24"/>
+          <w:szCs w:val="24"/>
+        </w:rPr>
+      </w:pPr>
+      <w:r>
+        <w:rPr>
+          <w:b/>
+          <w:bCs/>
+          <w:sz w:val="24"/>
+          <w:szCs w:val="24"/>
+        </w:rPr>
+        <w:t>GitHub</w:t>
+      </w:r>
+      <w:r>
+        <w:rPr>
+          <w:sz w:val="24"/>
+          <w:szCs w:val="24"/>
+        </w:rPr>
+        <w:t xml:space="preserve"> — Version control and source-code repository platform used for project management and source-code maintenance.</w:t>
+      </w:r>
+      <w:r>
+        <w:rPr>
+          <w:sz w:val="24"/>
+          <w:szCs w:val="24"/>
+        </w:rPr>
+        <w:br/>
+      </w:r>
+      <w:hyperlink r:id="rId51" w:history="1">
+        <w:r>
+          <w:rPr>
+            <w:rStyle w:val="Hyperlink"/>
+            <w:sz w:val="24"/>
+            <w:szCs w:val="24"/>
+          </w:rPr>
+          <w:t>https://github.com/</w:t>
+        </w:r>
+      </w:hyperlink>
+    </w:p>
+    <w:p>
+      <w:pPr>
+        <w:ind w:left="0" w:firstLine="0"/>
+        <w:rPr>
+          <w:b/>
+          <w:bCs/>
+          <w:sz w:val="24"/>
+          <w:szCs w:val="24"/>
+        </w:rPr>
+      </w:pPr>
+      <w:r>
+        <w:rPr>
+          <w:b/>
+          <w:bCs/>
+          <w:sz w:val="24"/>
+          <w:szCs w:val="24"/>
+        </w:rPr>
+        <w:t>Standards and Academic References</w:t>
+      </w:r>
+    </w:p>
+    <w:p>
+      <w:pPr>
+        <w:numPr>
+          <w:ilvl w:val="0"/>
+          <w:numId w:val="46"/>
+        </w:numPr>
+        <w:rPr>
+          <w:sz w:val="24"/>
+          <w:szCs w:val="24"/>
+        </w:rPr>
+      </w:pPr>
+      <w:r>
+        <w:rPr>
+          <w:b/>
+          <w:bCs/>
+          <w:sz w:val="24"/>
+          <w:szCs w:val="24"/>
+        </w:rPr>
+        <w:t>IEEE Std 830-1998</w:t>
+      </w:r>
+      <w:r>
+        <w:rPr>
+          <w:sz w:val="24"/>
+          <w:szCs w:val="24"/>
+        </w:rPr>
+        <w:t xml:space="preserve">, </w:t>
+      </w:r>
+      <w:r>
+        <w:rPr>
+          <w:i/>
+          <w:iCs/>
+          <w:sz w:val="24"/>
+          <w:szCs w:val="24"/>
+        </w:rPr>
+        <w:t>IEEE Recommended Practice for Software Requirements Specifications</w:t>
+      </w:r>
+      <w:r>
+        <w:rPr>
+          <w:sz w:val="24"/>
+          <w:szCs w:val="24"/>
+        </w:rPr>
+        <w:t>. IEEE Computer Society.</w:t>
+      </w:r>
+      <w:r>
+        <w:rPr>
+          <w:sz w:val="24"/>
+          <w:szCs w:val="24"/>
+        </w:rPr>
+        <w:br/>
+      </w:r>
+      <w:hyperlink r:id="rId52" w:history="1">
+        <w:r>
+          <w:rPr>
+            <w:rStyle w:val="Hyperlink"/>
+            <w:sz w:val="24"/>
+            <w:szCs w:val="24"/>
+          </w:rPr>
+          <w:t>https://standards.ieee.org/ieee/830/1222/</w:t>
+        </w:r>
+      </w:hyperlink>
+    </w:p>
+    <w:p>
+      <w:pPr>
+        <w:numPr>
+          <w:ilvl w:val="0"/>
+          <w:numId w:val="46"/>
+        </w:numPr>
+        <w:rPr>
+          <w:sz w:val="24"/>
+          <w:szCs w:val="24"/>
+        </w:rPr>
+      </w:pPr>
+      <w:r>
+        <w:rPr>
+          <w:b/>
+          <w:bCs/>
+          <w:sz w:val="24"/>
+          <w:szCs w:val="24"/>
+        </w:rPr>
+        <w:t>ISO/IEC/IEEE 29148:2011</w:t>
+      </w:r>
+      <w:r>
+        <w:rPr>
+          <w:sz w:val="24"/>
+          <w:szCs w:val="24"/>
+        </w:rPr>
+        <w:t xml:space="preserve">, </w:t>
+      </w:r>
+      <w:r>
+        <w:rPr>
+          <w:i/>
+          <w:iCs/>
+          <w:sz w:val="24"/>
+          <w:szCs w:val="24"/>
+        </w:rPr>
+        <w:t>Systems and Software Engineering — Life Cycle Processes — Requirements Engineering</w:t>
+      </w:r>
+      <w:r>
+        <w:rPr>
+          <w:sz w:val="24"/>
+          <w:szCs w:val="24"/>
+        </w:rPr>
+        <w:t>. This standard superseded IEEE 830-1998 and provides modern guidance for requirements engineering and requirements documentation.</w:t>
+      </w:r>
+    </w:p>
+    <w:p>
+      <w:pPr>
+        <w:numPr>
+          <w:ilvl w:val="0"/>
+          <w:numId w:val="46"/>
+        </w:numPr>
+        <w:rPr>
+          <w:sz w:val="24"/>
+          <w:szCs w:val="24"/>
+        </w:rPr>
+      </w:pPr>
+      <w:r>
+        <w:rPr>
+          <w:b/>
+          <w:bCs/>
+          <w:sz w:val="24"/>
+          <w:szCs w:val="24"/>
+        </w:rPr>
+        <w:t>Class Notes and Course Materials</w:t>
+      </w:r>
+      <w:r>
+        <w:rPr>
+          <w:sz w:val="24"/>
+          <w:szCs w:val="24"/>
+        </w:rPr>
+        <w:t xml:space="preserve"> — Software Engineering and Software Requirements Engineering lecture notes provided as part of the academic curriculum.</w:t>
+      </w:r>
+    </w:p>
+    <w:p>
+      <w:pPr>
+        <w:ind w:left="2160" w:firstLine="720"/>
+        <w:rPr>
+          <w:sz w:val="24"/>
+          <w:szCs w:val="24"/>
+        </w:rPr>
+      </w:pPr>
+      <w:r>
+        <w:rPr>
+          <w:noProof/>
+          <w:sz w:val="24"/>
+          <w:szCs w:val="24"/>
+        </w:rPr>
+        <w:drawing>
+          <wp:inline distT="0" distB="0" distL="0" distR="0" wp14:anchorId="5B234B85" wp14:editId="68B13F02">
+            <wp:extent cx="2038042" cy="1359673"/>
+            <wp:effectExtent l="0" t="0" r="0" b="0"/>
+            <wp:docPr id="780733607" name="Picture 46"/>
+            <wp:cNvGraphicFramePr>
+              <a:graphicFrameLocks xmlns:a="http://schemas.openxmlformats.org/drawingml/2006/main" noChangeAspect="1"/>
+            </wp:cNvGraphicFramePr>
+            <a:graphic xmlns:a="http://schemas.openxmlformats.org/drawingml/2006/main">
+              <a:graphicData uri="http://schemas.openxmlformats.org/drawingml/2006/picture">
+                <pic:pic xmlns:pic="http://schemas.openxmlformats.org/drawingml/2006/picture">
+                  <pic:nvPicPr>
+                    <pic:cNvPr id="0" name="Picture 223"/>
+                    <pic:cNvPicPr>
+                      <a:picLocks noChangeAspect="1" noChangeArrowheads="1"/>
+                    </pic:cNvPicPr>
+                  </pic:nvPicPr>
+                  <pic:blipFill>
+                    <a:blip r:embed="rId53" cstate="print">
+                      <a:extLst>
+                        <a:ext uri="{28A0092B-C50C-407E-A947-70E740481C1C}">
+                          <a14:useLocalDpi xmlns:a14="http://schemas.microsoft.com/office/drawing/2010/main" val="0"/>
+                        </a:ext>
+                      </a:extLst>
+                    </a:blip>
+                    <a:srcRect/>
+                    <a:stretch>
+                      <a:fillRect/>
+                    </a:stretch>
+                  </pic:blipFill>
+                  <pic:spPr bwMode="auto">
+                    <a:xfrm>
+                      <a:off x="0" y="0"/>
+                      <a:ext cx="2064987" cy="1377649"/>
+                    </a:xfrm>
+                    <a:prstGeom prst="rect">
+                      <a:avLst/>
+                    </a:prstGeom>
+                    <a:noFill/>
+                    <a:ln>
+                      <a:noFill/>
+                    </a:ln>
+                  </pic:spPr>
+                </pic:pic>
+              </a:graphicData>
+            </a:graphic>
+          </wp:inline>
+        </w:drawing>
+      </w:r>
+    </w:p>
+    <w:p>
+      <w:pPr>
+        <w:ind w:left="1440" w:firstLine="720"/>
+        <w:rPr>
+          <w:sz w:val="24"/>
+          <w:szCs w:val="24"/>
+        </w:rPr>
+      </w:pPr>
+      <w:hyperlink r:id="rId54" w:history="1">
+        <w:r>
+          <w:rPr>
+            <w:rStyle w:val="Hyperlink"/>
+            <w:sz w:val="24"/>
+            <w:szCs w:val="24"/>
+          </w:rPr>
+          <w:t>https://bloodlink-frontend.shubhrojyotisaha.workers.dev/</w:t>
+        </w:r>
+      </w:hyperlink>
+    </w:p>
+    <w:p>
+      <w:pPr>
+        <w:ind w:left="0" w:firstLine="0"/>
+        <w:rPr>
+          <w:sz w:val="24"/>
+          <w:szCs w:val="24"/>
+        </w:rPr>
+      </w:pPr>
+    </w:p>
+    <w:p>
+      <w:pPr>
+        <w:ind w:left="-851" w:firstLine="0"/>
+        <w:rPr>
+          <w:sz w:val="24"/>
+          <w:szCs w:val="24"/>
+        </w:rPr>
+      </w:pPr>
+    </w:p>
     <w:sectPr>
-      <w:footerReference w:type="default" r:id="rId9"/>
       <w:pgSz w:w="11906" w:h="16838"/>
-      <w:pgMar w:top="1135" w:right="1440" w:bottom="1440" w:left="1418" w:header="708" w:footer="708" w:gutter="0"/>
+      <w:pgMar w:top="568" w:right="1440" w:bottom="1440" w:left="1418" w:header="708" w:footer="708" w:gutter="0"/>
       <w:pgBorders w:offsetFrom="page">
         <w:top w:val="single" w:sz="4" w:space="24" w:color="auto"/>
         <w:left w:val="single" w:sz="4" w:space="30" w:color="auto"/>
@@ -12516,54 +18286,49 @@
 
 <file path=word/footer1.xml><?xml version="1.0" encoding="utf-8"?>
 <w:ftr xmlns:wpc="http://schemas.microsoft.com/office/word/2010/wordprocessingCanvas" xmlns:cx="http://schemas.microsoft.com/office/drawing/2014/chartex" xmlns:cx1="http://schemas.microsoft.com/office/drawing/2015/9/8/chartex" xmlns:cx2="http://schemas.microsoft.com/office/drawing/2015/10/21/chartex" xmlns:cx3="http://schemas.microsoft.com/office/drawing/2016/5/9/chartex" xmlns:cx4="http://schemas.microsoft.com/office/drawing/2016/5/10/chartex" xmlns:cx5="http://schemas.microsoft.com/office/drawing/2016/5/11/chartex" xmlns:cx6="http://schemas.microsoft.com/office/drawing/2016/5/12/chartex" xmlns:cx7="http://schemas.microsoft.com/office/drawing/2016/5/13/chartex" xmlns:cx8="http://schemas.microsoft.com/office/drawing/2016/5/14/chartex" xmlns:mc="http://schemas.openxmlformats.org/markup-compatibility/2006" xmlns:aink="http://schemas.microsoft.com/office/drawing/2016/ink" xmlns:am3d="http://schemas.microsoft.com/office/drawing/2017/model3d" xmlns:o="urn:schemas-microsoft-com:office:office" xmlns:oel="http://schemas.microsoft.com/office/2019/extlst" xmlns:r="http://schemas.openxmlformats.org/officeDocument/2006/relationships" xmlns:m="http://schemas.openxmlformats.org/officeDocument/2006/math" xmlns:v="urn:schemas-microsoft-com:vml" xmlns:wp14="http://schemas.microsoft.com/office/word/2010/wordprocessingDrawing" xmlns:wp="http://schemas.openxmlformats.org/drawingml/2006/wordprocessingDrawing" xmlns:w10="urn:schemas-microsoft-com:office:word" xmlns:w="http://schemas.openxmlformats.org/wordprocessingml/2006/main" xmlns:w14="http://schemas.microsoft.com/office/word/2010/wordml" xmlns:w15="http://schemas.microsoft.com/office/word/2012/wordml" xmlns:w16cei="http://schemas.microsoft.com/office/word/2026/wordml/cei" xmlns:w16cex="http://schemas.microsoft.com/office/word/2018/wordml/cex" xmlns:w16cid="http://schemas.microsoft.com/office/word/2016/wordml/cid" xmlns:w16="http://schemas.microsoft.com/office/word/2018/wordml" xmlns:w16du="http://schemas.microsoft.com/office/word/2023/wordml/word16du" xmlns:w16sdtdh="http://schemas.microsoft.com/office/word/2020/wordml/sdtdatahash" xmlns:w16sdtfl="http://schemas.microsoft.com/office/word/2024/wordml/sdtformatlock" xmlns:w16se="http://schemas.microsoft.com/office/word/2015/wordml/symex" xmlns:wpg="http://schemas.microsoft.com/office/word/2010/wordprocessingGroup" xmlns:wpi="http://schemas.microsoft.com/office/word/2010/wordprocessingInk" xmlns:wne="http://schemas.microsoft.com/office/word/2006/wordml" xmlns:wps="http://schemas.microsoft.com/office/word/2010/wordprocessingShape" mc:Ignorable="w14 w15 w16se w16cid w16 w16cex w16sdtdh w16sdtfl w16du wp14">
-  <w:p>
-    <w:pPr>
-      <w:pStyle w:val="Footer"/>
-      <w:jc w:val="center"/>
-      <w:rPr>
-        <w:caps/>
+  <w:sdt>
+    <w:sdtPr>
+      <w:id w:val="-1106575247"/>
+      <w:docPartObj>
+        <w:docPartGallery w:val="Page Numbers (Bottom of Page)"/>
+        <w:docPartUnique/>
+      </w:docPartObj>
+    </w:sdtPr>
+    <w:sdtEndPr>
+      <w:rPr>
         <w:noProof/>
-        <w:color w:val="000000" w:themeColor="text1"/>
-      </w:rPr>
-    </w:pPr>
-    <w:r>
-      <w:rPr>
-        <w:caps/>
-        <w:color w:val="000000" w:themeColor="text1"/>
-      </w:rPr>
-      <w:fldChar w:fldCharType="begin"/>
-    </w:r>
-    <w:r>
-      <w:rPr>
-        <w:caps/>
-        <w:color w:val="000000" w:themeColor="text1"/>
-      </w:rPr>
-      <w:instrText xml:space="preserve"> PAGE   \* MERGEFORMAT </w:instrText>
-    </w:r>
-    <w:r>
-      <w:rPr>
-        <w:caps/>
-        <w:color w:val="000000" w:themeColor="text1"/>
-      </w:rPr>
-      <w:fldChar w:fldCharType="separate"/>
-    </w:r>
-    <w:r>
-      <w:rPr>
-        <w:caps/>
-        <w:noProof/>
-        <w:color w:val="000000" w:themeColor="text1"/>
-      </w:rPr>
-      <w:t>2</w:t>
-    </w:r>
-    <w:r>
-      <w:rPr>
-        <w:caps/>
-        <w:noProof/>
-        <w:color w:val="000000" w:themeColor="text1"/>
-      </w:rPr>
-      <w:fldChar w:fldCharType="end"/>
-    </w:r>
-  </w:p>
+      </w:rPr>
+    </w:sdtEndPr>
+    <w:sdtContent>
+      <w:p>
+        <w:pPr>
+          <w:pStyle w:val="Footer"/>
+          <w:jc w:val="center"/>
+        </w:pPr>
+        <w:r>
+          <w:fldChar w:fldCharType="begin"/>
+        </w:r>
+        <w:r>
+          <w:instrText xml:space="preserve"> PAGE   \* MERGEFORMAT </w:instrText>
+        </w:r>
+        <w:r>
+          <w:fldChar w:fldCharType="separate"/>
+        </w:r>
+        <w:r>
+          <w:rPr>
+            <w:noProof/>
+          </w:rPr>
+          <w:t>2</w:t>
+        </w:r>
+        <w:r>
+          <w:rPr>
+            <w:noProof/>
+          </w:rPr>
+          <w:fldChar w:fldCharType="end"/>
+        </w:r>
+      </w:p>
+    </w:sdtContent>
+  </w:sdt>
   <w:p>
     <w:pPr>
       <w:pStyle w:val="Footer"/>
@@ -16325,6 +22090,119 @@
     </w:lvl>
   </w:abstractNum>
   <w:abstractNum w:abstractNumId="25" w15:restartNumberingAfterBreak="0">
+    <w:nsid w:val="4C8F4B64"/>
+    <w:multiLevelType w:val="multilevel"/>
+    <w:tmpl w:val="F60E2A62"/>
+    <w:lvl w:ilvl="0">
+      <w:start w:val="1"/>
+      <w:numFmt w:val="decimal"/>
+      <w:lvlText w:val="%1."/>
+      <w:lvlJc w:val="left"/>
+      <w:pPr>
+        <w:tabs>
+          <w:tab w:val="num" w:pos="720"/>
+        </w:tabs>
+        <w:ind w:left="720" w:hanging="360"/>
+      </w:pPr>
+    </w:lvl>
+    <w:lvl w:ilvl="1" w:tentative="1">
+      <w:start w:val="1"/>
+      <w:numFmt w:val="decimal"/>
+      <w:lvlText w:val="%2."/>
+      <w:lvlJc w:val="left"/>
+      <w:pPr>
+        <w:tabs>
+          <w:tab w:val="num" w:pos="1440"/>
+        </w:tabs>
+        <w:ind w:left="1440" w:hanging="360"/>
+      </w:pPr>
+    </w:lvl>
+    <w:lvl w:ilvl="2" w:tentative="1">
+      <w:start w:val="1"/>
+      <w:numFmt w:val="decimal"/>
+      <w:lvlText w:val="%3."/>
+      <w:lvlJc w:val="left"/>
+      <w:pPr>
+        <w:tabs>
+          <w:tab w:val="num" w:pos="2160"/>
+        </w:tabs>
+        <w:ind w:left="2160" w:hanging="360"/>
+      </w:pPr>
+    </w:lvl>
+    <w:lvl w:ilvl="3" w:tentative="1">
+      <w:start w:val="1"/>
+      <w:numFmt w:val="decimal"/>
+      <w:lvlText w:val="%4."/>
+      <w:lvlJc w:val="left"/>
+      <w:pPr>
+        <w:tabs>
+          <w:tab w:val="num" w:pos="2880"/>
+        </w:tabs>
+        <w:ind w:left="2880" w:hanging="360"/>
+      </w:pPr>
+    </w:lvl>
+    <w:lvl w:ilvl="4" w:tentative="1">
+      <w:start w:val="1"/>
+      <w:numFmt w:val="decimal"/>
+      <w:lvlText w:val="%5."/>
+      <w:lvlJc w:val="left"/>
+      <w:pPr>
+        <w:tabs>
+          <w:tab w:val="num" w:pos="3600"/>
+        </w:tabs>
+        <w:ind w:left="3600" w:hanging="360"/>
+      </w:pPr>
+    </w:lvl>
+    <w:lvl w:ilvl="5" w:tentative="1">
+      <w:start w:val="1"/>
+      <w:numFmt w:val="decimal"/>
+      <w:lvlText w:val="%6."/>
+      <w:lvlJc w:val="left"/>
+      <w:pPr>
+        <w:tabs>
+          <w:tab w:val="num" w:pos="4320"/>
+        </w:tabs>
+        <w:ind w:left="4320" w:hanging="360"/>
+      </w:pPr>
+    </w:lvl>
+    <w:lvl w:ilvl="6" w:tentative="1">
+      <w:start w:val="1"/>
+      <w:numFmt w:val="decimal"/>
+      <w:lvlText w:val="%7."/>
+      <w:lvlJc w:val="left"/>
+      <w:pPr>
+        <w:tabs>
+          <w:tab w:val="num" w:pos="5040"/>
+        </w:tabs>
+        <w:ind w:left="5040" w:hanging="360"/>
+      </w:pPr>
+    </w:lvl>
+    <w:lvl w:ilvl="7" w:tentative="1">
+      <w:start w:val="1"/>
+      <w:numFmt w:val="decimal"/>
+      <w:lvlText w:val="%8."/>
+      <w:lvlJc w:val="left"/>
+      <w:pPr>
+        <w:tabs>
+          <w:tab w:val="num" w:pos="5760"/>
+        </w:tabs>
+        <w:ind w:left="5760" w:hanging="360"/>
+      </w:pPr>
+    </w:lvl>
+    <w:lvl w:ilvl="8" w:tentative="1">
+      <w:start w:val="1"/>
+      <w:numFmt w:val="decimal"/>
+      <w:lvlText w:val="%9."/>
+      <w:lvlJc w:val="left"/>
+      <w:pPr>
+        <w:tabs>
+          <w:tab w:val="num" w:pos="6480"/>
+        </w:tabs>
+        <w:ind w:left="6480" w:hanging="360"/>
+      </w:pPr>
+    </w:lvl>
+  </w:abstractNum>
+  <w:abstractNum w:abstractNumId="26" w15:restartNumberingAfterBreak="0">
     <w:nsid w:val="4D015B3F"/>
     <w:multiLevelType w:val="multilevel"/>
     <w:tmpl w:val="74ECF76C"/>
@@ -16473,7 +22351,7 @@
       </w:rPr>
     </w:lvl>
   </w:abstractNum>
-  <w:abstractNum w:abstractNumId="26" w15:restartNumberingAfterBreak="0">
+  <w:abstractNum w:abstractNumId="27" w15:restartNumberingAfterBreak="0">
     <w:nsid w:val="51980401"/>
     <w:multiLevelType w:val="multilevel"/>
     <w:tmpl w:val="9C12C9D2"/>
@@ -16622,7 +22500,7 @@
       </w:rPr>
     </w:lvl>
   </w:abstractNum>
-  <w:abstractNum w:abstractNumId="27" w15:restartNumberingAfterBreak="0">
+  <w:abstractNum w:abstractNumId="28" w15:restartNumberingAfterBreak="0">
     <w:nsid w:val="56221522"/>
     <w:multiLevelType w:val="multilevel"/>
     <w:tmpl w:val="F9FCC39A"/>
@@ -16771,7 +22649,120 @@
       </w:rPr>
     </w:lvl>
   </w:abstractNum>
-  <w:abstractNum w:abstractNumId="28" w15:restartNumberingAfterBreak="0">
+  <w:abstractNum w:abstractNumId="29" w15:restartNumberingAfterBreak="0">
+    <w:nsid w:val="5B884751"/>
+    <w:multiLevelType w:val="multilevel"/>
+    <w:tmpl w:val="686080BC"/>
+    <w:lvl w:ilvl="0">
+      <w:start w:val="9"/>
+      <w:numFmt w:val="decimal"/>
+      <w:lvlText w:val="%1."/>
+      <w:lvlJc w:val="left"/>
+      <w:pPr>
+        <w:tabs>
+          <w:tab w:val="num" w:pos="720"/>
+        </w:tabs>
+        <w:ind w:left="720" w:hanging="360"/>
+      </w:pPr>
+    </w:lvl>
+    <w:lvl w:ilvl="1" w:tentative="1">
+      <w:start w:val="1"/>
+      <w:numFmt w:val="decimal"/>
+      <w:lvlText w:val="%2."/>
+      <w:lvlJc w:val="left"/>
+      <w:pPr>
+        <w:tabs>
+          <w:tab w:val="num" w:pos="1440"/>
+        </w:tabs>
+        <w:ind w:left="1440" w:hanging="360"/>
+      </w:pPr>
+    </w:lvl>
+    <w:lvl w:ilvl="2" w:tentative="1">
+      <w:start w:val="1"/>
+      <w:numFmt w:val="decimal"/>
+      <w:lvlText w:val="%3."/>
+      <w:lvlJc w:val="left"/>
+      <w:pPr>
+        <w:tabs>
+          <w:tab w:val="num" w:pos="2160"/>
+        </w:tabs>
+        <w:ind w:left="2160" w:hanging="360"/>
+      </w:pPr>
+    </w:lvl>
+    <w:lvl w:ilvl="3" w:tentative="1">
+      <w:start w:val="1"/>
+      <w:numFmt w:val="decimal"/>
+      <w:lvlText w:val="%4."/>
+      <w:lvlJc w:val="left"/>
+      <w:pPr>
+        <w:tabs>
+          <w:tab w:val="num" w:pos="2880"/>
+        </w:tabs>
+        <w:ind w:left="2880" w:hanging="360"/>
+      </w:pPr>
+    </w:lvl>
+    <w:lvl w:ilvl="4" w:tentative="1">
+      <w:start w:val="1"/>
+      <w:numFmt w:val="decimal"/>
+      <w:lvlText w:val="%5."/>
+      <w:lvlJc w:val="left"/>
+      <w:pPr>
+        <w:tabs>
+          <w:tab w:val="num" w:pos="3600"/>
+        </w:tabs>
+        <w:ind w:left="3600" w:hanging="360"/>
+      </w:pPr>
+    </w:lvl>
+    <w:lvl w:ilvl="5" w:tentative="1">
+      <w:start w:val="1"/>
+      <w:numFmt w:val="decimal"/>
+      <w:lvlText w:val="%6."/>
+      <w:lvlJc w:val="left"/>
+      <w:pPr>
+        <w:tabs>
+          <w:tab w:val="num" w:pos="4320"/>
+        </w:tabs>
+        <w:ind w:left="4320" w:hanging="360"/>
+      </w:pPr>
+    </w:lvl>
+    <w:lvl w:ilvl="6" w:tentative="1">
+      <w:start w:val="1"/>
+      <w:numFmt w:val="decimal"/>
+      <w:lvlText w:val="%7."/>
+      <w:lvlJc w:val="left"/>
+      <w:pPr>
+        <w:tabs>
+          <w:tab w:val="num" w:pos="5040"/>
+        </w:tabs>
+        <w:ind w:left="5040" w:hanging="360"/>
+      </w:pPr>
+    </w:lvl>
+    <w:lvl w:ilvl="7" w:tentative="1">
+      <w:start w:val="1"/>
+      <w:numFmt w:val="decimal"/>
+      <w:lvlText w:val="%8."/>
+      <w:lvlJc w:val="left"/>
+      <w:pPr>
+        <w:tabs>
+          <w:tab w:val="num" w:pos="5760"/>
+        </w:tabs>
+        <w:ind w:left="5760" w:hanging="360"/>
+      </w:pPr>
+    </w:lvl>
+    <w:lvl w:ilvl="8" w:tentative="1">
+      <w:start w:val="1"/>
+      <w:numFmt w:val="decimal"/>
+      <w:lvlText w:val="%9."/>
+      <w:lvlJc w:val="left"/>
+      <w:pPr>
+        <w:tabs>
+          <w:tab w:val="num" w:pos="6480"/>
+        </w:tabs>
+        <w:ind w:left="6480" w:hanging="360"/>
+      </w:pPr>
+    </w:lvl>
+  </w:abstractNum>
+  <w:abstractNum w:abstractNumId="30" w15:restartNumberingAfterBreak="0">
     <w:nsid w:val="64A961E5"/>
     <w:multiLevelType w:val="multilevel"/>
     <w:tmpl w:val="D1067E7E"/>
@@ -16920,7 +22911,7 @@
       </w:rPr>
     </w:lvl>
   </w:abstractNum>
-  <w:abstractNum w:abstractNumId="29" w15:restartNumberingAfterBreak="0">
+  <w:abstractNum w:abstractNumId="31" w15:restartNumberingAfterBreak="0">
     <w:nsid w:val="650C5935"/>
     <w:multiLevelType w:val="multilevel"/>
     <w:tmpl w:val="407422C8"/>
@@ -17069,7 +23060,7 @@
       </w:rPr>
     </w:lvl>
   </w:abstractNum>
-  <w:abstractNum w:abstractNumId="30" w15:restartNumberingAfterBreak="0">
+  <w:abstractNum w:abstractNumId="32" w15:restartNumberingAfterBreak="0">
     <w:nsid w:val="654C72F9"/>
     <w:multiLevelType w:val="multilevel"/>
     <w:tmpl w:val="1408D536"/>
@@ -17218,7 +23209,7 @@
       </w:rPr>
     </w:lvl>
   </w:abstractNum>
-  <w:abstractNum w:abstractNumId="31" w15:restartNumberingAfterBreak="0">
+  <w:abstractNum w:abstractNumId="33" w15:restartNumberingAfterBreak="0">
     <w:nsid w:val="669C48D2"/>
     <w:multiLevelType w:val="multilevel"/>
     <w:tmpl w:val="CA1412D4"/>
@@ -17367,7 +23358,7 @@
       </w:rPr>
     </w:lvl>
   </w:abstractNum>
-  <w:abstractNum w:abstractNumId="32" w15:restartNumberingAfterBreak="0">
+  <w:abstractNum w:abstractNumId="34" w15:restartNumberingAfterBreak="0">
     <w:nsid w:val="6A812BE8"/>
     <w:multiLevelType w:val="multilevel"/>
     <w:tmpl w:val="27262870"/>
@@ -17516,7 +23507,7 @@
       </w:rPr>
     </w:lvl>
   </w:abstractNum>
-  <w:abstractNum w:abstractNumId="33" w15:restartNumberingAfterBreak="0">
+  <w:abstractNum w:abstractNumId="35" w15:restartNumberingAfterBreak="0">
     <w:nsid w:val="6C850615"/>
     <w:multiLevelType w:val="multilevel"/>
     <w:tmpl w:val="E2BCCD2E"/>
@@ -17665,7 +23656,120 @@
       </w:rPr>
     </w:lvl>
   </w:abstractNum>
-  <w:abstractNum w:abstractNumId="34" w15:restartNumberingAfterBreak="0">
+  <w:abstractNum w:abstractNumId="36" w15:restartNumberingAfterBreak="0">
+    <w:nsid w:val="6CB36F59"/>
+    <w:multiLevelType w:val="multilevel"/>
+    <w:tmpl w:val="FCDAD122"/>
+    <w:lvl w:ilvl="0">
+      <w:start w:val="6"/>
+      <w:numFmt w:val="decimal"/>
+      <w:lvlText w:val="%1."/>
+      <w:lvlJc w:val="left"/>
+      <w:pPr>
+        <w:tabs>
+          <w:tab w:val="num" w:pos="720"/>
+        </w:tabs>
+        <w:ind w:left="720" w:hanging="360"/>
+      </w:pPr>
+    </w:lvl>
+    <w:lvl w:ilvl="1" w:tentative="1">
+      <w:start w:val="1"/>
+      <w:numFmt w:val="decimal"/>
+      <w:lvlText w:val="%2."/>
+      <w:lvlJc w:val="left"/>
+      <w:pPr>
+        <w:tabs>
+          <w:tab w:val="num" w:pos="1440"/>
+        </w:tabs>
+        <w:ind w:left="1440" w:hanging="360"/>
+      </w:pPr>
+    </w:lvl>
+    <w:lvl w:ilvl="2" w:tentative="1">
+      <w:start w:val="1"/>
+      <w:numFmt w:val="decimal"/>
+      <w:lvlText w:val="%3."/>
+      <w:lvlJc w:val="left"/>
+      <w:pPr>
+        <w:tabs>
+          <w:tab w:val="num" w:pos="2160"/>
+        </w:tabs>
+        <w:ind w:left="2160" w:hanging="360"/>
+      </w:pPr>
+    </w:lvl>
+    <w:lvl w:ilvl="3" w:tentative="1">
+      <w:start w:val="1"/>
+      <w:numFmt w:val="decimal"/>
+      <w:lvlText w:val="%4."/>
+      <w:lvlJc w:val="left"/>
+      <w:pPr>
+        <w:tabs>
+          <w:tab w:val="num" w:pos="2880"/>
+        </w:tabs>
+        <w:ind w:left="2880" w:hanging="360"/>
+      </w:pPr>
+    </w:lvl>
+    <w:lvl w:ilvl="4" w:tentative="1">
+      <w:start w:val="1"/>
+      <w:numFmt w:val="decimal"/>
+      <w:lvlText w:val="%5."/>
+      <w:lvlJc w:val="left"/>
+      <w:pPr>
+        <w:tabs>
+          <w:tab w:val="num" w:pos="3600"/>
+        </w:tabs>
+        <w:ind w:left="3600" w:hanging="360"/>
+      </w:pPr>
+    </w:lvl>
+    <w:lvl w:ilvl="5" w:tentative="1">
+      <w:start w:val="1"/>
+      <w:numFmt w:val="decimal"/>
+      <w:lvlText w:val="%6."/>
+      <w:lvlJc w:val="left"/>
+      <w:pPr>
+        <w:tabs>
+          <w:tab w:val="num" w:pos="4320"/>
+        </w:tabs>
+        <w:ind w:left="4320" w:hanging="360"/>
+      </w:pPr>
+    </w:lvl>
+    <w:lvl w:ilvl="6" w:tentative="1">
+      <w:start w:val="1"/>
+      <w:numFmt w:val="decimal"/>
+      <w:lvlText w:val="%7."/>
+      <w:lvlJc w:val="left"/>
+      <w:pPr>
+        <w:tabs>
+          <w:tab w:val="num" w:pos="5040"/>
+        </w:tabs>
+        <w:ind w:left="5040" w:hanging="360"/>
+      </w:pPr>
+    </w:lvl>
+    <w:lvl w:ilvl="7" w:tentative="1">
+      <w:start w:val="1"/>
+      <w:numFmt w:val="decimal"/>
+      <w:lvlText w:val="%8."/>
+      <w:lvlJc w:val="left"/>
+      <w:pPr>
+        <w:tabs>
+          <w:tab w:val="num" w:pos="5760"/>
+        </w:tabs>
+        <w:ind w:left="5760" w:hanging="360"/>
+      </w:pPr>
+    </w:lvl>
+    <w:lvl w:ilvl="8" w:tentative="1">
+      <w:start w:val="1"/>
+      <w:numFmt w:val="decimal"/>
+      <w:lvlText w:val="%9."/>
+      <w:lvlJc w:val="left"/>
+      <w:pPr>
+        <w:tabs>
+          <w:tab w:val="num" w:pos="6480"/>
+        </w:tabs>
+        <w:ind w:left="6480" w:hanging="360"/>
+      </w:pPr>
+    </w:lvl>
+  </w:abstractNum>
+  <w:abstractNum w:abstractNumId="37" w15:restartNumberingAfterBreak="0">
     <w:nsid w:val="6F48601D"/>
     <w:multiLevelType w:val="multilevel"/>
     <w:tmpl w:val="FC04C020"/>
@@ -17814,7 +23918,7 @@
       </w:rPr>
     </w:lvl>
   </w:abstractNum>
-  <w:abstractNum w:abstractNumId="35" w15:restartNumberingAfterBreak="0">
+  <w:abstractNum w:abstractNumId="38" w15:restartNumberingAfterBreak="0">
     <w:nsid w:val="70DE3EB6"/>
     <w:multiLevelType w:val="multilevel"/>
     <w:tmpl w:val="18F254FC"/>
@@ -17963,7 +24067,7 @@
       </w:rPr>
     </w:lvl>
   </w:abstractNum>
-  <w:abstractNum w:abstractNumId="36" w15:restartNumberingAfterBreak="0">
+  <w:abstractNum w:abstractNumId="39" w15:restartNumberingAfterBreak="0">
     <w:nsid w:val="72B97EF6"/>
     <w:multiLevelType w:val="multilevel"/>
     <w:tmpl w:val="0E9CEBD6"/>
@@ -18112,7 +24216,7 @@
       </w:rPr>
     </w:lvl>
   </w:abstractNum>
-  <w:abstractNum w:abstractNumId="37" w15:restartNumberingAfterBreak="0">
+  <w:abstractNum w:abstractNumId="40" w15:restartNumberingAfterBreak="0">
     <w:nsid w:val="72DB04CF"/>
     <w:multiLevelType w:val="multilevel"/>
     <w:tmpl w:val="2E5E162E"/>
@@ -18261,7 +24365,7 @@
       </w:rPr>
     </w:lvl>
   </w:abstractNum>
-  <w:abstractNum w:abstractNumId="38" w15:restartNumberingAfterBreak="0">
+  <w:abstractNum w:abstractNumId="41" w15:restartNumberingAfterBreak="0">
     <w:nsid w:val="76D05207"/>
     <w:multiLevelType w:val="multilevel"/>
     <w:tmpl w:val="3FFAB4A8"/>
@@ -18410,7 +24514,7 @@
       </w:rPr>
     </w:lvl>
   </w:abstractNum>
-  <w:abstractNum w:abstractNumId="39" w15:restartNumberingAfterBreak="0">
+  <w:abstractNum w:abstractNumId="42" w15:restartNumberingAfterBreak="0">
     <w:nsid w:val="7700166E"/>
     <w:multiLevelType w:val="multilevel"/>
     <w:tmpl w:val="40429264"/>
@@ -18559,7 +24663,7 @@
       </w:rPr>
     </w:lvl>
   </w:abstractNum>
-  <w:abstractNum w:abstractNumId="40" w15:restartNumberingAfterBreak="0">
+  <w:abstractNum w:abstractNumId="43" w15:restartNumberingAfterBreak="0">
     <w:nsid w:val="77DC150E"/>
     <w:multiLevelType w:val="multilevel"/>
     <w:tmpl w:val="D688A678"/>
@@ -18708,7 +24812,7 @@
       </w:rPr>
     </w:lvl>
   </w:abstractNum>
-  <w:abstractNum w:abstractNumId="41" w15:restartNumberingAfterBreak="0">
+  <w:abstractNum w:abstractNumId="44" w15:restartNumberingAfterBreak="0">
     <w:nsid w:val="78095517"/>
     <w:multiLevelType w:val="multilevel"/>
     <w:tmpl w:val="48EE5E0A"/>
@@ -18857,7 +24961,7 @@
       </w:rPr>
     </w:lvl>
   </w:abstractNum>
-  <w:abstractNum w:abstractNumId="42" w15:restartNumberingAfterBreak="0">
+  <w:abstractNum w:abstractNumId="45" w15:restartNumberingAfterBreak="0">
     <w:nsid w:val="7F425396"/>
     <w:multiLevelType w:val="multilevel"/>
     <w:tmpl w:val="CFF0E338"/>
@@ -19007,10 +25111,10 @@
     </w:lvl>
   </w:abstractNum>
   <w:num w:numId="1" w16cid:durableId="441266554">
-    <w:abstractNumId w:val="36"/>
+    <w:abstractNumId w:val="39"/>
   </w:num>
   <w:num w:numId="2" w16cid:durableId="617876053">
-    <w:abstractNumId w:val="28"/>
+    <w:abstractNumId w:val="30"/>
   </w:num>
   <w:num w:numId="3" w16cid:durableId="1269697604">
     <w:abstractNumId w:val="7"/>
@@ -19028,7 +25132,7 @@
     <w:abstractNumId w:val="4"/>
   </w:num>
   <w:num w:numId="8" w16cid:durableId="1011417805">
-    <w:abstractNumId w:val="25"/>
+    <w:abstractNumId w:val="26"/>
   </w:num>
   <w:num w:numId="9" w16cid:durableId="552497527">
     <w:abstractNumId w:val="13"/>
@@ -19037,7 +25141,7 @@
     <w:abstractNumId w:val="16"/>
   </w:num>
   <w:num w:numId="11" w16cid:durableId="1248540473">
-    <w:abstractNumId w:val="27"/>
+    <w:abstractNumId w:val="28"/>
   </w:num>
   <w:num w:numId="12" w16cid:durableId="1249852573">
     <w:abstractNumId w:val="17"/>
@@ -19046,46 +25150,46 @@
     <w:abstractNumId w:val="11"/>
   </w:num>
   <w:num w:numId="14" w16cid:durableId="462965524">
-    <w:abstractNumId w:val="26"/>
+    <w:abstractNumId w:val="27"/>
   </w:num>
   <w:num w:numId="15" w16cid:durableId="264313273">
     <w:abstractNumId w:val="22"/>
   </w:num>
   <w:num w:numId="16" w16cid:durableId="1416437214">
-    <w:abstractNumId w:val="39"/>
+    <w:abstractNumId w:val="42"/>
   </w:num>
   <w:num w:numId="17" w16cid:durableId="2054501219">
-    <w:abstractNumId w:val="40"/>
+    <w:abstractNumId w:val="43"/>
   </w:num>
   <w:num w:numId="18" w16cid:durableId="1061438297">
     <w:abstractNumId w:val="9"/>
   </w:num>
   <w:num w:numId="19" w16cid:durableId="469514923">
-    <w:abstractNumId w:val="34"/>
+    <w:abstractNumId w:val="37"/>
   </w:num>
   <w:num w:numId="20" w16cid:durableId="578439171">
-    <w:abstractNumId w:val="38"/>
+    <w:abstractNumId w:val="41"/>
   </w:num>
   <w:num w:numId="21" w16cid:durableId="366881298">
-    <w:abstractNumId w:val="30"/>
+    <w:abstractNumId w:val="32"/>
   </w:num>
   <w:num w:numId="22" w16cid:durableId="247469252">
     <w:abstractNumId w:val="19"/>
   </w:num>
   <w:num w:numId="23" w16cid:durableId="1478765411">
-    <w:abstractNumId w:val="32"/>
+    <w:abstractNumId w:val="34"/>
   </w:num>
   <w:num w:numId="24" w16cid:durableId="209997353">
     <w:abstractNumId w:val="12"/>
   </w:num>
   <w:num w:numId="25" w16cid:durableId="814370848">
-    <w:abstractNumId w:val="37"/>
+    <w:abstractNumId w:val="40"/>
   </w:num>
   <w:num w:numId="26" w16cid:durableId="1798403899">
     <w:abstractNumId w:val="5"/>
   </w:num>
   <w:num w:numId="27" w16cid:durableId="1294215417">
-    <w:abstractNumId w:val="29"/>
+    <w:abstractNumId w:val="31"/>
   </w:num>
   <w:num w:numId="28" w16cid:durableId="1677805774">
     <w:abstractNumId w:val="0"/>
@@ -19100,7 +25204,7 @@
     <w:abstractNumId w:val="10"/>
   </w:num>
   <w:num w:numId="32" w16cid:durableId="1421439747">
-    <w:abstractNumId w:val="35"/>
+    <w:abstractNumId w:val="38"/>
   </w:num>
   <w:num w:numId="33" w16cid:durableId="248972829">
     <w:abstractNumId w:val="1"/>
@@ -19109,22 +25213,22 @@
     <w:abstractNumId w:val="21"/>
   </w:num>
   <w:num w:numId="35" w16cid:durableId="1654329747">
-    <w:abstractNumId w:val="31"/>
+    <w:abstractNumId w:val="33"/>
   </w:num>
   <w:num w:numId="36" w16cid:durableId="2083479442">
-    <w:abstractNumId w:val="33"/>
+    <w:abstractNumId w:val="35"/>
   </w:num>
   <w:num w:numId="37" w16cid:durableId="409738454">
     <w:abstractNumId w:val="8"/>
   </w:num>
   <w:num w:numId="38" w16cid:durableId="807626465">
-    <w:abstractNumId w:val="42"/>
+    <w:abstractNumId w:val="45"/>
   </w:num>
   <w:num w:numId="39" w16cid:durableId="860046603">
     <w:abstractNumId w:val="2"/>
   </w:num>
   <w:num w:numId="40" w16cid:durableId="108135804">
-    <w:abstractNumId w:val="41"/>
+    <w:abstractNumId w:val="44"/>
   </w:num>
   <w:num w:numId="41" w16cid:durableId="413740770">
     <w:abstractNumId w:val="6"/>
@@ -19134,6 +25238,15 @@
   </w:num>
   <w:num w:numId="43" w16cid:durableId="1388799054">
     <w:abstractNumId w:val="3"/>
+  </w:num>
+  <w:num w:numId="44" w16cid:durableId="901595753">
+    <w:abstractNumId w:val="25"/>
+  </w:num>
+  <w:num w:numId="45" w16cid:durableId="1337148025">
+    <w:abstractNumId w:val="36"/>
+  </w:num>
+  <w:num w:numId="46" w16cid:durableId="308750963">
+    <w:abstractNumId w:val="29"/>
   </w:num>
 </w:numbering>
 </file>
@@ -20271,6 +26384,48 @@
       </w:tcPr>
     </w:tblStylePr>
   </w:style>
+  <w:style w:type="table" w:styleId="TableGrid">
+    <w:name w:val="Table Grid"/>
+    <w:basedOn w:val="TableNormal"/>
+    <w:uiPriority w:val="39"/>
+    <w:rsid w:val="001663EC"/>
+    <w:pPr>
+      <w:spacing w:before="0" w:after="0"/>
+    </w:pPr>
+    <w:tblPr>
+      <w:tblBorders>
+        <w:top w:val="single" w:sz="4" w:space="0" w:color="auto"/>
+        <w:left w:val="single" w:sz="4" w:space="0" w:color="auto"/>
+        <w:bottom w:val="single" w:sz="4" w:space="0" w:color="auto"/>
+        <w:right w:val="single" w:sz="4" w:space="0" w:color="auto"/>
+        <w:insideH w:val="single" w:sz="4" w:space="0" w:color="auto"/>
+        <w:insideV w:val="single" w:sz="4" w:space="0" w:color="auto"/>
+      </w:tblBorders>
+    </w:tblPr>
+  </w:style>
+  <w:style w:type="character" w:styleId="Hyperlink">
+    <w:name w:val="Hyperlink"/>
+    <w:basedOn w:val="DefaultParagraphFont"/>
+    <w:uiPriority w:val="99"/>
+    <w:unhideWhenUsed/>
+    <w:rsid w:val="000E1EC3"/>
+    <w:rPr>
+      <w:color w:val="0563C1" w:themeColor="hyperlink"/>
+      <w:u w:val="single"/>
+    </w:rPr>
+  </w:style>
+  <w:style w:type="character" w:styleId="UnresolvedMention">
+    <w:name w:val="Unresolved Mention"/>
+    <w:basedOn w:val="DefaultParagraphFont"/>
+    <w:uiPriority w:val="99"/>
+    <w:semiHidden/>
+    <w:unhideWhenUsed/>
+    <w:rsid w:val="000E1EC3"/>
+    <w:rPr>
+      <w:color w:val="605E5C"/>
+      <w:shd w:val="clear" w:color="auto" w:fill="E1DFDD"/>
+    </w:rPr>
+  </w:style>
 </w:styles>
 </file>
 
